--- a/Docs/PED/PED v1.5.docx
+++ b/Docs/PED/PED v1.5.docx
@@ -526,6 +526,7 @@
           <w:kern w:val="2"/>
           <w:sz w:val="24"/>
           <w:szCs w:val="22"/>
+          <w:u w:val="none"/>
           <w:lang w:val="en-ZA"/>
           <w14:ligatures w14:val="standardContextual"/>
         </w:rPr>
@@ -561,7 +562,7 @@
               <w:rFonts w:asciiTheme="minorHAnsi" w:eastAsiaTheme="minorEastAsia" w:hAnsiTheme="minorHAnsi"/>
               <w:noProof/>
               <w:szCs w:val="24"/>
-              <w:lang w:val="en-GB" w:eastAsia="en-GB"/>
+              <w:lang w:eastAsia="en-ZA"/>
             </w:rPr>
           </w:pPr>
           <w:r>
@@ -573,7 +574,7 @@
           <w:r>
             <w:fldChar w:fldCharType="separate"/>
           </w:r>
-          <w:hyperlink w:anchor="_Toc239883016" w:history="1">
+          <w:hyperlink w:anchor="_Toc239884355" w:history="1">
             <w:r>
               <w:rPr>
                 <w:rStyle w:val="Hyperlink"/>
@@ -600,7 +601,7 @@
                 <w:noProof/>
                 <w:webHidden/>
               </w:rPr>
-              <w:instrText xml:space="preserve"> PAGEREF _Toc239883016 \h </w:instrText>
+              <w:instrText xml:space="preserve"> PAGEREF _Toc239884355 \h </w:instrText>
             </w:r>
             <w:r>
               <w:rPr>
@@ -620,7 +621,7 @@
                 <w:noProof/>
                 <w:webHidden/>
               </w:rPr>
-              <w:t>2</w:t>
+              <w:t>3</w:t>
             </w:r>
             <w:r>
               <w:rPr>
@@ -641,10 +642,10 @@
               <w:rFonts w:asciiTheme="minorHAnsi" w:eastAsiaTheme="minorEastAsia" w:hAnsiTheme="minorHAnsi"/>
               <w:noProof/>
               <w:szCs w:val="24"/>
-              <w:lang w:val="en-GB" w:eastAsia="en-GB"/>
+              <w:lang w:eastAsia="en-ZA"/>
             </w:rPr>
           </w:pPr>
-          <w:hyperlink w:anchor="_Toc239883017" w:history="1">
+          <w:hyperlink w:anchor="_Toc239884356" w:history="1">
             <w:r>
               <w:rPr>
                 <w:rStyle w:val="Hyperlink"/>
@@ -671,7 +672,7 @@
                 <w:noProof/>
                 <w:webHidden/>
               </w:rPr>
-              <w:instrText xml:space="preserve"> PAGEREF _Toc239883017 \h </w:instrText>
+              <w:instrText xml:space="preserve"> PAGEREF _Toc239884356 \h </w:instrText>
             </w:r>
             <w:r>
               <w:rPr>
@@ -691,7 +692,7 @@
                 <w:noProof/>
                 <w:webHidden/>
               </w:rPr>
-              <w:t>2</w:t>
+              <w:t>3</w:t>
             </w:r>
             <w:r>
               <w:rPr>
@@ -712,10 +713,10 @@
               <w:rFonts w:asciiTheme="minorHAnsi" w:eastAsiaTheme="minorEastAsia" w:hAnsiTheme="minorHAnsi"/>
               <w:noProof/>
               <w:szCs w:val="24"/>
-              <w:lang w:val="en-GB" w:eastAsia="en-GB"/>
+              <w:lang w:eastAsia="en-ZA"/>
             </w:rPr>
           </w:pPr>
-          <w:hyperlink w:anchor="_Toc239883018" w:history="1">
+          <w:hyperlink w:anchor="_Toc239884357" w:history="1">
             <w:r>
               <w:rPr>
                 <w:rStyle w:val="Hyperlink"/>
@@ -742,7 +743,7 @@
                 <w:noProof/>
                 <w:webHidden/>
               </w:rPr>
-              <w:instrText xml:space="preserve"> PAGEREF _Toc239883018 \h </w:instrText>
+              <w:instrText xml:space="preserve"> PAGEREF _Toc239884357 \h </w:instrText>
             </w:r>
             <w:r>
               <w:rPr>
@@ -762,7 +763,7 @@
                 <w:noProof/>
                 <w:webHidden/>
               </w:rPr>
-              <w:t>2</w:t>
+              <w:t>3</w:t>
             </w:r>
             <w:r>
               <w:rPr>
@@ -783,10 +784,10 @@
               <w:rFonts w:asciiTheme="minorHAnsi" w:eastAsiaTheme="minorEastAsia" w:hAnsiTheme="minorHAnsi"/>
               <w:noProof/>
               <w:szCs w:val="24"/>
-              <w:lang w:val="en-GB" w:eastAsia="en-GB"/>
+              <w:lang w:eastAsia="en-ZA"/>
             </w:rPr>
           </w:pPr>
-          <w:hyperlink w:anchor="_Toc239883019" w:history="1">
+          <w:hyperlink w:anchor="_Toc239884358" w:history="1">
             <w:r>
               <w:rPr>
                 <w:rStyle w:val="Hyperlink"/>
@@ -813,7 +814,7 @@
                 <w:noProof/>
                 <w:webHidden/>
               </w:rPr>
-              <w:instrText xml:space="preserve"> PAGEREF _Toc239883019 \h </w:instrText>
+              <w:instrText xml:space="preserve"> PAGEREF _Toc239884358 \h </w:instrText>
             </w:r>
             <w:r>
               <w:rPr>
@@ -833,7 +834,7 @@
                 <w:noProof/>
                 <w:webHidden/>
               </w:rPr>
-              <w:t>3</w:t>
+              <w:t>4</w:t>
             </w:r>
             <w:r>
               <w:rPr>
@@ -854,10 +855,10 @@
               <w:rFonts w:asciiTheme="minorHAnsi" w:eastAsiaTheme="minorEastAsia" w:hAnsiTheme="minorHAnsi"/>
               <w:noProof/>
               <w:szCs w:val="24"/>
-              <w:lang w:val="en-GB" w:eastAsia="en-GB"/>
+              <w:lang w:eastAsia="en-ZA"/>
             </w:rPr>
           </w:pPr>
-          <w:hyperlink w:anchor="_Toc239883020" w:history="1">
+          <w:hyperlink w:anchor="_Toc239884359" w:history="1">
             <w:r>
               <w:rPr>
                 <w:rStyle w:val="Hyperlink"/>
@@ -884,7 +885,7 @@
                 <w:noProof/>
                 <w:webHidden/>
               </w:rPr>
-              <w:instrText xml:space="preserve"> PAGEREF _Toc239883020 \h </w:instrText>
+              <w:instrText xml:space="preserve"> PAGEREF _Toc239884359 \h </w:instrText>
             </w:r>
             <w:r>
               <w:rPr>
@@ -904,7 +905,291 @@
                 <w:noProof/>
                 <w:webHidden/>
               </w:rPr>
-              <w:t>4</w:t>
+              <w:t>5</w:t>
+            </w:r>
+            <w:r>
+              <w:rPr>
+                <w:noProof/>
+                <w:webHidden/>
+              </w:rPr>
+              <w:fldChar w:fldCharType="end"/>
+            </w:r>
+          </w:hyperlink>
+        </w:p>
+        <w:p>
+          <w:pPr>
+            <w:pStyle w:val="TOC2"/>
+            <w:tabs>
+              <w:tab w:val="right" w:leader="dot" w:pos="9016"/>
+            </w:tabs>
+            <w:rPr>
+              <w:rFonts w:asciiTheme="minorHAnsi" w:eastAsiaTheme="minorEastAsia" w:hAnsiTheme="minorHAnsi"/>
+              <w:noProof/>
+              <w:szCs w:val="24"/>
+              <w:lang w:eastAsia="en-ZA"/>
+            </w:rPr>
+          </w:pPr>
+          <w:hyperlink w:anchor="_Toc239884360" w:history="1">
+            <w:r>
+              <w:rPr>
+                <w:rStyle w:val="Hyperlink"/>
+                <w:noProof/>
+              </w:rPr>
+              <w:t>In-Scope (M1 Baseline)</w:t>
+            </w:r>
+            <w:r>
+              <w:rPr>
+                <w:noProof/>
+                <w:webHidden/>
+              </w:rPr>
+              <w:tab/>
+            </w:r>
+            <w:r>
+              <w:rPr>
+                <w:noProof/>
+                <w:webHidden/>
+              </w:rPr>
+              <w:fldChar w:fldCharType="begin"/>
+            </w:r>
+            <w:r>
+              <w:rPr>
+                <w:noProof/>
+                <w:webHidden/>
+              </w:rPr>
+              <w:instrText xml:space="preserve"> PAGEREF _Toc239884360 \h </w:instrText>
+            </w:r>
+            <w:r>
+              <w:rPr>
+                <w:noProof/>
+                <w:webHidden/>
+              </w:rPr>
+            </w:r>
+            <w:r>
+              <w:rPr>
+                <w:noProof/>
+                <w:webHidden/>
+              </w:rPr>
+              <w:fldChar w:fldCharType="separate"/>
+            </w:r>
+            <w:r>
+              <w:rPr>
+                <w:noProof/>
+                <w:webHidden/>
+              </w:rPr>
+              <w:t>5</w:t>
+            </w:r>
+            <w:r>
+              <w:rPr>
+                <w:noProof/>
+                <w:webHidden/>
+              </w:rPr>
+              <w:fldChar w:fldCharType="end"/>
+            </w:r>
+          </w:hyperlink>
+        </w:p>
+        <w:p>
+          <w:pPr>
+            <w:pStyle w:val="TOC2"/>
+            <w:tabs>
+              <w:tab w:val="right" w:leader="dot" w:pos="9016"/>
+            </w:tabs>
+            <w:rPr>
+              <w:rFonts w:asciiTheme="minorHAnsi" w:eastAsiaTheme="minorEastAsia" w:hAnsiTheme="minorHAnsi"/>
+              <w:noProof/>
+              <w:szCs w:val="24"/>
+              <w:lang w:eastAsia="en-ZA"/>
+            </w:rPr>
+          </w:pPr>
+          <w:hyperlink w:anchor="_Toc239884361" w:history="1">
+            <w:r>
+              <w:rPr>
+                <w:rStyle w:val="Hyperlink"/>
+                <w:noProof/>
+              </w:rPr>
+              <w:t>Out-of-Scope (M1)</w:t>
+            </w:r>
+            <w:r>
+              <w:rPr>
+                <w:noProof/>
+                <w:webHidden/>
+              </w:rPr>
+              <w:tab/>
+            </w:r>
+            <w:r>
+              <w:rPr>
+                <w:noProof/>
+                <w:webHidden/>
+              </w:rPr>
+              <w:fldChar w:fldCharType="begin"/>
+            </w:r>
+            <w:r>
+              <w:rPr>
+                <w:noProof/>
+                <w:webHidden/>
+              </w:rPr>
+              <w:instrText xml:space="preserve"> PAGEREF _Toc239884361 \h </w:instrText>
+            </w:r>
+            <w:r>
+              <w:rPr>
+                <w:noProof/>
+                <w:webHidden/>
+              </w:rPr>
+            </w:r>
+            <w:r>
+              <w:rPr>
+                <w:noProof/>
+                <w:webHidden/>
+              </w:rPr>
+              <w:fldChar w:fldCharType="separate"/>
+            </w:r>
+            <w:r>
+              <w:rPr>
+                <w:noProof/>
+                <w:webHidden/>
+              </w:rPr>
+              <w:t>6</w:t>
+            </w:r>
+            <w:r>
+              <w:rPr>
+                <w:noProof/>
+                <w:webHidden/>
+              </w:rPr>
+              <w:fldChar w:fldCharType="end"/>
+            </w:r>
+          </w:hyperlink>
+        </w:p>
+        <w:p>
+          <w:pPr>
+            <w:pStyle w:val="TOC2"/>
+            <w:tabs>
+              <w:tab w:val="right" w:leader="dot" w:pos="9016"/>
+            </w:tabs>
+            <w:rPr>
+              <w:rFonts w:asciiTheme="minorHAnsi" w:eastAsiaTheme="minorEastAsia" w:hAnsiTheme="minorHAnsi"/>
+              <w:noProof/>
+              <w:szCs w:val="24"/>
+              <w:lang w:eastAsia="en-ZA"/>
+            </w:rPr>
+          </w:pPr>
+          <w:hyperlink w:anchor="_Toc239884362" w:history="1">
+            <w:r>
+              <w:rPr>
+                <w:rStyle w:val="Hyperlink"/>
+                <w:noProof/>
+              </w:rPr>
+              <w:t>Deferred / Future Scope</w:t>
+            </w:r>
+            <w:r>
+              <w:rPr>
+                <w:noProof/>
+                <w:webHidden/>
+              </w:rPr>
+              <w:tab/>
+            </w:r>
+            <w:r>
+              <w:rPr>
+                <w:noProof/>
+                <w:webHidden/>
+              </w:rPr>
+              <w:fldChar w:fldCharType="begin"/>
+            </w:r>
+            <w:r>
+              <w:rPr>
+                <w:noProof/>
+                <w:webHidden/>
+              </w:rPr>
+              <w:instrText xml:space="preserve"> PAGEREF _Toc239884362 \h </w:instrText>
+            </w:r>
+            <w:r>
+              <w:rPr>
+                <w:noProof/>
+                <w:webHidden/>
+              </w:rPr>
+            </w:r>
+            <w:r>
+              <w:rPr>
+                <w:noProof/>
+                <w:webHidden/>
+              </w:rPr>
+              <w:fldChar w:fldCharType="separate"/>
+            </w:r>
+            <w:r>
+              <w:rPr>
+                <w:noProof/>
+                <w:webHidden/>
+              </w:rPr>
+              <w:t>6</w:t>
+            </w:r>
+            <w:r>
+              <w:rPr>
+                <w:noProof/>
+                <w:webHidden/>
+              </w:rPr>
+              <w:fldChar w:fldCharType="end"/>
+            </w:r>
+          </w:hyperlink>
+        </w:p>
+        <w:p>
+          <w:pPr>
+            <w:pStyle w:val="TOC2"/>
+            <w:tabs>
+              <w:tab w:val="right" w:leader="dot" w:pos="9016"/>
+            </w:tabs>
+            <w:rPr>
+              <w:rFonts w:asciiTheme="minorHAnsi" w:eastAsiaTheme="minorEastAsia" w:hAnsiTheme="minorHAnsi"/>
+              <w:noProof/>
+              <w:szCs w:val="24"/>
+              <w:lang w:eastAsia="en-ZA"/>
+            </w:rPr>
+          </w:pPr>
+          <w:hyperlink w:anchor="_Toc239884363" w:history="1">
+            <w:r>
+              <w:rPr>
+                <w:rStyle w:val="Hyperlink"/>
+                <w:noProof/>
+              </w:rPr>
+              <w:t>Defence of a Deliberate Deferment</w:t>
+            </w:r>
+            <w:r>
+              <w:rPr>
+                <w:noProof/>
+                <w:webHidden/>
+              </w:rPr>
+              <w:tab/>
+            </w:r>
+            <w:r>
+              <w:rPr>
+                <w:noProof/>
+                <w:webHidden/>
+              </w:rPr>
+              <w:fldChar w:fldCharType="begin"/>
+            </w:r>
+            <w:r>
+              <w:rPr>
+                <w:noProof/>
+                <w:webHidden/>
+              </w:rPr>
+              <w:instrText xml:space="preserve"> PAGEREF _Toc239884363 \h </w:instrText>
+            </w:r>
+            <w:r>
+              <w:rPr>
+                <w:noProof/>
+                <w:webHidden/>
+              </w:rPr>
+            </w:r>
+            <w:r>
+              <w:rPr>
+                <w:noProof/>
+                <w:webHidden/>
+              </w:rPr>
+              <w:fldChar w:fldCharType="separate"/>
+            </w:r>
+            <w:r>
+              <w:rPr>
+                <w:noProof/>
+                <w:webHidden/>
+              </w:rPr>
+              <w:t>7</w:t>
             </w:r>
             <w:r>
               <w:rPr>
@@ -925,16 +1210,16 @@
               <w:rFonts w:asciiTheme="minorHAnsi" w:eastAsiaTheme="minorEastAsia" w:hAnsiTheme="minorHAnsi"/>
               <w:noProof/>
               <w:szCs w:val="24"/>
-              <w:lang w:val="en-GB" w:eastAsia="en-GB"/>
+              <w:lang w:eastAsia="en-ZA"/>
             </w:rPr>
           </w:pPr>
-          <w:hyperlink w:anchor="_Toc239883021" w:history="1">
+          <w:hyperlink w:anchor="_Toc239884364" w:history="1">
             <w:r>
               <w:rPr>
                 <w:rStyle w:val="Hyperlink"/>
                 <w:noProof/>
               </w:rPr>
-              <w:t>Requester Functional Requirements</w:t>
+              <w:t>Functional Requirements</w:t>
             </w:r>
             <w:r>
               <w:rPr>
@@ -955,7 +1240,7 @@
                 <w:noProof/>
                 <w:webHidden/>
               </w:rPr>
-              <w:instrText xml:space="preserve"> PAGEREF _Toc239883021 \h </w:instrText>
+              <w:instrText xml:space="preserve"> PAGEREF _Toc239884364 \h </w:instrText>
             </w:r>
             <w:r>
               <w:rPr>
@@ -975,7 +1260,504 @@
                 <w:noProof/>
                 <w:webHidden/>
               </w:rPr>
-              <w:t>4</w:t>
+              <w:t>7</w:t>
+            </w:r>
+            <w:r>
+              <w:rPr>
+                <w:noProof/>
+                <w:webHidden/>
+              </w:rPr>
+              <w:fldChar w:fldCharType="end"/>
+            </w:r>
+          </w:hyperlink>
+        </w:p>
+        <w:p>
+          <w:pPr>
+            <w:pStyle w:val="TOC2"/>
+            <w:tabs>
+              <w:tab w:val="right" w:leader="dot" w:pos="9016"/>
+            </w:tabs>
+            <w:rPr>
+              <w:rFonts w:asciiTheme="minorHAnsi" w:eastAsiaTheme="minorEastAsia" w:hAnsiTheme="minorHAnsi"/>
+              <w:noProof/>
+              <w:szCs w:val="24"/>
+              <w:lang w:eastAsia="en-ZA"/>
+            </w:rPr>
+          </w:pPr>
+          <w:hyperlink w:anchor="_Toc239884365" w:history="1">
+            <w:r>
+              <w:rPr>
+                <w:rStyle w:val="Hyperlink"/>
+                <w:noProof/>
+              </w:rPr>
+              <w:t>Requester</w:t>
+            </w:r>
+            <w:r>
+              <w:rPr>
+                <w:noProof/>
+                <w:webHidden/>
+              </w:rPr>
+              <w:tab/>
+            </w:r>
+            <w:r>
+              <w:rPr>
+                <w:noProof/>
+                <w:webHidden/>
+              </w:rPr>
+              <w:fldChar w:fldCharType="begin"/>
+            </w:r>
+            <w:r>
+              <w:rPr>
+                <w:noProof/>
+                <w:webHidden/>
+              </w:rPr>
+              <w:instrText xml:space="preserve"> PAGEREF _Toc239884365 \h </w:instrText>
+            </w:r>
+            <w:r>
+              <w:rPr>
+                <w:noProof/>
+                <w:webHidden/>
+              </w:rPr>
+            </w:r>
+            <w:r>
+              <w:rPr>
+                <w:noProof/>
+                <w:webHidden/>
+              </w:rPr>
+              <w:fldChar w:fldCharType="separate"/>
+            </w:r>
+            <w:r>
+              <w:rPr>
+                <w:noProof/>
+                <w:webHidden/>
+              </w:rPr>
+              <w:t>7</w:t>
+            </w:r>
+            <w:r>
+              <w:rPr>
+                <w:noProof/>
+                <w:webHidden/>
+              </w:rPr>
+              <w:fldChar w:fldCharType="end"/>
+            </w:r>
+          </w:hyperlink>
+        </w:p>
+        <w:p>
+          <w:pPr>
+            <w:pStyle w:val="TOC2"/>
+            <w:tabs>
+              <w:tab w:val="right" w:leader="dot" w:pos="9016"/>
+            </w:tabs>
+            <w:rPr>
+              <w:rFonts w:asciiTheme="minorHAnsi" w:eastAsiaTheme="minorEastAsia" w:hAnsiTheme="minorHAnsi"/>
+              <w:noProof/>
+              <w:szCs w:val="24"/>
+              <w:lang w:eastAsia="en-ZA"/>
+            </w:rPr>
+          </w:pPr>
+          <w:hyperlink w:anchor="_Toc239884366" w:history="1">
+            <w:r>
+              <w:rPr>
+                <w:rStyle w:val="Hyperlink"/>
+                <w:noProof/>
+              </w:rPr>
+              <w:t>Service Staff</w:t>
+            </w:r>
+            <w:r>
+              <w:rPr>
+                <w:noProof/>
+                <w:webHidden/>
+              </w:rPr>
+              <w:tab/>
+            </w:r>
+            <w:r>
+              <w:rPr>
+                <w:noProof/>
+                <w:webHidden/>
+              </w:rPr>
+              <w:fldChar w:fldCharType="begin"/>
+            </w:r>
+            <w:r>
+              <w:rPr>
+                <w:noProof/>
+                <w:webHidden/>
+              </w:rPr>
+              <w:instrText xml:space="preserve"> PAGEREF _Toc239884366 \h </w:instrText>
+            </w:r>
+            <w:r>
+              <w:rPr>
+                <w:noProof/>
+                <w:webHidden/>
+              </w:rPr>
+            </w:r>
+            <w:r>
+              <w:rPr>
+                <w:noProof/>
+                <w:webHidden/>
+              </w:rPr>
+              <w:fldChar w:fldCharType="separate"/>
+            </w:r>
+            <w:r>
+              <w:rPr>
+                <w:noProof/>
+                <w:webHidden/>
+              </w:rPr>
+              <w:t>9</w:t>
+            </w:r>
+            <w:r>
+              <w:rPr>
+                <w:noProof/>
+                <w:webHidden/>
+              </w:rPr>
+              <w:fldChar w:fldCharType="end"/>
+            </w:r>
+          </w:hyperlink>
+        </w:p>
+        <w:p>
+          <w:pPr>
+            <w:pStyle w:val="TOC2"/>
+            <w:tabs>
+              <w:tab w:val="right" w:leader="dot" w:pos="9016"/>
+            </w:tabs>
+            <w:rPr>
+              <w:rFonts w:asciiTheme="minorHAnsi" w:eastAsiaTheme="minorEastAsia" w:hAnsiTheme="minorHAnsi"/>
+              <w:noProof/>
+              <w:szCs w:val="24"/>
+              <w:lang w:eastAsia="en-ZA"/>
+            </w:rPr>
+          </w:pPr>
+          <w:hyperlink w:anchor="_Toc239884367" w:history="1">
+            <w:r>
+              <w:rPr>
+                <w:rStyle w:val="Hyperlink"/>
+                <w:noProof/>
+              </w:rPr>
+              <w:t>Management/Oversight</w:t>
+            </w:r>
+            <w:r>
+              <w:rPr>
+                <w:noProof/>
+                <w:webHidden/>
+              </w:rPr>
+              <w:tab/>
+            </w:r>
+            <w:r>
+              <w:rPr>
+                <w:noProof/>
+                <w:webHidden/>
+              </w:rPr>
+              <w:fldChar w:fldCharType="begin"/>
+            </w:r>
+            <w:r>
+              <w:rPr>
+                <w:noProof/>
+                <w:webHidden/>
+              </w:rPr>
+              <w:instrText xml:space="preserve"> PAGEREF _Toc239884367 \h </w:instrText>
+            </w:r>
+            <w:r>
+              <w:rPr>
+                <w:noProof/>
+                <w:webHidden/>
+              </w:rPr>
+            </w:r>
+            <w:r>
+              <w:rPr>
+                <w:noProof/>
+                <w:webHidden/>
+              </w:rPr>
+              <w:fldChar w:fldCharType="separate"/>
+            </w:r>
+            <w:r>
+              <w:rPr>
+                <w:noProof/>
+                <w:webHidden/>
+              </w:rPr>
+              <w:t>11</w:t>
+            </w:r>
+            <w:r>
+              <w:rPr>
+                <w:noProof/>
+                <w:webHidden/>
+              </w:rPr>
+              <w:fldChar w:fldCharType="end"/>
+            </w:r>
+          </w:hyperlink>
+        </w:p>
+        <w:p>
+          <w:pPr>
+            <w:pStyle w:val="TOC2"/>
+            <w:tabs>
+              <w:tab w:val="right" w:leader="dot" w:pos="9016"/>
+            </w:tabs>
+            <w:rPr>
+              <w:rFonts w:asciiTheme="minorHAnsi" w:eastAsiaTheme="minorEastAsia" w:hAnsiTheme="minorHAnsi"/>
+              <w:noProof/>
+              <w:szCs w:val="24"/>
+              <w:lang w:eastAsia="en-ZA"/>
+            </w:rPr>
+          </w:pPr>
+          <w:hyperlink w:anchor="_Toc239884368" w:history="1">
+            <w:r>
+              <w:rPr>
+                <w:rStyle w:val="Hyperlink"/>
+                <w:noProof/>
+              </w:rPr>
+              <w:t>Administrator</w:t>
+            </w:r>
+            <w:r>
+              <w:rPr>
+                <w:noProof/>
+                <w:webHidden/>
+              </w:rPr>
+              <w:tab/>
+            </w:r>
+            <w:r>
+              <w:rPr>
+                <w:noProof/>
+                <w:webHidden/>
+              </w:rPr>
+              <w:fldChar w:fldCharType="begin"/>
+            </w:r>
+            <w:r>
+              <w:rPr>
+                <w:noProof/>
+                <w:webHidden/>
+              </w:rPr>
+              <w:instrText xml:space="preserve"> PAGEREF _Toc239884368 \h </w:instrText>
+            </w:r>
+            <w:r>
+              <w:rPr>
+                <w:noProof/>
+                <w:webHidden/>
+              </w:rPr>
+            </w:r>
+            <w:r>
+              <w:rPr>
+                <w:noProof/>
+                <w:webHidden/>
+              </w:rPr>
+              <w:fldChar w:fldCharType="separate"/>
+            </w:r>
+            <w:r>
+              <w:rPr>
+                <w:noProof/>
+                <w:webHidden/>
+              </w:rPr>
+              <w:t>13</w:t>
+            </w:r>
+            <w:r>
+              <w:rPr>
+                <w:noProof/>
+                <w:webHidden/>
+              </w:rPr>
+              <w:fldChar w:fldCharType="end"/>
+            </w:r>
+          </w:hyperlink>
+        </w:p>
+        <w:p>
+          <w:pPr>
+            <w:pStyle w:val="TOC2"/>
+            <w:tabs>
+              <w:tab w:val="right" w:leader="dot" w:pos="9016"/>
+            </w:tabs>
+            <w:rPr>
+              <w:rFonts w:asciiTheme="minorHAnsi" w:eastAsiaTheme="minorEastAsia" w:hAnsiTheme="minorHAnsi"/>
+              <w:noProof/>
+              <w:szCs w:val="24"/>
+              <w:lang w:eastAsia="en-ZA"/>
+            </w:rPr>
+          </w:pPr>
+          <w:hyperlink w:anchor="_Toc239884369" w:history="1">
+            <w:r>
+              <w:rPr>
+                <w:rStyle w:val="Hyperlink"/>
+                <w:noProof/>
+              </w:rPr>
+              <w:t>Sponsor</w:t>
+            </w:r>
+            <w:r>
+              <w:rPr>
+                <w:noProof/>
+                <w:webHidden/>
+              </w:rPr>
+              <w:tab/>
+            </w:r>
+            <w:r>
+              <w:rPr>
+                <w:noProof/>
+                <w:webHidden/>
+              </w:rPr>
+              <w:fldChar w:fldCharType="begin"/>
+            </w:r>
+            <w:r>
+              <w:rPr>
+                <w:noProof/>
+                <w:webHidden/>
+              </w:rPr>
+              <w:instrText xml:space="preserve"> PAGEREF _Toc239884369 \h </w:instrText>
+            </w:r>
+            <w:r>
+              <w:rPr>
+                <w:noProof/>
+                <w:webHidden/>
+              </w:rPr>
+            </w:r>
+            <w:r>
+              <w:rPr>
+                <w:noProof/>
+                <w:webHidden/>
+              </w:rPr>
+              <w:fldChar w:fldCharType="separate"/>
+            </w:r>
+            <w:r>
+              <w:rPr>
+                <w:noProof/>
+                <w:webHidden/>
+              </w:rPr>
+              <w:t>13</w:t>
+            </w:r>
+            <w:r>
+              <w:rPr>
+                <w:noProof/>
+                <w:webHidden/>
+              </w:rPr>
+              <w:fldChar w:fldCharType="end"/>
+            </w:r>
+          </w:hyperlink>
+        </w:p>
+        <w:p>
+          <w:pPr>
+            <w:pStyle w:val="TOC2"/>
+            <w:tabs>
+              <w:tab w:val="right" w:leader="dot" w:pos="9016"/>
+            </w:tabs>
+            <w:rPr>
+              <w:rFonts w:asciiTheme="minorHAnsi" w:eastAsiaTheme="minorEastAsia" w:hAnsiTheme="minorHAnsi"/>
+              <w:noProof/>
+              <w:szCs w:val="24"/>
+              <w:lang w:eastAsia="en-ZA"/>
+            </w:rPr>
+          </w:pPr>
+          <w:hyperlink w:anchor="_Toc239884370" w:history="1">
+            <w:r>
+              <w:rPr>
+                <w:rStyle w:val="Hyperlink"/>
+                <w:noProof/>
+              </w:rPr>
+              <w:t>Non-Functional Requirements &amp; Open Items</w:t>
+            </w:r>
+            <w:r>
+              <w:rPr>
+                <w:noProof/>
+                <w:webHidden/>
+              </w:rPr>
+              <w:tab/>
+            </w:r>
+            <w:r>
+              <w:rPr>
+                <w:noProof/>
+                <w:webHidden/>
+              </w:rPr>
+              <w:fldChar w:fldCharType="begin"/>
+            </w:r>
+            <w:r>
+              <w:rPr>
+                <w:noProof/>
+                <w:webHidden/>
+              </w:rPr>
+              <w:instrText xml:space="preserve"> PAGEREF _Toc239884370 \h </w:instrText>
+            </w:r>
+            <w:r>
+              <w:rPr>
+                <w:noProof/>
+                <w:webHidden/>
+              </w:rPr>
+            </w:r>
+            <w:r>
+              <w:rPr>
+                <w:noProof/>
+                <w:webHidden/>
+              </w:rPr>
+              <w:fldChar w:fldCharType="separate"/>
+            </w:r>
+            <w:r>
+              <w:rPr>
+                <w:noProof/>
+                <w:webHidden/>
+              </w:rPr>
+              <w:t>14</w:t>
+            </w:r>
+            <w:r>
+              <w:rPr>
+                <w:noProof/>
+                <w:webHidden/>
+              </w:rPr>
+              <w:fldChar w:fldCharType="end"/>
+            </w:r>
+          </w:hyperlink>
+        </w:p>
+        <w:p>
+          <w:pPr>
+            <w:pStyle w:val="TOC2"/>
+            <w:tabs>
+              <w:tab w:val="right" w:leader="dot" w:pos="9016"/>
+            </w:tabs>
+            <w:rPr>
+              <w:rFonts w:asciiTheme="minorHAnsi" w:eastAsiaTheme="minorEastAsia" w:hAnsiTheme="minorHAnsi"/>
+              <w:noProof/>
+              <w:szCs w:val="24"/>
+              <w:lang w:eastAsia="en-ZA"/>
+            </w:rPr>
+          </w:pPr>
+          <w:hyperlink w:anchor="_Toc239884371" w:history="1">
+            <w:r>
+              <w:rPr>
+                <w:rStyle w:val="Hyperlink"/>
+                <w:noProof/>
+              </w:rPr>
+              <w:t>Confirm in later milestones:</w:t>
+            </w:r>
+            <w:r>
+              <w:rPr>
+                <w:noProof/>
+                <w:webHidden/>
+              </w:rPr>
+              <w:tab/>
+            </w:r>
+            <w:r>
+              <w:rPr>
+                <w:noProof/>
+                <w:webHidden/>
+              </w:rPr>
+              <w:fldChar w:fldCharType="begin"/>
+            </w:r>
+            <w:r>
+              <w:rPr>
+                <w:noProof/>
+                <w:webHidden/>
+              </w:rPr>
+              <w:instrText xml:space="preserve"> PAGEREF _Toc239884371 \h </w:instrText>
+            </w:r>
+            <w:r>
+              <w:rPr>
+                <w:noProof/>
+                <w:webHidden/>
+              </w:rPr>
+            </w:r>
+            <w:r>
+              <w:rPr>
+                <w:noProof/>
+                <w:webHidden/>
+              </w:rPr>
+              <w:fldChar w:fldCharType="separate"/>
+            </w:r>
+            <w:r>
+              <w:rPr>
+                <w:noProof/>
+                <w:webHidden/>
+              </w:rPr>
+              <w:t>14</w:t>
             </w:r>
             <w:r>
               <w:rPr>
@@ -996,16 +1778,16 @@
               <w:rFonts w:asciiTheme="minorHAnsi" w:eastAsiaTheme="minorEastAsia" w:hAnsiTheme="minorHAnsi"/>
               <w:noProof/>
               <w:szCs w:val="24"/>
-              <w:lang w:val="en-GB" w:eastAsia="en-GB"/>
+              <w:lang w:eastAsia="en-ZA"/>
             </w:rPr>
           </w:pPr>
-          <w:hyperlink w:anchor="_Toc239883022" w:history="1">
+          <w:hyperlink w:anchor="_Toc239884372" w:history="1">
             <w:r>
               <w:rPr>
                 <w:rStyle w:val="Hyperlink"/>
                 <w:noProof/>
               </w:rPr>
-              <w:t>Service Staff Requirements</w:t>
+              <w:t>CivicConnect: Requirements Traceability Matrix (RTM)</w:t>
             </w:r>
             <w:r>
               <w:rPr>
@@ -1026,7 +1808,7 @@
                 <w:noProof/>
                 <w:webHidden/>
               </w:rPr>
-              <w:instrText xml:space="preserve"> PAGEREF _Toc239883022 \h </w:instrText>
+              <w:instrText xml:space="preserve"> PAGEREF _Toc239884372 \h </w:instrText>
             </w:r>
             <w:r>
               <w:rPr>
@@ -1046,7 +1828,78 @@
                 <w:noProof/>
                 <w:webHidden/>
               </w:rPr>
-              <w:t>6</w:t>
+              <w:t>15</w:t>
+            </w:r>
+            <w:r>
+              <w:rPr>
+                <w:noProof/>
+                <w:webHidden/>
+              </w:rPr>
+              <w:fldChar w:fldCharType="end"/>
+            </w:r>
+          </w:hyperlink>
+        </w:p>
+        <w:p>
+          <w:pPr>
+            <w:pStyle w:val="TOC2"/>
+            <w:tabs>
+              <w:tab w:val="right" w:leader="dot" w:pos="9016"/>
+            </w:tabs>
+            <w:rPr>
+              <w:rFonts w:asciiTheme="minorHAnsi" w:eastAsiaTheme="minorEastAsia" w:hAnsiTheme="minorHAnsi"/>
+              <w:noProof/>
+              <w:szCs w:val="24"/>
+              <w:lang w:eastAsia="en-ZA"/>
+            </w:rPr>
+          </w:pPr>
+          <w:hyperlink w:anchor="_Toc239884373" w:history="1">
+            <w:r>
+              <w:rPr>
+                <w:rStyle w:val="Hyperlink"/>
+                <w:noProof/>
+              </w:rPr>
+              <w:t>Legend:</w:t>
+            </w:r>
+            <w:r>
+              <w:rPr>
+                <w:noProof/>
+                <w:webHidden/>
+              </w:rPr>
+              <w:tab/>
+            </w:r>
+            <w:r>
+              <w:rPr>
+                <w:noProof/>
+                <w:webHidden/>
+              </w:rPr>
+              <w:fldChar w:fldCharType="begin"/>
+            </w:r>
+            <w:r>
+              <w:rPr>
+                <w:noProof/>
+                <w:webHidden/>
+              </w:rPr>
+              <w:instrText xml:space="preserve"> PAGEREF _Toc239884373 \h </w:instrText>
+            </w:r>
+            <w:r>
+              <w:rPr>
+                <w:noProof/>
+                <w:webHidden/>
+              </w:rPr>
+            </w:r>
+            <w:r>
+              <w:rPr>
+                <w:noProof/>
+                <w:webHidden/>
+              </w:rPr>
+              <w:fldChar w:fldCharType="separate"/>
+            </w:r>
+            <w:r>
+              <w:rPr>
+                <w:noProof/>
+                <w:webHidden/>
+              </w:rPr>
+              <w:t>21</w:t>
             </w:r>
             <w:r>
               <w:rPr>
@@ -1067,16 +1920,16 @@
               <w:rFonts w:asciiTheme="minorHAnsi" w:eastAsiaTheme="minorEastAsia" w:hAnsiTheme="minorHAnsi"/>
               <w:noProof/>
               <w:szCs w:val="24"/>
-              <w:lang w:val="en-GB" w:eastAsia="en-GB"/>
+              <w:lang w:eastAsia="en-ZA"/>
             </w:rPr>
           </w:pPr>
-          <w:hyperlink w:anchor="_Toc239883023" w:history="1">
+          <w:hyperlink w:anchor="_Toc239884374" w:history="1">
             <w:r>
               <w:rPr>
                 <w:rStyle w:val="Hyperlink"/>
                 <w:noProof/>
               </w:rPr>
-              <w:t>Management/Oversight Requirements</w:t>
+              <w:t>Technical Constraints and Assumptions</w:t>
             </w:r>
             <w:r>
               <w:rPr>
@@ -1097,7 +1950,7 @@
                 <w:noProof/>
                 <w:webHidden/>
               </w:rPr>
-              <w:instrText xml:space="preserve"> PAGEREF _Toc239883023 \h </w:instrText>
+              <w:instrText xml:space="preserve"> PAGEREF _Toc239884374 \h </w:instrText>
             </w:r>
             <w:r>
               <w:rPr>
@@ -1117,7 +1970,220 @@
                 <w:noProof/>
                 <w:webHidden/>
               </w:rPr>
-              <w:t>8</w:t>
+              <w:t>21</w:t>
+            </w:r>
+            <w:r>
+              <w:rPr>
+                <w:noProof/>
+                <w:webHidden/>
+              </w:rPr>
+              <w:fldChar w:fldCharType="end"/>
+            </w:r>
+          </w:hyperlink>
+        </w:p>
+        <w:p>
+          <w:pPr>
+            <w:pStyle w:val="TOC2"/>
+            <w:tabs>
+              <w:tab w:val="right" w:leader="dot" w:pos="9016"/>
+            </w:tabs>
+            <w:rPr>
+              <w:rFonts w:asciiTheme="minorHAnsi" w:eastAsiaTheme="minorEastAsia" w:hAnsiTheme="minorHAnsi"/>
+              <w:noProof/>
+              <w:szCs w:val="24"/>
+              <w:lang w:eastAsia="en-ZA"/>
+            </w:rPr>
+          </w:pPr>
+          <w:hyperlink w:anchor="_Toc239884375" w:history="1">
+            <w:r>
+              <w:rPr>
+                <w:rStyle w:val="Hyperlink"/>
+                <w:noProof/>
+              </w:rPr>
+              <w:t>Initial Architecture Strategy</w:t>
+            </w:r>
+            <w:r>
+              <w:rPr>
+                <w:noProof/>
+                <w:webHidden/>
+              </w:rPr>
+              <w:tab/>
+            </w:r>
+            <w:r>
+              <w:rPr>
+                <w:noProof/>
+                <w:webHidden/>
+              </w:rPr>
+              <w:fldChar w:fldCharType="begin"/>
+            </w:r>
+            <w:r>
+              <w:rPr>
+                <w:noProof/>
+                <w:webHidden/>
+              </w:rPr>
+              <w:instrText xml:space="preserve"> PAGEREF _Toc239884375 \h </w:instrText>
+            </w:r>
+            <w:r>
+              <w:rPr>
+                <w:noProof/>
+                <w:webHidden/>
+              </w:rPr>
+            </w:r>
+            <w:r>
+              <w:rPr>
+                <w:noProof/>
+                <w:webHidden/>
+              </w:rPr>
+              <w:fldChar w:fldCharType="separate"/>
+            </w:r>
+            <w:r>
+              <w:rPr>
+                <w:noProof/>
+                <w:webHidden/>
+              </w:rPr>
+              <w:t>22</w:t>
+            </w:r>
+            <w:r>
+              <w:rPr>
+                <w:noProof/>
+                <w:webHidden/>
+              </w:rPr>
+              <w:fldChar w:fldCharType="end"/>
+            </w:r>
+          </w:hyperlink>
+        </w:p>
+        <w:p>
+          <w:pPr>
+            <w:pStyle w:val="TOC2"/>
+            <w:tabs>
+              <w:tab w:val="right" w:leader="dot" w:pos="9016"/>
+            </w:tabs>
+            <w:rPr>
+              <w:rFonts w:asciiTheme="minorHAnsi" w:eastAsiaTheme="minorEastAsia" w:hAnsiTheme="minorHAnsi"/>
+              <w:noProof/>
+              <w:szCs w:val="24"/>
+              <w:lang w:eastAsia="en-ZA"/>
+            </w:rPr>
+          </w:pPr>
+          <w:hyperlink w:anchor="_Toc239884376" w:history="1">
+            <w:r>
+              <w:rPr>
+                <w:rStyle w:val="Hyperlink"/>
+                <w:noProof/>
+              </w:rPr>
+              <w:t>Engineering Decision Log</w:t>
+            </w:r>
+            <w:r>
+              <w:rPr>
+                <w:noProof/>
+                <w:webHidden/>
+              </w:rPr>
+              <w:tab/>
+            </w:r>
+            <w:r>
+              <w:rPr>
+                <w:noProof/>
+                <w:webHidden/>
+              </w:rPr>
+              <w:fldChar w:fldCharType="begin"/>
+            </w:r>
+            <w:r>
+              <w:rPr>
+                <w:noProof/>
+                <w:webHidden/>
+              </w:rPr>
+              <w:instrText xml:space="preserve"> PAGEREF _Toc239884376 \h </w:instrText>
+            </w:r>
+            <w:r>
+              <w:rPr>
+                <w:noProof/>
+                <w:webHidden/>
+              </w:rPr>
+            </w:r>
+            <w:r>
+              <w:rPr>
+                <w:noProof/>
+                <w:webHidden/>
+              </w:rPr>
+              <w:fldChar w:fldCharType="separate"/>
+            </w:r>
+            <w:r>
+              <w:rPr>
+                <w:noProof/>
+                <w:webHidden/>
+              </w:rPr>
+              <w:t>22</w:t>
+            </w:r>
+            <w:r>
+              <w:rPr>
+                <w:noProof/>
+                <w:webHidden/>
+              </w:rPr>
+              <w:fldChar w:fldCharType="end"/>
+            </w:r>
+          </w:hyperlink>
+        </w:p>
+        <w:p>
+          <w:pPr>
+            <w:pStyle w:val="TOC2"/>
+            <w:tabs>
+              <w:tab w:val="right" w:leader="dot" w:pos="9016"/>
+            </w:tabs>
+            <w:rPr>
+              <w:rFonts w:asciiTheme="minorHAnsi" w:eastAsiaTheme="minorEastAsia" w:hAnsiTheme="minorHAnsi"/>
+              <w:noProof/>
+              <w:szCs w:val="24"/>
+              <w:lang w:eastAsia="en-ZA"/>
+            </w:rPr>
+          </w:pPr>
+          <w:hyperlink w:anchor="_Toc239884377" w:history="1">
+            <w:r>
+              <w:rPr>
+                <w:rStyle w:val="Hyperlink"/>
+                <w:noProof/>
+              </w:rPr>
+              <w:t>Technical Constraints</w:t>
+            </w:r>
+            <w:r>
+              <w:rPr>
+                <w:noProof/>
+                <w:webHidden/>
+              </w:rPr>
+              <w:tab/>
+            </w:r>
+            <w:r>
+              <w:rPr>
+                <w:noProof/>
+                <w:webHidden/>
+              </w:rPr>
+              <w:fldChar w:fldCharType="begin"/>
+            </w:r>
+            <w:r>
+              <w:rPr>
+                <w:noProof/>
+                <w:webHidden/>
+              </w:rPr>
+              <w:instrText xml:space="preserve"> PAGEREF _Toc239884377 \h </w:instrText>
+            </w:r>
+            <w:r>
+              <w:rPr>
+                <w:noProof/>
+                <w:webHidden/>
+              </w:rPr>
+            </w:r>
+            <w:r>
+              <w:rPr>
+                <w:noProof/>
+                <w:webHidden/>
+              </w:rPr>
+              <w:fldChar w:fldCharType="separate"/>
+            </w:r>
+            <w:r>
+              <w:rPr>
+                <w:noProof/>
+                <w:webHidden/>
+              </w:rPr>
+              <w:t>22</w:t>
             </w:r>
             <w:r>
               <w:rPr>
@@ -1138,16 +2204,16 @@
               <w:rFonts w:asciiTheme="minorHAnsi" w:eastAsiaTheme="minorEastAsia" w:hAnsiTheme="minorHAnsi"/>
               <w:noProof/>
               <w:szCs w:val="24"/>
-              <w:lang w:val="en-GB" w:eastAsia="en-GB"/>
+              <w:lang w:eastAsia="en-ZA"/>
             </w:rPr>
           </w:pPr>
-          <w:hyperlink w:anchor="_Toc239883024" w:history="1">
+          <w:hyperlink w:anchor="_Toc239884378" w:history="1">
             <w:r>
               <w:rPr>
                 <w:rStyle w:val="Hyperlink"/>
                 <w:noProof/>
               </w:rPr>
-              <w:t>Administrator Requirements</w:t>
+              <w:t>Risk</w:t>
             </w:r>
             <w:r>
               <w:rPr>
@@ -1168,7 +2234,7 @@
                 <w:noProof/>
                 <w:webHidden/>
               </w:rPr>
-              <w:instrText xml:space="preserve"> PAGEREF _Toc239883024 \h </w:instrText>
+              <w:instrText xml:space="preserve"> PAGEREF _Toc239884378 \h </w:instrText>
             </w:r>
             <w:r>
               <w:rPr>
@@ -1188,7 +2254,433 @@
                 <w:noProof/>
                 <w:webHidden/>
               </w:rPr>
-              <w:t>9</w:t>
+              <w:t>23</w:t>
+            </w:r>
+            <w:r>
+              <w:rPr>
+                <w:noProof/>
+                <w:webHidden/>
+              </w:rPr>
+              <w:fldChar w:fldCharType="end"/>
+            </w:r>
+          </w:hyperlink>
+        </w:p>
+        <w:p>
+          <w:pPr>
+            <w:pStyle w:val="TOC2"/>
+            <w:tabs>
+              <w:tab w:val="right" w:leader="dot" w:pos="9016"/>
+            </w:tabs>
+            <w:rPr>
+              <w:rFonts w:asciiTheme="minorHAnsi" w:eastAsiaTheme="minorEastAsia" w:hAnsiTheme="minorHAnsi"/>
+              <w:noProof/>
+              <w:szCs w:val="24"/>
+              <w:lang w:eastAsia="en-ZA"/>
+            </w:rPr>
+          </w:pPr>
+          <w:hyperlink w:anchor="_Toc239884379" w:history="1">
+            <w:r>
+              <w:rPr>
+                <w:rStyle w:val="Hyperlink"/>
+                <w:noProof/>
+              </w:rPr>
+              <w:t>RSK-001</w:t>
+            </w:r>
+            <w:r>
+              <w:rPr>
+                <w:noProof/>
+                <w:webHidden/>
+              </w:rPr>
+              <w:tab/>
+            </w:r>
+            <w:r>
+              <w:rPr>
+                <w:noProof/>
+                <w:webHidden/>
+              </w:rPr>
+              <w:fldChar w:fldCharType="begin"/>
+            </w:r>
+            <w:r>
+              <w:rPr>
+                <w:noProof/>
+                <w:webHidden/>
+              </w:rPr>
+              <w:instrText xml:space="preserve"> PAGEREF _Toc239884379 \h </w:instrText>
+            </w:r>
+            <w:r>
+              <w:rPr>
+                <w:noProof/>
+                <w:webHidden/>
+              </w:rPr>
+            </w:r>
+            <w:r>
+              <w:rPr>
+                <w:noProof/>
+                <w:webHidden/>
+              </w:rPr>
+              <w:fldChar w:fldCharType="separate"/>
+            </w:r>
+            <w:r>
+              <w:rPr>
+                <w:noProof/>
+                <w:webHidden/>
+              </w:rPr>
+              <w:t>23</w:t>
+            </w:r>
+            <w:r>
+              <w:rPr>
+                <w:noProof/>
+                <w:webHidden/>
+              </w:rPr>
+              <w:fldChar w:fldCharType="end"/>
+            </w:r>
+          </w:hyperlink>
+        </w:p>
+        <w:p>
+          <w:pPr>
+            <w:pStyle w:val="TOC2"/>
+            <w:tabs>
+              <w:tab w:val="right" w:leader="dot" w:pos="9016"/>
+            </w:tabs>
+            <w:rPr>
+              <w:rFonts w:asciiTheme="minorHAnsi" w:eastAsiaTheme="minorEastAsia" w:hAnsiTheme="minorHAnsi"/>
+              <w:noProof/>
+              <w:szCs w:val="24"/>
+              <w:lang w:eastAsia="en-ZA"/>
+            </w:rPr>
+          </w:pPr>
+          <w:hyperlink w:anchor="_Toc239884380" w:history="1">
+            <w:r>
+              <w:rPr>
+                <w:rStyle w:val="Hyperlink"/>
+                <w:noProof/>
+              </w:rPr>
+              <w:t>RSK-002</w:t>
+            </w:r>
+            <w:r>
+              <w:rPr>
+                <w:noProof/>
+                <w:webHidden/>
+              </w:rPr>
+              <w:tab/>
+            </w:r>
+            <w:r>
+              <w:rPr>
+                <w:noProof/>
+                <w:webHidden/>
+              </w:rPr>
+              <w:fldChar w:fldCharType="begin"/>
+            </w:r>
+            <w:r>
+              <w:rPr>
+                <w:noProof/>
+                <w:webHidden/>
+              </w:rPr>
+              <w:instrText xml:space="preserve"> PAGEREF _Toc239884380 \h </w:instrText>
+            </w:r>
+            <w:r>
+              <w:rPr>
+                <w:noProof/>
+                <w:webHidden/>
+              </w:rPr>
+            </w:r>
+            <w:r>
+              <w:rPr>
+                <w:noProof/>
+                <w:webHidden/>
+              </w:rPr>
+              <w:fldChar w:fldCharType="separate"/>
+            </w:r>
+            <w:r>
+              <w:rPr>
+                <w:noProof/>
+                <w:webHidden/>
+              </w:rPr>
+              <w:t>23</w:t>
+            </w:r>
+            <w:r>
+              <w:rPr>
+                <w:noProof/>
+                <w:webHidden/>
+              </w:rPr>
+              <w:fldChar w:fldCharType="end"/>
+            </w:r>
+          </w:hyperlink>
+        </w:p>
+        <w:p>
+          <w:pPr>
+            <w:pStyle w:val="TOC2"/>
+            <w:tabs>
+              <w:tab w:val="right" w:leader="dot" w:pos="9016"/>
+            </w:tabs>
+            <w:rPr>
+              <w:rFonts w:asciiTheme="minorHAnsi" w:eastAsiaTheme="minorEastAsia" w:hAnsiTheme="minorHAnsi"/>
+              <w:noProof/>
+              <w:szCs w:val="24"/>
+              <w:lang w:eastAsia="en-ZA"/>
+            </w:rPr>
+          </w:pPr>
+          <w:hyperlink w:anchor="_Toc239884381" w:history="1">
+            <w:r>
+              <w:rPr>
+                <w:rStyle w:val="Hyperlink"/>
+                <w:noProof/>
+              </w:rPr>
+              <w:t>RSK-003</w:t>
+            </w:r>
+            <w:r>
+              <w:rPr>
+                <w:noProof/>
+                <w:webHidden/>
+              </w:rPr>
+              <w:tab/>
+            </w:r>
+            <w:r>
+              <w:rPr>
+                <w:noProof/>
+                <w:webHidden/>
+              </w:rPr>
+              <w:fldChar w:fldCharType="begin"/>
+            </w:r>
+            <w:r>
+              <w:rPr>
+                <w:noProof/>
+                <w:webHidden/>
+              </w:rPr>
+              <w:instrText xml:space="preserve"> PAGEREF _Toc239884381 \h </w:instrText>
+            </w:r>
+            <w:r>
+              <w:rPr>
+                <w:noProof/>
+                <w:webHidden/>
+              </w:rPr>
+            </w:r>
+            <w:r>
+              <w:rPr>
+                <w:noProof/>
+                <w:webHidden/>
+              </w:rPr>
+              <w:fldChar w:fldCharType="separate"/>
+            </w:r>
+            <w:r>
+              <w:rPr>
+                <w:noProof/>
+                <w:webHidden/>
+              </w:rPr>
+              <w:t>24</w:t>
+            </w:r>
+            <w:r>
+              <w:rPr>
+                <w:noProof/>
+                <w:webHidden/>
+              </w:rPr>
+              <w:fldChar w:fldCharType="end"/>
+            </w:r>
+          </w:hyperlink>
+        </w:p>
+        <w:p>
+          <w:pPr>
+            <w:pStyle w:val="TOC2"/>
+            <w:tabs>
+              <w:tab w:val="right" w:leader="dot" w:pos="9016"/>
+            </w:tabs>
+            <w:rPr>
+              <w:rFonts w:asciiTheme="minorHAnsi" w:eastAsiaTheme="minorEastAsia" w:hAnsiTheme="minorHAnsi"/>
+              <w:noProof/>
+              <w:szCs w:val="24"/>
+              <w:lang w:eastAsia="en-ZA"/>
+            </w:rPr>
+          </w:pPr>
+          <w:hyperlink w:anchor="_Toc239884382" w:history="1">
+            <w:r>
+              <w:rPr>
+                <w:rStyle w:val="Hyperlink"/>
+                <w:noProof/>
+              </w:rPr>
+              <w:t>RSK-004</w:t>
+            </w:r>
+            <w:r>
+              <w:rPr>
+                <w:noProof/>
+                <w:webHidden/>
+              </w:rPr>
+              <w:tab/>
+            </w:r>
+            <w:r>
+              <w:rPr>
+                <w:noProof/>
+                <w:webHidden/>
+              </w:rPr>
+              <w:fldChar w:fldCharType="begin"/>
+            </w:r>
+            <w:r>
+              <w:rPr>
+                <w:noProof/>
+                <w:webHidden/>
+              </w:rPr>
+              <w:instrText xml:space="preserve"> PAGEREF _Toc239884382 \h </w:instrText>
+            </w:r>
+            <w:r>
+              <w:rPr>
+                <w:noProof/>
+                <w:webHidden/>
+              </w:rPr>
+            </w:r>
+            <w:r>
+              <w:rPr>
+                <w:noProof/>
+                <w:webHidden/>
+              </w:rPr>
+              <w:fldChar w:fldCharType="separate"/>
+            </w:r>
+            <w:r>
+              <w:rPr>
+                <w:noProof/>
+                <w:webHidden/>
+              </w:rPr>
+              <w:t>24</w:t>
+            </w:r>
+            <w:r>
+              <w:rPr>
+                <w:noProof/>
+                <w:webHidden/>
+              </w:rPr>
+              <w:fldChar w:fldCharType="end"/>
+            </w:r>
+          </w:hyperlink>
+        </w:p>
+        <w:p>
+          <w:pPr>
+            <w:pStyle w:val="TOC2"/>
+            <w:tabs>
+              <w:tab w:val="right" w:leader="dot" w:pos="9016"/>
+            </w:tabs>
+            <w:rPr>
+              <w:rFonts w:asciiTheme="minorHAnsi" w:eastAsiaTheme="minorEastAsia" w:hAnsiTheme="minorHAnsi"/>
+              <w:noProof/>
+              <w:szCs w:val="24"/>
+              <w:lang w:eastAsia="en-ZA"/>
+            </w:rPr>
+          </w:pPr>
+          <w:hyperlink w:anchor="_Toc239884383" w:history="1">
+            <w:r>
+              <w:rPr>
+                <w:rStyle w:val="Hyperlink"/>
+                <w:noProof/>
+              </w:rPr>
+              <w:t>RSK-005</w:t>
+            </w:r>
+            <w:r>
+              <w:rPr>
+                <w:noProof/>
+                <w:webHidden/>
+              </w:rPr>
+              <w:tab/>
+            </w:r>
+            <w:r>
+              <w:rPr>
+                <w:noProof/>
+                <w:webHidden/>
+              </w:rPr>
+              <w:fldChar w:fldCharType="begin"/>
+            </w:r>
+            <w:r>
+              <w:rPr>
+                <w:noProof/>
+                <w:webHidden/>
+              </w:rPr>
+              <w:instrText xml:space="preserve"> PAGEREF _Toc239884383 \h </w:instrText>
+            </w:r>
+            <w:r>
+              <w:rPr>
+                <w:noProof/>
+                <w:webHidden/>
+              </w:rPr>
+            </w:r>
+            <w:r>
+              <w:rPr>
+                <w:noProof/>
+                <w:webHidden/>
+              </w:rPr>
+              <w:fldChar w:fldCharType="separate"/>
+            </w:r>
+            <w:r>
+              <w:rPr>
+                <w:noProof/>
+                <w:webHidden/>
+              </w:rPr>
+              <w:t>25</w:t>
+            </w:r>
+            <w:r>
+              <w:rPr>
+                <w:noProof/>
+                <w:webHidden/>
+              </w:rPr>
+              <w:fldChar w:fldCharType="end"/>
+            </w:r>
+          </w:hyperlink>
+        </w:p>
+        <w:p>
+          <w:pPr>
+            <w:pStyle w:val="TOC2"/>
+            <w:tabs>
+              <w:tab w:val="right" w:leader="dot" w:pos="9016"/>
+            </w:tabs>
+            <w:rPr>
+              <w:rFonts w:asciiTheme="minorHAnsi" w:eastAsiaTheme="minorEastAsia" w:hAnsiTheme="minorHAnsi"/>
+              <w:noProof/>
+              <w:szCs w:val="24"/>
+              <w:lang w:eastAsia="en-ZA"/>
+            </w:rPr>
+          </w:pPr>
+          <w:hyperlink w:anchor="_Toc239884384" w:history="1">
+            <w:r>
+              <w:rPr>
+                <w:rStyle w:val="Hyperlink"/>
+                <w:noProof/>
+              </w:rPr>
+              <w:t>RSK-006</w:t>
+            </w:r>
+            <w:r>
+              <w:rPr>
+                <w:noProof/>
+                <w:webHidden/>
+              </w:rPr>
+              <w:tab/>
+            </w:r>
+            <w:r>
+              <w:rPr>
+                <w:noProof/>
+                <w:webHidden/>
+              </w:rPr>
+              <w:fldChar w:fldCharType="begin"/>
+            </w:r>
+            <w:r>
+              <w:rPr>
+                <w:noProof/>
+                <w:webHidden/>
+              </w:rPr>
+              <w:instrText xml:space="preserve"> PAGEREF _Toc239884384 \h </w:instrText>
+            </w:r>
+            <w:r>
+              <w:rPr>
+                <w:noProof/>
+                <w:webHidden/>
+              </w:rPr>
+            </w:r>
+            <w:r>
+              <w:rPr>
+                <w:noProof/>
+                <w:webHidden/>
+              </w:rPr>
+              <w:fldChar w:fldCharType="separate"/>
+            </w:r>
+            <w:r>
+              <w:rPr>
+                <w:noProof/>
+                <w:webHidden/>
+              </w:rPr>
+              <w:t>25</w:t>
             </w:r>
             <w:r>
               <w:rPr>
@@ -1209,16 +2701,16 @@
               <w:rFonts w:asciiTheme="minorHAnsi" w:eastAsiaTheme="minorEastAsia" w:hAnsiTheme="minorHAnsi"/>
               <w:noProof/>
               <w:szCs w:val="24"/>
-              <w:lang w:val="en-GB" w:eastAsia="en-GB"/>
+              <w:lang w:eastAsia="en-ZA"/>
             </w:rPr>
           </w:pPr>
-          <w:hyperlink w:anchor="_Toc239883025" w:history="1">
+          <w:hyperlink w:anchor="_Toc239884385" w:history="1">
             <w:r>
               <w:rPr>
                 <w:rStyle w:val="Hyperlink"/>
                 <w:noProof/>
               </w:rPr>
-              <w:t>Sponsor Requirements</w:t>
+              <w:t>Baseline Sign-Off</w:t>
             </w:r>
             <w:r>
               <w:rPr>
@@ -1239,7 +2731,7 @@
                 <w:noProof/>
                 <w:webHidden/>
               </w:rPr>
-              <w:instrText xml:space="preserve"> PAGEREF _Toc239883025 \h </w:instrText>
+              <w:instrText xml:space="preserve"> PAGEREF _Toc239884385 \h </w:instrText>
             </w:r>
             <w:r>
               <w:rPr>
@@ -1259,149 +2751,7 @@
                 <w:noProof/>
                 <w:webHidden/>
               </w:rPr>
-              <w:t>10</w:t>
-            </w:r>
-            <w:r>
-              <w:rPr>
-                <w:noProof/>
-                <w:webHidden/>
-              </w:rPr>
-              <w:fldChar w:fldCharType="end"/>
-            </w:r>
-          </w:hyperlink>
-        </w:p>
-        <w:p>
-          <w:pPr>
-            <w:pStyle w:val="TOC2"/>
-            <w:tabs>
-              <w:tab w:val="right" w:leader="dot" w:pos="9016"/>
-            </w:tabs>
-            <w:rPr>
-              <w:rFonts w:asciiTheme="minorHAnsi" w:eastAsiaTheme="minorEastAsia" w:hAnsiTheme="minorHAnsi"/>
-              <w:noProof/>
-              <w:szCs w:val="24"/>
-              <w:lang w:val="en-GB" w:eastAsia="en-GB"/>
-            </w:rPr>
-          </w:pPr>
-          <w:hyperlink w:anchor="_Toc239883026" w:history="1">
-            <w:r>
-              <w:rPr>
-                <w:rStyle w:val="Hyperlink"/>
-                <w:noProof/>
-              </w:rPr>
-              <w:t>Non-Functional Requirements &amp; Open Items</w:t>
-            </w:r>
-            <w:r>
-              <w:rPr>
-                <w:noProof/>
-                <w:webHidden/>
-              </w:rPr>
-              <w:tab/>
-            </w:r>
-            <w:r>
-              <w:rPr>
-                <w:noProof/>
-                <w:webHidden/>
-              </w:rPr>
-              <w:fldChar w:fldCharType="begin"/>
-            </w:r>
-            <w:r>
-              <w:rPr>
-                <w:noProof/>
-                <w:webHidden/>
-              </w:rPr>
-              <w:instrText xml:space="preserve"> PAGEREF _Toc239883026 \h </w:instrText>
-            </w:r>
-            <w:r>
-              <w:rPr>
-                <w:noProof/>
-                <w:webHidden/>
-              </w:rPr>
-            </w:r>
-            <w:r>
-              <w:rPr>
-                <w:noProof/>
-                <w:webHidden/>
-              </w:rPr>
-              <w:fldChar w:fldCharType="separate"/>
-            </w:r>
-            <w:r>
-              <w:rPr>
-                <w:noProof/>
-                <w:webHidden/>
-              </w:rPr>
-              <w:t>10</w:t>
-            </w:r>
-            <w:r>
-              <w:rPr>
-                <w:noProof/>
-                <w:webHidden/>
-              </w:rPr>
-              <w:fldChar w:fldCharType="end"/>
-            </w:r>
-          </w:hyperlink>
-        </w:p>
-        <w:p>
-          <w:pPr>
-            <w:pStyle w:val="TOC2"/>
-            <w:tabs>
-              <w:tab w:val="right" w:leader="dot" w:pos="9016"/>
-            </w:tabs>
-            <w:rPr>
-              <w:rFonts w:asciiTheme="minorHAnsi" w:eastAsiaTheme="minorEastAsia" w:hAnsiTheme="minorHAnsi"/>
-              <w:noProof/>
-              <w:szCs w:val="24"/>
-              <w:lang w:val="en-GB" w:eastAsia="en-GB"/>
-            </w:rPr>
-          </w:pPr>
-          <w:hyperlink w:anchor="_Toc239883027" w:history="1">
-            <w:r>
-              <w:rPr>
-                <w:rStyle w:val="Hyperlink"/>
-                <w:noProof/>
-              </w:rPr>
-              <w:t>Confirm in later milestones:</w:t>
-            </w:r>
-            <w:r>
-              <w:rPr>
-                <w:noProof/>
-                <w:webHidden/>
-              </w:rPr>
-              <w:tab/>
-            </w:r>
-            <w:r>
-              <w:rPr>
-                <w:noProof/>
-                <w:webHidden/>
-              </w:rPr>
-              <w:fldChar w:fldCharType="begin"/>
-            </w:r>
-            <w:r>
-              <w:rPr>
-                <w:noProof/>
-                <w:webHidden/>
-              </w:rPr>
-              <w:instrText xml:space="preserve"> PAGEREF _Toc239883027 \h </w:instrText>
-            </w:r>
-            <w:r>
-              <w:rPr>
-                <w:noProof/>
-                <w:webHidden/>
-              </w:rPr>
-            </w:r>
-            <w:r>
-              <w:rPr>
-                <w:noProof/>
-                <w:webHidden/>
-              </w:rPr>
-              <w:fldChar w:fldCharType="separate"/>
-            </w:r>
-            <w:r>
-              <w:rPr>
-                <w:noProof/>
-                <w:webHidden/>
-              </w:rPr>
-              <w:t>11</w:t>
+              <w:t>25</w:t>
             </w:r>
             <w:r>
               <w:rPr>
@@ -1422,16 +2772,16 @@
               <w:rFonts w:asciiTheme="minorHAnsi" w:eastAsiaTheme="minorEastAsia" w:hAnsiTheme="minorHAnsi"/>
               <w:noProof/>
               <w:szCs w:val="24"/>
-              <w:lang w:val="en-GB" w:eastAsia="en-GB"/>
+              <w:lang w:eastAsia="en-ZA"/>
             </w:rPr>
           </w:pPr>
-          <w:hyperlink w:anchor="_Toc239883028" w:history="1">
+          <w:hyperlink w:anchor="_Toc239884386" w:history="1">
             <w:r>
               <w:rPr>
                 <w:rStyle w:val="Hyperlink"/>
                 <w:noProof/>
               </w:rPr>
-              <w:t>CivicConnect: Requirements Traceability Matrix (RTM)</w:t>
+              <w:t>References</w:t>
             </w:r>
             <w:r>
               <w:rPr>
@@ -1452,7 +2802,7 @@
                 <w:noProof/>
                 <w:webHidden/>
               </w:rPr>
-              <w:instrText xml:space="preserve"> PAGEREF _Toc239883028 \h </w:instrText>
+              <w:instrText xml:space="preserve"> PAGEREF _Toc239884386 \h </w:instrText>
             </w:r>
             <w:r>
               <w:rPr>
@@ -1472,717 +2822,7 @@
                 <w:noProof/>
                 <w:webHidden/>
               </w:rPr>
-              <w:t>11</w:t>
-            </w:r>
-            <w:r>
-              <w:rPr>
-                <w:noProof/>
-                <w:webHidden/>
-              </w:rPr>
-              <w:fldChar w:fldCharType="end"/>
-            </w:r>
-          </w:hyperlink>
-        </w:p>
-        <w:p>
-          <w:pPr>
-            <w:pStyle w:val="TOC2"/>
-            <w:tabs>
-              <w:tab w:val="right" w:leader="dot" w:pos="9016"/>
-            </w:tabs>
-            <w:rPr>
-              <w:rFonts w:asciiTheme="minorHAnsi" w:eastAsiaTheme="minorEastAsia" w:hAnsiTheme="minorHAnsi"/>
-              <w:noProof/>
-              <w:szCs w:val="24"/>
-              <w:lang w:val="en-GB" w:eastAsia="en-GB"/>
-            </w:rPr>
-          </w:pPr>
-          <w:hyperlink w:anchor="_Toc239883029" w:history="1">
-            <w:r>
-              <w:rPr>
-                <w:rStyle w:val="Hyperlink"/>
-                <w:noProof/>
-              </w:rPr>
-              <w:t>Legend:</w:t>
-            </w:r>
-            <w:r>
-              <w:rPr>
-                <w:noProof/>
-                <w:webHidden/>
-              </w:rPr>
-              <w:tab/>
-            </w:r>
-            <w:r>
-              <w:rPr>
-                <w:noProof/>
-                <w:webHidden/>
-              </w:rPr>
-              <w:fldChar w:fldCharType="begin"/>
-            </w:r>
-            <w:r>
-              <w:rPr>
-                <w:noProof/>
-                <w:webHidden/>
-              </w:rPr>
-              <w:instrText xml:space="preserve"> PAGEREF _Toc239883029 \h </w:instrText>
-            </w:r>
-            <w:r>
-              <w:rPr>
-                <w:noProof/>
-                <w:webHidden/>
-              </w:rPr>
-            </w:r>
-            <w:r>
-              <w:rPr>
-                <w:noProof/>
-                <w:webHidden/>
-              </w:rPr>
-              <w:fldChar w:fldCharType="separate"/>
-            </w:r>
-            <w:r>
-              <w:rPr>
-                <w:noProof/>
-                <w:webHidden/>
-              </w:rPr>
-              <w:t>18</w:t>
-            </w:r>
-            <w:r>
-              <w:rPr>
-                <w:noProof/>
-                <w:webHidden/>
-              </w:rPr>
-              <w:fldChar w:fldCharType="end"/>
-            </w:r>
-          </w:hyperlink>
-        </w:p>
-        <w:p>
-          <w:pPr>
-            <w:pStyle w:val="TOC1"/>
-            <w:tabs>
-              <w:tab w:val="right" w:leader="dot" w:pos="9016"/>
-            </w:tabs>
-            <w:rPr>
-              <w:rFonts w:asciiTheme="minorHAnsi" w:eastAsiaTheme="minorEastAsia" w:hAnsiTheme="minorHAnsi"/>
-              <w:noProof/>
-              <w:szCs w:val="24"/>
-              <w:lang w:val="en-GB" w:eastAsia="en-GB"/>
-            </w:rPr>
-          </w:pPr>
-          <w:hyperlink w:anchor="_Toc239883030" w:history="1">
-            <w:r>
-              <w:rPr>
-                <w:rStyle w:val="Hyperlink"/>
-                <w:noProof/>
-              </w:rPr>
-              <w:t>Technical Constraints and Assumptions</w:t>
-            </w:r>
-            <w:r>
-              <w:rPr>
-                <w:noProof/>
-                <w:webHidden/>
-              </w:rPr>
-              <w:tab/>
-            </w:r>
-            <w:r>
-              <w:rPr>
-                <w:noProof/>
-                <w:webHidden/>
-              </w:rPr>
-              <w:fldChar w:fldCharType="begin"/>
-            </w:r>
-            <w:r>
-              <w:rPr>
-                <w:noProof/>
-                <w:webHidden/>
-              </w:rPr>
-              <w:instrText xml:space="preserve"> PAGEREF _Toc239883030 \h </w:instrText>
-            </w:r>
-            <w:r>
-              <w:rPr>
-                <w:noProof/>
-                <w:webHidden/>
-              </w:rPr>
-            </w:r>
-            <w:r>
-              <w:rPr>
-                <w:noProof/>
-                <w:webHidden/>
-              </w:rPr>
-              <w:fldChar w:fldCharType="separate"/>
-            </w:r>
-            <w:r>
-              <w:rPr>
-                <w:noProof/>
-                <w:webHidden/>
-              </w:rPr>
-              <w:t>18</w:t>
-            </w:r>
-            <w:r>
-              <w:rPr>
-                <w:noProof/>
-                <w:webHidden/>
-              </w:rPr>
-              <w:fldChar w:fldCharType="end"/>
-            </w:r>
-          </w:hyperlink>
-        </w:p>
-        <w:p>
-          <w:pPr>
-            <w:pStyle w:val="TOC2"/>
-            <w:tabs>
-              <w:tab w:val="right" w:leader="dot" w:pos="9016"/>
-            </w:tabs>
-            <w:rPr>
-              <w:rFonts w:asciiTheme="minorHAnsi" w:eastAsiaTheme="minorEastAsia" w:hAnsiTheme="minorHAnsi"/>
-              <w:noProof/>
-              <w:szCs w:val="24"/>
-              <w:lang w:val="en-GB" w:eastAsia="en-GB"/>
-            </w:rPr>
-          </w:pPr>
-          <w:hyperlink w:anchor="_Toc239883031" w:history="1">
-            <w:r>
-              <w:rPr>
-                <w:rStyle w:val="Hyperlink"/>
-                <w:noProof/>
-              </w:rPr>
-              <w:t>Initial Architecture Strategy</w:t>
-            </w:r>
-            <w:r>
-              <w:rPr>
-                <w:noProof/>
-                <w:webHidden/>
-              </w:rPr>
-              <w:tab/>
-            </w:r>
-            <w:r>
-              <w:rPr>
-                <w:noProof/>
-                <w:webHidden/>
-              </w:rPr>
-              <w:fldChar w:fldCharType="begin"/>
-            </w:r>
-            <w:r>
-              <w:rPr>
-                <w:noProof/>
-                <w:webHidden/>
-              </w:rPr>
-              <w:instrText xml:space="preserve"> PAGEREF _Toc239883031 \h </w:instrText>
-            </w:r>
-            <w:r>
-              <w:rPr>
-                <w:noProof/>
-                <w:webHidden/>
-              </w:rPr>
-            </w:r>
-            <w:r>
-              <w:rPr>
-                <w:noProof/>
-                <w:webHidden/>
-              </w:rPr>
-              <w:fldChar w:fldCharType="separate"/>
-            </w:r>
-            <w:r>
-              <w:rPr>
-                <w:noProof/>
-                <w:webHidden/>
-              </w:rPr>
-              <w:t>18</w:t>
-            </w:r>
-            <w:r>
-              <w:rPr>
-                <w:noProof/>
-                <w:webHidden/>
-              </w:rPr>
-              <w:fldChar w:fldCharType="end"/>
-            </w:r>
-          </w:hyperlink>
-        </w:p>
-        <w:p>
-          <w:pPr>
-            <w:pStyle w:val="TOC2"/>
-            <w:tabs>
-              <w:tab w:val="right" w:leader="dot" w:pos="9016"/>
-            </w:tabs>
-            <w:rPr>
-              <w:rFonts w:asciiTheme="minorHAnsi" w:eastAsiaTheme="minorEastAsia" w:hAnsiTheme="minorHAnsi"/>
-              <w:noProof/>
-              <w:szCs w:val="24"/>
-              <w:lang w:val="en-GB" w:eastAsia="en-GB"/>
-            </w:rPr>
-          </w:pPr>
-          <w:hyperlink w:anchor="_Toc239883032" w:history="1">
-            <w:r>
-              <w:rPr>
-                <w:rStyle w:val="Hyperlink"/>
-                <w:noProof/>
-              </w:rPr>
-              <w:t>Engineering Decision Log</w:t>
-            </w:r>
-            <w:r>
-              <w:rPr>
-                <w:noProof/>
-                <w:webHidden/>
-              </w:rPr>
-              <w:tab/>
-            </w:r>
-            <w:r>
-              <w:rPr>
-                <w:noProof/>
-                <w:webHidden/>
-              </w:rPr>
-              <w:fldChar w:fldCharType="begin"/>
-            </w:r>
-            <w:r>
-              <w:rPr>
-                <w:noProof/>
-                <w:webHidden/>
-              </w:rPr>
-              <w:instrText xml:space="preserve"> PAGEREF _Toc239883032 \h </w:instrText>
-            </w:r>
-            <w:r>
-              <w:rPr>
-                <w:noProof/>
-                <w:webHidden/>
-              </w:rPr>
-            </w:r>
-            <w:r>
-              <w:rPr>
-                <w:noProof/>
-                <w:webHidden/>
-              </w:rPr>
-              <w:fldChar w:fldCharType="separate"/>
-            </w:r>
-            <w:r>
-              <w:rPr>
-                <w:noProof/>
-                <w:webHidden/>
-              </w:rPr>
-              <w:t>19</w:t>
-            </w:r>
-            <w:r>
-              <w:rPr>
-                <w:noProof/>
-                <w:webHidden/>
-              </w:rPr>
-              <w:fldChar w:fldCharType="end"/>
-            </w:r>
-          </w:hyperlink>
-        </w:p>
-        <w:p>
-          <w:pPr>
-            <w:pStyle w:val="TOC2"/>
-            <w:tabs>
-              <w:tab w:val="right" w:leader="dot" w:pos="9016"/>
-            </w:tabs>
-            <w:rPr>
-              <w:rFonts w:asciiTheme="minorHAnsi" w:eastAsiaTheme="minorEastAsia" w:hAnsiTheme="minorHAnsi"/>
-              <w:noProof/>
-              <w:szCs w:val="24"/>
-              <w:lang w:val="en-GB" w:eastAsia="en-GB"/>
-            </w:rPr>
-          </w:pPr>
-          <w:hyperlink w:anchor="_Toc239883033" w:history="1">
-            <w:r>
-              <w:rPr>
-                <w:rStyle w:val="Hyperlink"/>
-                <w:noProof/>
-              </w:rPr>
-              <w:t>Technical Constraints</w:t>
-            </w:r>
-            <w:r>
-              <w:rPr>
-                <w:noProof/>
-                <w:webHidden/>
-              </w:rPr>
-              <w:tab/>
-            </w:r>
-            <w:r>
-              <w:rPr>
-                <w:noProof/>
-                <w:webHidden/>
-              </w:rPr>
-              <w:fldChar w:fldCharType="begin"/>
-            </w:r>
-            <w:r>
-              <w:rPr>
-                <w:noProof/>
-                <w:webHidden/>
-              </w:rPr>
-              <w:instrText xml:space="preserve"> PAGEREF _Toc239883033 \h </w:instrText>
-            </w:r>
-            <w:r>
-              <w:rPr>
-                <w:noProof/>
-                <w:webHidden/>
-              </w:rPr>
-            </w:r>
-            <w:r>
-              <w:rPr>
-                <w:noProof/>
-                <w:webHidden/>
-              </w:rPr>
-              <w:fldChar w:fldCharType="separate"/>
-            </w:r>
-            <w:r>
-              <w:rPr>
-                <w:noProof/>
-                <w:webHidden/>
-              </w:rPr>
-              <w:t>19</w:t>
-            </w:r>
-            <w:r>
-              <w:rPr>
-                <w:noProof/>
-                <w:webHidden/>
-              </w:rPr>
-              <w:fldChar w:fldCharType="end"/>
-            </w:r>
-          </w:hyperlink>
-        </w:p>
-        <w:p>
-          <w:pPr>
-            <w:pStyle w:val="TOC1"/>
-            <w:tabs>
-              <w:tab w:val="right" w:leader="dot" w:pos="9016"/>
-            </w:tabs>
-            <w:rPr>
-              <w:rFonts w:asciiTheme="minorHAnsi" w:eastAsiaTheme="minorEastAsia" w:hAnsiTheme="minorHAnsi"/>
-              <w:noProof/>
-              <w:szCs w:val="24"/>
-              <w:lang w:val="en-GB" w:eastAsia="en-GB"/>
-            </w:rPr>
-          </w:pPr>
-          <w:hyperlink w:anchor="_Toc239883034" w:history="1">
-            <w:r>
-              <w:rPr>
-                <w:rStyle w:val="Hyperlink"/>
-                <w:noProof/>
-              </w:rPr>
-              <w:t>Risk</w:t>
-            </w:r>
-            <w:r>
-              <w:rPr>
-                <w:noProof/>
-                <w:webHidden/>
-              </w:rPr>
-              <w:tab/>
-            </w:r>
-            <w:r>
-              <w:rPr>
-                <w:noProof/>
-                <w:webHidden/>
-              </w:rPr>
-              <w:fldChar w:fldCharType="begin"/>
-            </w:r>
-            <w:r>
-              <w:rPr>
-                <w:noProof/>
-                <w:webHidden/>
-              </w:rPr>
-              <w:instrText xml:space="preserve"> PAGEREF _Toc239883034 \h </w:instrText>
-            </w:r>
-            <w:r>
-              <w:rPr>
-                <w:noProof/>
-                <w:webHidden/>
-              </w:rPr>
-            </w:r>
-            <w:r>
-              <w:rPr>
-                <w:noProof/>
-                <w:webHidden/>
-              </w:rPr>
-              <w:fldChar w:fldCharType="separate"/>
-            </w:r>
-            <w:r>
-              <w:rPr>
-                <w:noProof/>
-                <w:webHidden/>
-              </w:rPr>
-              <w:t>19</w:t>
-            </w:r>
-            <w:r>
-              <w:rPr>
-                <w:noProof/>
-                <w:webHidden/>
-              </w:rPr>
-              <w:fldChar w:fldCharType="end"/>
-            </w:r>
-          </w:hyperlink>
-        </w:p>
-        <w:p>
-          <w:pPr>
-            <w:pStyle w:val="TOC1"/>
-            <w:tabs>
-              <w:tab w:val="right" w:leader="dot" w:pos="9016"/>
-            </w:tabs>
-            <w:rPr>
-              <w:rFonts w:asciiTheme="minorHAnsi" w:eastAsiaTheme="minorEastAsia" w:hAnsiTheme="minorHAnsi"/>
-              <w:noProof/>
-              <w:szCs w:val="24"/>
-              <w:lang w:val="en-GB" w:eastAsia="en-GB"/>
-            </w:rPr>
-          </w:pPr>
-          <w:hyperlink w:anchor="_Toc239883035" w:history="1">
-            <w:r>
-              <w:rPr>
-                <w:rStyle w:val="Hyperlink"/>
-                <w:noProof/>
-              </w:rPr>
-              <w:t>Process</w:t>
-            </w:r>
-            <w:r>
-              <w:rPr>
-                <w:noProof/>
-                <w:webHidden/>
-              </w:rPr>
-              <w:tab/>
-            </w:r>
-            <w:r>
-              <w:rPr>
-                <w:noProof/>
-                <w:webHidden/>
-              </w:rPr>
-              <w:fldChar w:fldCharType="begin"/>
-            </w:r>
-            <w:r>
-              <w:rPr>
-                <w:noProof/>
-                <w:webHidden/>
-              </w:rPr>
-              <w:instrText xml:space="preserve"> PAGEREF _Toc239883035 \h </w:instrText>
-            </w:r>
-            <w:r>
-              <w:rPr>
-                <w:noProof/>
-                <w:webHidden/>
-              </w:rPr>
-            </w:r>
-            <w:r>
-              <w:rPr>
-                <w:noProof/>
-                <w:webHidden/>
-              </w:rPr>
-              <w:fldChar w:fldCharType="separate"/>
-            </w:r>
-            <w:r>
-              <w:rPr>
-                <w:noProof/>
-                <w:webHidden/>
-              </w:rPr>
-              <w:t>20</w:t>
-            </w:r>
-            <w:r>
-              <w:rPr>
-                <w:noProof/>
-                <w:webHidden/>
-              </w:rPr>
-              <w:fldChar w:fldCharType="end"/>
-            </w:r>
-          </w:hyperlink>
-        </w:p>
-        <w:p>
-          <w:pPr>
-            <w:pStyle w:val="TOC1"/>
-            <w:tabs>
-              <w:tab w:val="right" w:leader="dot" w:pos="9016"/>
-            </w:tabs>
-            <w:rPr>
-              <w:rFonts w:asciiTheme="minorHAnsi" w:eastAsiaTheme="minorEastAsia" w:hAnsiTheme="minorHAnsi"/>
-              <w:noProof/>
-              <w:szCs w:val="24"/>
-              <w:lang w:val="en-GB" w:eastAsia="en-GB"/>
-            </w:rPr>
-          </w:pPr>
-          <w:hyperlink w:anchor="_Toc239883036" w:history="1">
-            <w:r>
-              <w:rPr>
-                <w:rStyle w:val="Hyperlink"/>
-                <w:noProof/>
-              </w:rPr>
-              <w:t>Governance</w:t>
-            </w:r>
-            <w:r>
-              <w:rPr>
-                <w:noProof/>
-                <w:webHidden/>
-              </w:rPr>
-              <w:tab/>
-            </w:r>
-            <w:r>
-              <w:rPr>
-                <w:noProof/>
-                <w:webHidden/>
-              </w:rPr>
-              <w:fldChar w:fldCharType="begin"/>
-            </w:r>
-            <w:r>
-              <w:rPr>
-                <w:noProof/>
-                <w:webHidden/>
-              </w:rPr>
-              <w:instrText xml:space="preserve"> PAGEREF _Toc239883036 \h </w:instrText>
-            </w:r>
-            <w:r>
-              <w:rPr>
-                <w:noProof/>
-                <w:webHidden/>
-              </w:rPr>
-            </w:r>
-            <w:r>
-              <w:rPr>
-                <w:noProof/>
-                <w:webHidden/>
-              </w:rPr>
-              <w:fldChar w:fldCharType="separate"/>
-            </w:r>
-            <w:r>
-              <w:rPr>
-                <w:noProof/>
-                <w:webHidden/>
-              </w:rPr>
-              <w:t>20</w:t>
-            </w:r>
-            <w:r>
-              <w:rPr>
-                <w:noProof/>
-                <w:webHidden/>
-              </w:rPr>
-              <w:fldChar w:fldCharType="end"/>
-            </w:r>
-          </w:hyperlink>
-        </w:p>
-        <w:p>
-          <w:pPr>
-            <w:pStyle w:val="TOC1"/>
-            <w:tabs>
-              <w:tab w:val="right" w:leader="dot" w:pos="9016"/>
-            </w:tabs>
-            <w:rPr>
-              <w:rFonts w:asciiTheme="minorHAnsi" w:eastAsiaTheme="minorEastAsia" w:hAnsiTheme="minorHAnsi"/>
-              <w:noProof/>
-              <w:szCs w:val="24"/>
-              <w:lang w:val="en-GB" w:eastAsia="en-GB"/>
-            </w:rPr>
-          </w:pPr>
-          <w:hyperlink w:anchor="_Toc239883037" w:history="1">
-            <w:r>
-              <w:rPr>
-                <w:rStyle w:val="Hyperlink"/>
-                <w:noProof/>
-              </w:rPr>
-              <w:t>Baseline</w:t>
-            </w:r>
-            <w:r>
-              <w:rPr>
-                <w:noProof/>
-                <w:webHidden/>
-              </w:rPr>
-              <w:tab/>
-            </w:r>
-            <w:r>
-              <w:rPr>
-                <w:noProof/>
-                <w:webHidden/>
-              </w:rPr>
-              <w:fldChar w:fldCharType="begin"/>
-            </w:r>
-            <w:r>
-              <w:rPr>
-                <w:noProof/>
-                <w:webHidden/>
-              </w:rPr>
-              <w:instrText xml:space="preserve"> PAGEREF _Toc239883037 \h </w:instrText>
-            </w:r>
-            <w:r>
-              <w:rPr>
-                <w:noProof/>
-                <w:webHidden/>
-              </w:rPr>
-            </w:r>
-            <w:r>
-              <w:rPr>
-                <w:noProof/>
-                <w:webHidden/>
-              </w:rPr>
-              <w:fldChar w:fldCharType="separate"/>
-            </w:r>
-            <w:r>
-              <w:rPr>
-                <w:noProof/>
-                <w:webHidden/>
-              </w:rPr>
-              <w:t>20</w:t>
-            </w:r>
-            <w:r>
-              <w:rPr>
-                <w:noProof/>
-                <w:webHidden/>
-              </w:rPr>
-              <w:fldChar w:fldCharType="end"/>
-            </w:r>
-          </w:hyperlink>
-        </w:p>
-        <w:p>
-          <w:pPr>
-            <w:pStyle w:val="TOC1"/>
-            <w:tabs>
-              <w:tab w:val="right" w:leader="dot" w:pos="9016"/>
-            </w:tabs>
-            <w:rPr>
-              <w:rFonts w:asciiTheme="minorHAnsi" w:eastAsiaTheme="minorEastAsia" w:hAnsiTheme="minorHAnsi"/>
-              <w:noProof/>
-              <w:szCs w:val="24"/>
-              <w:lang w:val="en-GB" w:eastAsia="en-GB"/>
-            </w:rPr>
-          </w:pPr>
-          <w:hyperlink w:anchor="_Toc239883038" w:history="1">
-            <w:r>
-              <w:rPr>
-                <w:rStyle w:val="Hyperlink"/>
-                <w:noProof/>
-              </w:rPr>
-              <w:t>References</w:t>
-            </w:r>
-            <w:r>
-              <w:rPr>
-                <w:noProof/>
-                <w:webHidden/>
-              </w:rPr>
-              <w:tab/>
-            </w:r>
-            <w:r>
-              <w:rPr>
-                <w:noProof/>
-                <w:webHidden/>
-              </w:rPr>
-              <w:fldChar w:fldCharType="begin"/>
-            </w:r>
-            <w:r>
-              <w:rPr>
-                <w:noProof/>
-                <w:webHidden/>
-              </w:rPr>
-              <w:instrText xml:space="preserve"> PAGEREF _Toc239883038 \h </w:instrText>
-            </w:r>
-            <w:r>
-              <w:rPr>
-                <w:noProof/>
-                <w:webHidden/>
-              </w:rPr>
-            </w:r>
-            <w:r>
-              <w:rPr>
-                <w:noProof/>
-                <w:webHidden/>
-              </w:rPr>
-              <w:fldChar w:fldCharType="separate"/>
-            </w:r>
-            <w:r>
-              <w:rPr>
-                <w:noProof/>
-                <w:webHidden/>
-              </w:rPr>
-              <w:t>21</w:t>
+              <w:t>27</w:t>
             </w:r>
             <w:r>
               <w:rPr>
@@ -2218,24 +2858,148 @@
       <w:pPr>
         <w:pStyle w:val="Heading1"/>
       </w:pPr>
-      <w:bookmarkStart w:id="0" w:name="_Toc239883016"/>
+      <w:bookmarkStart w:id="0" w:name="_Toc239884355"/>
       <w:r>
         <w:lastRenderedPageBreak/>
         <w:t>Problem</w:t>
       </w:r>
       <w:bookmarkEnd w:id="0"/>
     </w:p>
-    <w:p/>
+    <w:p>
+      <w:r>
+        <w:t>CivicConnect currently manages community service requests through an uncoordinated, ad-hoc mix of email, phone calls, WhatsApp messages and unlinked spreadsheets. No central channel owns the full lifecycle of a request. As such the organization lacks a reliable, verifiable method to answer three fundamental operational questions:</w:t>
+      </w:r>
+    </w:p>
+    <w:p>
+      <w:pPr>
+        <w:pStyle w:val="ListParagraph"/>
+        <w:numPr>
+          <w:ilvl w:val="0"/>
+          <w:numId w:val="3"/>
+        </w:numPr>
+        <w:spacing w:before="0" w:after="0"/>
+      </w:pPr>
+      <w:r>
+        <w:t>What has been requested?</w:t>
+      </w:r>
+    </w:p>
+    <w:p>
+      <w:pPr>
+        <w:pStyle w:val="ListParagraph"/>
+        <w:numPr>
+          <w:ilvl w:val="0"/>
+          <w:numId w:val="3"/>
+        </w:numPr>
+        <w:spacing w:before="0" w:after="0"/>
+      </w:pPr>
+      <w:r>
+        <w:t>Who is accountable for acting on the issue?</w:t>
+      </w:r>
+    </w:p>
+    <w:p>
+      <w:pPr>
+        <w:pStyle w:val="ListParagraph"/>
+        <w:numPr>
+          <w:ilvl w:val="0"/>
+          <w:numId w:val="3"/>
+        </w:numPr>
+        <w:spacing w:before="0" w:after="0"/>
+      </w:pPr>
+      <w:r>
+        <w:t>Has the issue actually been resolved?</w:t>
+      </w:r>
+    </w:p>
+    <w:p>
+      <w:r>
+        <w:t>Recent empirical research in public sector digital transformation highlights that replacing fragmented, message-based administrative processes with centralized, controlled request management platforms is critical for establishing operational transparency, resolving service bottlenecks, and rebuilding stakeholder trust</w:t>
+      </w:r>
+      <w:sdt>
+        <w:sdtPr>
+          <w:id w:val="-977990515"/>
+          <w:citation/>
+        </w:sdtPr>
+        <w:sdtContent>
+          <w:r>
+            <w:fldChar w:fldCharType="begin"/>
+          </w:r>
+          <w:r>
+            <w:instrText xml:space="preserve"> CITATION Gon20 \l 7177 </w:instrText>
+          </w:r>
+          <w:r>
+            <w:fldChar w:fldCharType="separate"/>
+          </w:r>
+          <w:r>
+            <w:rPr>
+              <w:noProof/>
+            </w:rPr>
+            <w:t xml:space="preserve"> </w:t>
+          </w:r>
+          <w:r>
+            <w:rPr>
+              <w:noProof/>
+            </w:rPr>
+            <w:t>(Gong, 2020)</w:t>
+          </w:r>
+          <w:r>
+            <w:fldChar w:fldCharType="end"/>
+          </w:r>
+        </w:sdtContent>
+      </w:sdt>
+      <w:sdt>
+        <w:sdtPr>
+          <w:id w:val="-2132241184"/>
+          <w:citation/>
+        </w:sdtPr>
+        <w:sdtContent>
+          <w:r>
+            <w:fldChar w:fldCharType="begin"/>
+          </w:r>
+          <w:r>
+            <w:instrText xml:space="preserve"> CITATION Mer19 \l 7177 </w:instrText>
+          </w:r>
+          <w:r>
+            <w:fldChar w:fldCharType="separate"/>
+          </w:r>
+          <w:r>
+            <w:rPr>
+              <w:noProof/>
+            </w:rPr>
+            <w:t xml:space="preserve"> </w:t>
+          </w:r>
+          <w:r>
+            <w:rPr>
+              <w:noProof/>
+            </w:rPr>
+            <w:t>(Mergel, 2019)</w:t>
+          </w:r>
+          <w:r>
+            <w:fldChar w:fldCharType="end"/>
+          </w:r>
+        </w:sdtContent>
+      </w:sdt>
+      <w:r>
+        <w:t>.</w:t>
+      </w:r>
+    </w:p>
+    <w:p>
+      <w:r>
+        <w:t xml:space="preserve">Thus, the underlying business need is not merely "a website to log requests," but a </w:t>
+      </w:r>
+      <w:r>
+        <w:t>single, controlled record of the request lifecycle</w:t>
+      </w:r>
+      <w:r>
+        <w:t>. This platform must grant requesters real-time visibility, provide operational staff with an accountable queue, and supply management with auditable, reportable performance data—all achieved without introducing unsustainable cost, complexity, or technical risk.</w:t>
+      </w:r>
+    </w:p>
     <w:p>
       <w:pPr>
         <w:pStyle w:val="Heading1"/>
       </w:pPr>
-      <w:bookmarkStart w:id="1" w:name="_Toc239883017"/>
-      <w:proofErr w:type="spellStart"/>
+      <w:bookmarkStart w:id="1" w:name="_Toc239884356"/>
       <w:r>
         <w:t>CivicConnect</w:t>
       </w:r>
-      <w:proofErr w:type="spellEnd"/>
       <w:r>
         <w:t>:</w:t>
       </w:r>
@@ -2248,7 +3012,7 @@
       <w:pPr>
         <w:pStyle w:val="Heading2"/>
       </w:pPr>
-      <w:bookmarkStart w:id="2" w:name="_Toc239883018"/>
+      <w:bookmarkStart w:id="2" w:name="_Toc239884357"/>
       <w:r>
         <w:t>Stakeholder Profiles</w:t>
       </w:r>
@@ -2373,7 +3137,11 @@
           </w:tcPr>
           <w:p>
             <w:r>
-              <w:t>Community/staff member who logs a request (fault, equipment, security, IT, maintenance, lost property…). Primary user for these FR</w:t>
+              <w:t xml:space="preserve">Community/staff member who logs a request (fault, equipment, security, IT, maintenance, lost property…). </w:t>
+            </w:r>
+            <w:r>
+              <w:lastRenderedPageBreak/>
+              <w:t>Primary user for these FR</w:t>
             </w:r>
             <w:r>
               <w:t>’</w:t>
@@ -2389,6 +3157,7 @@
           </w:tcPr>
           <w:p>
             <w:r>
+              <w:lastRenderedPageBreak/>
               <w:t>Easy submit; receipt; status; history; feedback.</w:t>
             </w:r>
           </w:p>
@@ -2548,7 +3317,6 @@
           </w:tcPr>
           <w:p>
             <w:r>
-              <w:lastRenderedPageBreak/>
               <w:t>ST-4</w:t>
             </w:r>
           </w:p>
@@ -2690,8 +3458,9 @@
       <w:pPr>
         <w:pStyle w:val="Heading2"/>
       </w:pPr>
-      <w:bookmarkStart w:id="3" w:name="_Toc239883019"/>
+      <w:bookmarkStart w:id="3" w:name="_Toc239884358"/>
       <w:r>
+        <w:lastRenderedPageBreak/>
         <w:t>Stakeholder Conflicts</w:t>
       </w:r>
       <w:bookmarkEnd w:id="3"/>
@@ -2950,7 +3719,6 @@
           </w:tcPr>
           <w:p>
             <w:r>
-              <w:lastRenderedPageBreak/>
               <w:t>C-4</w:t>
             </w:r>
           </w:p>
@@ -3004,22 +3772,367 @@
       <w:pPr>
         <w:pStyle w:val="Heading1"/>
       </w:pPr>
-      <w:bookmarkStart w:id="4" w:name="_Toc239883020"/>
+      <w:bookmarkStart w:id="4" w:name="_Toc239884359"/>
       <w:r>
         <w:t>Scope</w:t>
       </w:r>
       <w:bookmarkEnd w:id="4"/>
     </w:p>
+    <w:p>
+      <w:r>
+        <w:t>The baseline scope defines what CivicConnect will deliver as part of the M1 requirements baseline, what is excluded from this phase, and what has been left for a later milestone. This boundary helps guide the requirements, acceptance criteria and architecture work that follows. It does not change the CivicConnect scenario but instead sets a clear point at which the M1 work ends.</w:t>
+      </w:r>
+    </w:p>
+    <w:p>
+      <w:pPr>
+        <w:pStyle w:val="Heading2"/>
+        <w:rPr>
+          <w:sz w:val="27"/>
+        </w:rPr>
+      </w:pPr>
+      <w:bookmarkStart w:id="5" w:name="_Toc239881924"/>
+      <w:bookmarkStart w:id="6" w:name="_Toc239884360"/>
+      <w:r>
+        <w:lastRenderedPageBreak/>
+        <w:t>In-Scope (M1 Baseline)</w:t>
+      </w:r>
+      <w:bookmarkEnd w:id="5"/>
+      <w:bookmarkEnd w:id="6"/>
+    </w:p>
+    <w:p>
+      <w:r>
+        <w:t>The M1 baseline includes the Requester (ST-1) request lifecycle. This covers submitting a new request (FR-001), selecting a category from a controlled list (FR-002), viewing the status of a request (FR-003), viewing previous requests (FR-004), searching and filtering request history (FR-005), and receiving feedback in the application when the status of a request changes (FR-007).</w:t>
+      </w:r>
+    </w:p>
+    <w:p>
+      <w:r>
+        <w:t>The category list will be controlled rather than allowing requesters to enter their own categories as free text. These categories will be maintained as reference data and will also support reporting by Management.</w:t>
+      </w:r>
+    </w:p>
+    <w:p>
+      <w:r>
+        <w:t>The requester will have a read-only view of the request status. Status changes will only be made by Service Staff. This helps keep the reported request information accurate and supports the resolution of conflict C-1.</w:t>
+      </w:r>
+    </w:p>
+    <w:p>
+      <w:r>
+        <w:t>M1 also includes the main engineering baseline documents needed for the later stages of the project. These include the stakeholder analysis, technical constraint analysis, initial architecture direction and Engineering Decision Log.</w:t>
+      </w:r>
+    </w:p>
+    <w:p>
+      <w:pPr>
+        <w:pStyle w:val="Heading2"/>
+      </w:pPr>
+      <w:bookmarkStart w:id="7" w:name="_Toc239881925"/>
+      <w:bookmarkStart w:id="8" w:name="_Toc239884361"/>
+      <w:r>
+        <w:t>Out-of-Scope (M1)</w:t>
+      </w:r>
+      <w:bookmarkEnd w:id="7"/>
+      <w:bookmarkEnd w:id="8"/>
+    </w:p>
+    <w:p>
+      <w:r>
+        <w:t>M1 does not include the final selection of the technology stack, detailed software architecture, database schema design, user interface implementation, API implementation, design-pattern implementation, CI pipeline implementation or production deployment. These activities are planned for M2 and later milestones. M1 only provides the initial direction for these areas.</w:t>
+      </w:r>
+    </w:p>
+    <w:p>
+      <w:r>
+        <w:t>Detailed functional requirements and acceptance criteria for Service Staff (ST-2), Management (ST-3) and Administrator (ST-4) are also outside the M1 scope. Their needs and responsibilities are considered during stakeholder analysis, but their specific workflows will be developed into detailed requirements at a later stage.</w:t>
+      </w:r>
+    </w:p>
+    <w:p>
+      <w:r>
+        <w:t>Authentication and detailed authorisation implementation are also excluded from M1. The requirement that a requester must not be able to access another requester's data is included in the baseline through NFR-003. However, the specific technical approach for implementing this will be decided in M2, as recorded in D-004.</w:t>
+      </w:r>
+    </w:p>
+    <w:p>
+      <w:pPr>
+        <w:pStyle w:val="Heading2"/>
+      </w:pPr>
+      <w:bookmarkStart w:id="9" w:name="_Toc239881926"/>
+      <w:bookmarkStart w:id="10" w:name="_Toc239884362"/>
+      <w:r>
+        <w:lastRenderedPageBreak/>
+        <w:t>Deferred / Future Scope</w:t>
+      </w:r>
+      <w:bookmarkEnd w:id="9"/>
+      <w:bookmarkEnd w:id="10"/>
+    </w:p>
+    <w:p>
+      <w:r>
+        <w:t>Email and SMS notifications are not included in the M1 baseline. In-app status feedback is included through FR-007, while additional notification channels will be considered later. This will depend on whether the ongoing costs can be supported within the Sponsor's (ST-5) constraints, particularly conflict C-4.</w:t>
+      </w:r>
+    </w:p>
+    <w:p>
+      <w:r>
+        <w:t>Full support for attachments under FR-006 is also deferred. Details such as permitted file types, file size limits and how files will be stored still need to be confirmed. Since these details are not yet finalised, the requirement remains at the Could priority level until it can be properly defined.</w:t>
+      </w:r>
+    </w:p>
+    <w:p>
+      <w:r>
+        <w:t>A complete Role-Based Access Control model for the Administrator (ST-4) is also deferred. The need for administrator access control has been identified, but the specific roles, permissions and management workflows still need to be defined in a later milestone.</w:t>
+      </w:r>
+    </w:p>
+    <w:tbl>
+      <w:tblPr>
+        <w:tblStyle w:val="TableGrid"/>
+        <w:tblW w:w="0" w:type="auto"/>
+        <w:jc w:val="center"/>
+        <w:tblLook w:val="04A0" w:firstRow="1" w:lastRow="0" w:firstColumn="1" w:lastColumn="0" w:noHBand="0" w:noVBand="1"/>
+      </w:tblPr>
+      <w:tblGrid>
+        <w:gridCol w:w="2200"/>
+        <w:gridCol w:w="3608"/>
+        <w:gridCol w:w="3208"/>
+      </w:tblGrid>
+      <w:tr>
+        <w:trPr>
+          <w:cantSplit/>
+          <w:tblHeader/>
+          <w:jc w:val="center"/>
+        </w:trPr>
+        <w:tc>
+          <w:tcPr>
+            <w:tcW w:w="2200" w:type="dxa"/>
+            <w:shd w:val="clear" w:color="auto" w:fill="83CAEB" w:themeFill="accent1" w:themeFillTint="66"/>
+            <w:vAlign w:val="center"/>
+          </w:tcPr>
+          <w:p>
+            <w:pPr>
+              <w:spacing w:before="60" w:after="60" w:line="240" w:lineRule="auto"/>
+            </w:pPr>
+            <w:r>
+              <w:rPr>
+                <w:b/>
+              </w:rPr>
+              <w:t>Boundary</w:t>
+            </w:r>
+          </w:p>
+        </w:tc>
+        <w:tc>
+          <w:tcPr>
+            <w:tcW w:w="3608" w:type="dxa"/>
+            <w:shd w:val="clear" w:color="auto" w:fill="83CAEB" w:themeFill="accent1" w:themeFillTint="66"/>
+            <w:vAlign w:val="center"/>
+          </w:tcPr>
+          <w:p>
+            <w:pPr>
+              <w:spacing w:before="60" w:after="60" w:line="240" w:lineRule="auto"/>
+            </w:pPr>
+            <w:r>
+              <w:rPr>
+                <w:b/>
+              </w:rPr>
+              <w:t>Represents</w:t>
+            </w:r>
+          </w:p>
+        </w:tc>
+        <w:tc>
+          <w:tcPr>
+            <w:tcW w:w="3208" w:type="dxa"/>
+            <w:shd w:val="clear" w:color="auto" w:fill="83CAEB" w:themeFill="accent1" w:themeFillTint="66"/>
+            <w:vAlign w:val="center"/>
+          </w:tcPr>
+          <w:p>
+            <w:pPr>
+              <w:spacing w:before="60" w:after="60" w:line="240" w:lineRule="auto"/>
+            </w:pPr>
+            <w:r>
+              <w:rPr>
+                <w:b/>
+              </w:rPr>
+              <w:t>Controls</w:t>
+            </w:r>
+          </w:p>
+        </w:tc>
+      </w:tr>
+      <w:tr>
+        <w:trPr>
+          <w:cantSplit/>
+          <w:jc w:val="center"/>
+        </w:trPr>
+        <w:tc>
+          <w:tcPr>
+            <w:tcW w:w="2200" w:type="dxa"/>
+            <w:vAlign w:val="center"/>
+          </w:tcPr>
+          <w:p>
+            <w:pPr>
+              <w:spacing w:before="60" w:after="60" w:line="240" w:lineRule="auto"/>
+            </w:pPr>
+            <w:r>
+              <w:t>In-scope</w:t>
+            </w:r>
+          </w:p>
+        </w:tc>
+        <w:tc>
+          <w:tcPr>
+            <w:tcW w:w="3608" w:type="dxa"/>
+            <w:vAlign w:val="center"/>
+          </w:tcPr>
+          <w:p>
+            <w:pPr>
+              <w:spacing w:before="60" w:after="60" w:line="240" w:lineRule="auto"/>
+            </w:pPr>
+            <w:r>
+              <w:t>FR-001–FR-005, FR-007 and their acceptance criteria; controlled category list; read-only status model.</w:t>
+            </w:r>
+          </w:p>
+        </w:tc>
+        <w:tc>
+          <w:tcPr>
+            <w:tcW w:w="3208" w:type="dxa"/>
+            <w:vAlign w:val="center"/>
+          </w:tcPr>
+          <w:p>
+            <w:pPr>
+              <w:spacing w:before="60" w:after="60" w:line="240" w:lineRule="auto"/>
+            </w:pPr>
+            <w:r>
+              <w:t>What M1 commits to build and what later evidence (design, test, release) must trace to.</w:t>
+            </w:r>
+          </w:p>
+        </w:tc>
+      </w:tr>
+      <w:tr>
+        <w:trPr>
+          <w:cantSplit/>
+          <w:jc w:val="center"/>
+        </w:trPr>
+        <w:tc>
+          <w:tcPr>
+            <w:tcW w:w="2200" w:type="dxa"/>
+            <w:vAlign w:val="center"/>
+          </w:tcPr>
+          <w:p>
+            <w:pPr>
+              <w:spacing w:before="60" w:after="60" w:line="240" w:lineRule="auto"/>
+            </w:pPr>
+            <w:r>
+              <w:t>Out-of-scope</w:t>
+            </w:r>
+          </w:p>
+        </w:tc>
+        <w:tc>
+          <w:tcPr>
+            <w:tcW w:w="3608" w:type="dxa"/>
+            <w:vAlign w:val="center"/>
+          </w:tcPr>
+          <w:p>
+            <w:pPr>
+              <w:spacing w:before="60" w:after="60" w:line="240" w:lineRule="auto"/>
+            </w:pPr>
+            <w:r>
+              <w:t>Architecture, technology, schema, UI/API/CI implementation; ST-2/ST-3/ST-4 detailed FRs; authentication mechanism.</w:t>
+            </w:r>
+          </w:p>
+        </w:tc>
+        <w:tc>
+          <w:tcPr>
+            <w:tcW w:w="3208" w:type="dxa"/>
+            <w:vAlign w:val="center"/>
+          </w:tcPr>
+          <w:p>
+            <w:pPr>
+              <w:spacing w:before="60" w:after="60" w:line="240" w:lineRule="auto"/>
+            </w:pPr>
+            <w:r>
+              <w:t>What is not assessed as an M1 deliverable and must not be prematurely implemented.</w:t>
+            </w:r>
+          </w:p>
+        </w:tc>
+      </w:tr>
+      <w:tr>
+        <w:trPr>
+          <w:cantSplit/>
+          <w:jc w:val="center"/>
+        </w:trPr>
+        <w:tc>
+          <w:tcPr>
+            <w:tcW w:w="2200" w:type="dxa"/>
+            <w:vAlign w:val="center"/>
+          </w:tcPr>
+          <w:p>
+            <w:pPr>
+              <w:spacing w:before="60" w:after="60" w:line="240" w:lineRule="auto"/>
+            </w:pPr>
+            <w:r>
+              <w:t>Deferred</w:t>
+            </w:r>
+          </w:p>
+        </w:tc>
+        <w:tc>
+          <w:tcPr>
+            <w:tcW w:w="3608" w:type="dxa"/>
+            <w:vAlign w:val="center"/>
+          </w:tcPr>
+          <w:p>
+            <w:pPr>
+              <w:spacing w:before="60" w:after="60" w:line="240" w:lineRule="auto"/>
+            </w:pPr>
+            <w:r>
+              <w:t>Notification channels beyond in-app feedback; FR-006 attachment handling; full Administrator RBAC.</w:t>
+            </w:r>
+          </w:p>
+        </w:tc>
+        <w:tc>
+          <w:tcPr>
+            <w:tcW w:w="3208" w:type="dxa"/>
+            <w:vAlign w:val="center"/>
+          </w:tcPr>
+          <w:p>
+            <w:pPr>
+              <w:spacing w:before="60" w:after="60" w:line="240" w:lineRule="auto"/>
+            </w:pPr>
+            <w:r>
+              <w:t>What is preserved as a future option pending evidence, not silently dropped.</w:t>
+            </w:r>
+          </w:p>
+        </w:tc>
+      </w:tr>
+    </w:tbl>
     <w:p/>
+    <w:p>
+      <w:pPr>
+        <w:pStyle w:val="Heading2"/>
+      </w:pPr>
+      <w:bookmarkStart w:id="11" w:name="_Toc239881927"/>
+      <w:bookmarkStart w:id="12" w:name="_Toc239884363"/>
+      <w:r>
+        <w:t>Defence of a Deliberate Deferment</w:t>
+      </w:r>
+      <w:bookmarkEnd w:id="11"/>
+      <w:bookmarkEnd w:id="12"/>
+    </w:p>
+    <w:p>
+      <w:r>
+        <w:t xml:space="preserve">The team deliberately defers email/SMS notifications beyond the baselined in-app feedback (FR-007). Conflict C-4 identifies a direct tension between the Requester's preference for rich, multi-channel notifications and the Sponsor's (ST-5) need for a sustainable cost/scope footprint. Committing to email/SMS at M1 would introduce third-party integration, delivery, and privacy considerations before the team has evidence of actual demand or budget approval. In-app feedback satisfies the Must-priority need for the requester to know a request's outcome (AC-007.1, AC-007.2) without that added risk. This deferment is recorded </w:t>
+      </w:r>
+      <w:r>
+        <w:lastRenderedPageBreak/>
+        <w:t>as a formal decision, with owner and trigger for re-scoping, in the Engineering Decision Log rather than left as an implicit gap.</w:t>
+      </w:r>
+    </w:p>
     <w:p>
       <w:pPr>
         <w:pStyle w:val="Heading1"/>
       </w:pPr>
-      <w:bookmarkStart w:id="5" w:name="_Toc239883021"/>
+      <w:bookmarkStart w:id="13" w:name="_Toc239884364"/>
       <w:r>
-        <w:t>Requester Functional Requirements</w:t>
+        <w:t>Functional Requirements</w:t>
       </w:r>
-      <w:bookmarkEnd w:id="5"/>
+      <w:bookmarkEnd w:id="13"/>
+    </w:p>
+    <w:p>
+      <w:pPr>
+        <w:pStyle w:val="Heading2"/>
+      </w:pPr>
+      <w:bookmarkStart w:id="14" w:name="_Toc239884365"/>
+      <w:r>
+        <w:t>Requester</w:t>
+      </w:r>
+      <w:bookmarkEnd w:id="14"/>
     </w:p>
     <w:tbl>
       <w:tblPr>
@@ -3045,7 +4158,7 @@
             <w:shd w:val="clear" w:color="auto" w:fill="A3DBFF"/>
           </w:tcPr>
           <w:p>
-            <w:bookmarkStart w:id="6" w:name="_Hlk239881628"/>
+            <w:bookmarkStart w:id="15" w:name="_Hlk239881628"/>
             <w:r>
               <w:t>ID</w:t>
             </w:r>
@@ -3174,7 +4287,7 @@
           </w:p>
         </w:tc>
       </w:tr>
-      <w:bookmarkEnd w:id="6"/>
+      <w:bookmarkEnd w:id="15"/>
       <w:tr>
         <w:tc>
           <w:tcPr>
@@ -3248,7 +4361,6 @@
           </w:tcPr>
           <w:p>
             <w:r>
-              <w:lastRenderedPageBreak/>
               <w:t>FR-003</w:t>
             </w:r>
           </w:p>
@@ -3312,6 +4424,7 @@
           </w:tcPr>
           <w:p>
             <w:r>
+              <w:lastRenderedPageBreak/>
               <w:t>FR-004</w:t>
             </w:r>
           </w:p>
@@ -3519,11 +4632,7 @@
           </w:tcPr>
           <w:p>
             <w:r>
-              <w:t xml:space="preserve">Receive feedback when a request is </w:t>
-            </w:r>
-            <w:r>
-              <w:lastRenderedPageBreak/>
-              <w:t>accepted, rejected, updated or completed.</w:t>
+              <w:t>Receive feedback when a request is accepted, rejected, updated or completed.</w:t>
             </w:r>
           </w:p>
         </w:tc>
@@ -3533,7 +4642,6 @@
           </w:tcPr>
           <w:p>
             <w:r>
-              <w:lastRenderedPageBreak/>
               <w:t>ST-1</w:t>
             </w:r>
           </w:p>
@@ -3554,11 +4662,7 @@
           </w:tcPr>
           <w:p>
             <w:r>
-              <w:t>AC-007.1 Given a status change to Accepted/Rejected/Updated/Completed, when the requester next visits, then an in-</w:t>
-            </w:r>
-            <w:r>
-              <w:lastRenderedPageBreak/>
-              <w:t>app feedback item with timestamp appears.</w:t>
+              <w:t>AC-007.1 Given a status change to Accepted/Rejected/Updated/Completed, when the requester next visits, then an in-app feedback item with timestamp appears.</w:t>
             </w:r>
           </w:p>
           <w:p>
@@ -3571,14 +4675,14 @@
     </w:tbl>
     <w:p>
       <w:pPr>
-        <w:pStyle w:val="Heading1"/>
+        <w:pStyle w:val="Heading2"/>
       </w:pPr>
-      <w:bookmarkStart w:id="7" w:name="_Toc239883022"/>
+      <w:bookmarkStart w:id="16" w:name="_Toc239884366"/>
       <w:r>
         <w:lastRenderedPageBreak/>
-        <w:t>Service Staff Requirements</w:t>
+        <w:t>Service Staff</w:t>
       </w:r>
-      <w:bookmarkEnd w:id="7"/>
+      <w:bookmarkEnd w:id="16"/>
     </w:p>
     <w:tbl>
       <w:tblPr>
@@ -3604,7 +4708,7 @@
             <w:shd w:val="clear" w:color="auto" w:fill="A3DBFF"/>
           </w:tcPr>
           <w:p>
-            <w:bookmarkStart w:id="8" w:name="_Hlk239881929"/>
+            <w:bookmarkStart w:id="17" w:name="_Hlk239881929"/>
             <w:r>
               <w:t>ID</w:t>
             </w:r>
@@ -3715,7 +4819,7 @@
           </w:p>
         </w:tc>
       </w:tr>
-      <w:bookmarkEnd w:id="8"/>
+      <w:bookmarkEnd w:id="17"/>
       <w:tr>
         <w:tc>
           <w:tcPr>
@@ -3780,7 +4884,6 @@
           </w:tcPr>
           <w:p>
             <w:r>
-              <w:lastRenderedPageBreak/>
               <w:t>FR-010</w:t>
             </w:r>
           </w:p>
@@ -3873,7 +4976,11 @@
           </w:tcPr>
           <w:p>
             <w:r>
-              <w:t>AC-011.1 Given an unassigned request, when an authorised staff member accepts/assigns it, then ownership is recorded (owner + timestamp) and the request shows as assigned.</w:t>
+              <w:t xml:space="preserve">AC-011.1 Given an unassigned request, when an authorised staff member accepts/assigns it, then ownership is </w:t>
+            </w:r>
+            <w:r>
+              <w:lastRenderedPageBreak/>
+              <w:t>recorded (owner + timestamp) and the request shows as assigned.</w:t>
             </w:r>
           </w:p>
           <w:p>
@@ -3890,6 +4997,7 @@
           </w:tcPr>
           <w:p>
             <w:r>
+              <w:lastRenderedPageBreak/>
               <w:t>FR-012</w:t>
             </w:r>
           </w:p>
@@ -3957,11 +5065,7 @@
           </w:tcPr>
           <w:p>
             <w:r>
-              <w:t xml:space="preserve">Record actions, </w:t>
-            </w:r>
-            <w:r>
-              <w:lastRenderedPageBreak/>
-              <w:t>comments or resolution information on a request.</w:t>
+              <w:t>Record actions, comments or resolution information on a request.</w:t>
             </w:r>
           </w:p>
         </w:tc>
@@ -3971,7 +5075,6 @@
           </w:tcPr>
           <w:p>
             <w:r>
-              <w:lastRenderedPageBreak/>
               <w:t>ST-2</w:t>
             </w:r>
           </w:p>
@@ -3992,11 +5095,7 @@
           </w:tcPr>
           <w:p>
             <w:r>
-              <w:t xml:space="preserve">AC-013.1 Given an owned/authorised request, when a staff member adds an </w:t>
-            </w:r>
-            <w:r>
-              <w:lastRenderedPageBreak/>
-              <w:t>action, comment or resolution note, then it is saved to the request history with author + timestamp and cannot be silently deleted (accountability).</w:t>
+              <w:t>AC-013.1 Given an owned/authorised request, when a staff member adds an action, comment or resolution note, then it is saved to the request history with author + timestamp and cannot be silently deleted (accountability).</w:t>
             </w:r>
           </w:p>
         </w:tc>
@@ -4008,48 +5107,51 @@
           </w:tcPr>
           <w:p>
             <w:r>
+              <w:t>FR-014</w:t>
+            </w:r>
+          </w:p>
+        </w:tc>
+        <w:tc>
+          <w:tcPr>
+            <w:tcW w:w="1578" w:type="dxa"/>
+          </w:tcPr>
+          <w:p>
+            <w:r>
+              <w:t>Resolve or close requests where authorised.</w:t>
+            </w:r>
+          </w:p>
+        </w:tc>
+        <w:tc>
+          <w:tcPr>
+            <w:tcW w:w="1148" w:type="dxa"/>
+          </w:tcPr>
+          <w:p>
+            <w:r>
+              <w:t>ST-2</w:t>
+            </w:r>
+          </w:p>
+        </w:tc>
+        <w:tc>
+          <w:tcPr>
+            <w:tcW w:w="1132" w:type="dxa"/>
+          </w:tcPr>
+          <w:p>
+            <w:r>
+              <w:t>Must</w:t>
+            </w:r>
+          </w:p>
+        </w:tc>
+        <w:tc>
+          <w:tcPr>
+            <w:tcW w:w="4222" w:type="dxa"/>
+          </w:tcPr>
+          <w:p>
+            <w:r>
+              <w:t xml:space="preserve">AC-014.1 Given an authorised staff member and a resolvable request, when they resolve/close it, then status updates to Resolved/Closed, resolution info is </w:t>
+            </w:r>
+            <w:r>
               <w:lastRenderedPageBreak/>
-              <w:t>FR-014</w:t>
-            </w:r>
-          </w:p>
-        </w:tc>
-        <w:tc>
-          <w:tcPr>
-            <w:tcW w:w="1578" w:type="dxa"/>
-          </w:tcPr>
-          <w:p>
-            <w:r>
-              <w:t>Resolve or close requests where authorised.</w:t>
-            </w:r>
-          </w:p>
-        </w:tc>
-        <w:tc>
-          <w:tcPr>
-            <w:tcW w:w="1148" w:type="dxa"/>
-          </w:tcPr>
-          <w:p>
-            <w:r>
-              <w:t>ST-2</w:t>
-            </w:r>
-          </w:p>
-        </w:tc>
-        <w:tc>
-          <w:tcPr>
-            <w:tcW w:w="1132" w:type="dxa"/>
-          </w:tcPr>
-          <w:p>
-            <w:r>
-              <w:t>Must</w:t>
-            </w:r>
-          </w:p>
-        </w:tc>
-        <w:tc>
-          <w:tcPr>
-            <w:tcW w:w="4222" w:type="dxa"/>
-          </w:tcPr>
-          <w:p>
-            <w:r>
-              <w:t>AC-014.1 Given an authorised staff member and a resolvable request, when they resolve/close it, then status updates to Resolved/Closed, resolution info is recorded, and the requester receives feedback (links to FR-007).</w:t>
+              <w:t>recorded, and the requester receives feedback (links to FR-007).</w:t>
             </w:r>
           </w:p>
           <w:p>
@@ -4062,13 +5164,14 @@
     </w:tbl>
     <w:p>
       <w:pPr>
-        <w:pStyle w:val="Heading1"/>
+        <w:pStyle w:val="Heading2"/>
       </w:pPr>
-      <w:bookmarkStart w:id="9" w:name="_Toc239883023"/>
+      <w:bookmarkStart w:id="18" w:name="_Toc239884367"/>
       <w:r>
-        <w:t>Management/Oversight Requirements</w:t>
+        <w:lastRenderedPageBreak/>
+        <w:t>Management/Oversight</w:t>
       </w:r>
-      <w:bookmarkEnd w:id="9"/>
+      <w:bookmarkEnd w:id="18"/>
     </w:p>
     <w:tbl>
       <w:tblPr>
@@ -4094,7 +5197,7 @@
             <w:shd w:val="clear" w:color="auto" w:fill="A3DBFF"/>
           </w:tcPr>
           <w:p>
-            <w:bookmarkStart w:id="10" w:name="_Hlk239882117"/>
+            <w:bookmarkStart w:id="19" w:name="_Hlk239882117"/>
             <w:r>
               <w:t>ID</w:t>
             </w:r>
@@ -4200,7 +5303,7 @@
           </w:p>
         </w:tc>
       </w:tr>
-      <w:bookmarkEnd w:id="10"/>
+      <w:bookmarkEnd w:id="19"/>
       <w:tr>
         <w:tc>
           <w:tcPr>
@@ -4253,11 +5356,7 @@
           </w:p>
           <w:p>
             <w:r>
-              <w:t xml:space="preserve">AC-016.2 Given a request past its target/response time, when the view </w:t>
-            </w:r>
-            <w:r>
-              <w:lastRenderedPageBreak/>
-              <w:t>loads, then it is flagged as overdue. (Depends on a due-date/target field.)</w:t>
+              <w:t>AC-016.2 Given a request past its target/response time, when the view loads, then it is flagged as overdue. (Depends on a due-date/target field.)</w:t>
             </w:r>
           </w:p>
         </w:tc>
@@ -4269,7 +5368,6 @@
           </w:tcPr>
           <w:p>
             <w:r>
-              <w:lastRenderedPageBreak/>
               <w:t>FR-017</w:t>
             </w:r>
           </w:p>
@@ -4322,6 +5420,7 @@
           </w:tcPr>
           <w:p>
             <w:r>
+              <w:lastRenderedPageBreak/>
               <w:t>FR-018</w:t>
             </w:r>
           </w:p>
@@ -4375,13 +5474,13 @@
     </w:tbl>
     <w:p>
       <w:pPr>
-        <w:pStyle w:val="Heading1"/>
+        <w:pStyle w:val="Heading2"/>
       </w:pPr>
-      <w:bookmarkStart w:id="11" w:name="_Toc239883024"/>
+      <w:bookmarkStart w:id="20" w:name="_Toc239884368"/>
       <w:r>
-        <w:t>Administrator Requirements</w:t>
+        <w:t>Administrator</w:t>
       </w:r>
-      <w:bookmarkEnd w:id="11"/>
+      <w:bookmarkEnd w:id="20"/>
     </w:p>
     <w:tbl>
       <w:tblPr>
@@ -4407,7 +5506,7 @@
             <w:shd w:val="clear" w:color="auto" w:fill="A3DBFF"/>
           </w:tcPr>
           <w:p>
-            <w:bookmarkStart w:id="12" w:name="_Hlk239882266"/>
+            <w:bookmarkStart w:id="21" w:name="_Hlk239882266"/>
             <w:r>
               <w:t>ID</w:t>
             </w:r>
@@ -4513,7 +5612,7 @@
           </w:p>
         </w:tc>
       </w:tr>
-      <w:bookmarkEnd w:id="12"/>
+      <w:bookmarkEnd w:id="21"/>
       <w:tr>
         <w:tc>
           <w:tcPr>
@@ -4531,11 +5630,7 @@
           </w:tcPr>
           <w:p>
             <w:r>
-              <w:t xml:space="preserve">Manage roles and permissions </w:t>
-            </w:r>
-            <w:r>
-              <w:lastRenderedPageBreak/>
-              <w:t>(Role-Based Access Control).</w:t>
+              <w:t>Manage roles and permissions (Role-Based Access Control).</w:t>
             </w:r>
           </w:p>
         </w:tc>
@@ -4545,7 +5640,6 @@
           </w:tcPr>
           <w:p>
             <w:r>
-              <w:lastRenderedPageBreak/>
               <w:t>ST-4</w:t>
             </w:r>
           </w:p>
@@ -4566,11 +5660,7 @@
           </w:tcPr>
           <w:p>
             <w:r>
-              <w:t xml:space="preserve">AC-020.1 Given an administrator, when they assign a role to a user, then that user's permitted actions match the role </w:t>
-            </w:r>
-            <w:r>
-              <w:lastRenderedPageBreak/>
-              <w:t>(e.g. only staff can update status; only managers see oversight).</w:t>
+              <w:t>AC-020.1 Given an administrator, when they assign a role to a user, then that user's permitted actions match the role (e.g. only staff can update status; only managers see oversight).</w:t>
             </w:r>
           </w:p>
           <w:p>
@@ -4587,48 +5677,51 @@
           </w:tcPr>
           <w:p>
             <w:r>
+              <w:t>FR-021</w:t>
+            </w:r>
+          </w:p>
+        </w:tc>
+        <w:tc>
+          <w:tcPr>
+            <w:tcW w:w="1578" w:type="dxa"/>
+          </w:tcPr>
+          <w:p>
+            <w:r>
+              <w:t>Maintain the controlled category list.</w:t>
+            </w:r>
+          </w:p>
+        </w:tc>
+        <w:tc>
+          <w:tcPr>
+            <w:tcW w:w="1148" w:type="dxa"/>
+          </w:tcPr>
+          <w:p>
+            <w:r>
+              <w:t>ST-4</w:t>
+            </w:r>
+          </w:p>
+        </w:tc>
+        <w:tc>
+          <w:tcPr>
+            <w:tcW w:w="1132" w:type="dxa"/>
+          </w:tcPr>
+          <w:p>
+            <w:r>
+              <w:t>Must</w:t>
+            </w:r>
+          </w:p>
+        </w:tc>
+        <w:tc>
+          <w:tcPr>
+            <w:tcW w:w="4222" w:type="dxa"/>
+          </w:tcPr>
+          <w:p>
+            <w:r>
+              <w:t xml:space="preserve">AC-021.1 Given an administrator, when they add, edit or retire a category, then the requester submission form reflects </w:t>
+            </w:r>
+            <w:r>
               <w:lastRenderedPageBreak/>
-              <w:t>FR-021</w:t>
-            </w:r>
-          </w:p>
-        </w:tc>
-        <w:tc>
-          <w:tcPr>
-            <w:tcW w:w="1578" w:type="dxa"/>
-          </w:tcPr>
-          <w:p>
-            <w:r>
-              <w:t>Maintain the controlled category list.</w:t>
-            </w:r>
-          </w:p>
-        </w:tc>
-        <w:tc>
-          <w:tcPr>
-            <w:tcW w:w="1148" w:type="dxa"/>
-          </w:tcPr>
-          <w:p>
-            <w:r>
-              <w:t>ST-4</w:t>
-            </w:r>
-          </w:p>
-        </w:tc>
-        <w:tc>
-          <w:tcPr>
-            <w:tcW w:w="1132" w:type="dxa"/>
-          </w:tcPr>
-          <w:p>
-            <w:r>
-              <w:t>Must</w:t>
-            </w:r>
-          </w:p>
-        </w:tc>
-        <w:tc>
-          <w:tcPr>
-            <w:tcW w:w="4222" w:type="dxa"/>
-          </w:tcPr>
-          <w:p>
-            <w:r>
-              <w:t>AC-021.1 Given an administrator, when they add, edit or retire a category, then the requester submission form reflects the current list with no code change (supports FR-002/AC-002.3).</w:t>
+              <w:t>the current list with no code change (supports FR-002/AC-002.3).</w:t>
             </w:r>
           </w:p>
         </w:tc>
@@ -4640,6 +5733,7 @@
           </w:tcPr>
           <w:p>
             <w:r>
+              <w:lastRenderedPageBreak/>
               <w:t>FR-022</w:t>
             </w:r>
           </w:p>
@@ -4688,13 +5782,13 @@
     </w:tbl>
     <w:p>
       <w:pPr>
-        <w:pStyle w:val="Heading1"/>
+        <w:pStyle w:val="Heading2"/>
       </w:pPr>
-      <w:bookmarkStart w:id="13" w:name="_Toc239883025"/>
+      <w:bookmarkStart w:id="22" w:name="_Toc239884369"/>
       <w:r>
-        <w:t>Sponsor Requirements</w:t>
+        <w:t>Sponsor</w:t>
       </w:r>
-      <w:bookmarkEnd w:id="13"/>
+      <w:bookmarkEnd w:id="22"/>
     </w:p>
     <w:tbl>
       <w:tblPr>
@@ -4830,11 +5924,11 @@
       <w:pPr>
         <w:pStyle w:val="Heading2"/>
       </w:pPr>
-      <w:bookmarkStart w:id="14" w:name="_Toc239883026"/>
+      <w:bookmarkStart w:id="23" w:name="_Toc239884370"/>
       <w:r>
         <w:t>Non-Functional Requirements &amp; Open Items</w:t>
       </w:r>
-      <w:bookmarkEnd w:id="14"/>
+      <w:bookmarkEnd w:id="23"/>
     </w:p>
     <w:p>
       <w:pPr>
@@ -4872,7 +5966,6 @@
         <w:spacing w:before="60" w:after="60" w:line="240" w:lineRule="auto"/>
       </w:pPr>
       <w:r>
-        <w:lastRenderedPageBreak/>
         <w:t>NFR-002 - Feedback timelines: status/feedback visible within 15 seconds of a staff change.</w:t>
       </w:r>
     </w:p>
@@ -4899,13 +5992,7 @@
         <w:spacing w:before="60" w:after="60" w:line="240" w:lineRule="auto"/>
       </w:pPr>
       <w:r>
-        <w:t xml:space="preserve">NFR-004 </w:t>
-      </w:r>
-      <w:r>
-        <w:t>-</w:t>
-      </w:r>
-      <w:r>
-        <w:t xml:space="preserve"> Performance: the staff queue and management oversight views load within ≤ </w:t>
+        <w:t xml:space="preserve">NFR-004 - Performance: the staff queue and management oversight views load within ≤ </w:t>
       </w:r>
       <w:r>
         <w:t>15</w:t>
@@ -4930,13 +6017,7 @@
         <w:spacing w:before="60" w:after="60" w:line="240" w:lineRule="auto"/>
       </w:pPr>
       <w:r>
-        <w:t xml:space="preserve">NFR-005 </w:t>
-      </w:r>
-      <w:r>
-        <w:t>-</w:t>
-      </w:r>
-      <w:r>
-        <w:t xml:space="preserve"> Concurrency &amp; integrity: two staff cannot both own the same request, and status transitions are applied without lost updates (supports FR-011, FR-012).</w:t>
+        <w:t>NFR-005 - Concurrency &amp; integrity: two staff cannot both own the same request, and status transitions are applied without lost updates (supports FR-011, FR-012).</w:t>
       </w:r>
     </w:p>
     <w:p>
@@ -4949,13 +6030,7 @@
         <w:spacing w:before="60" w:after="60" w:line="240" w:lineRule="auto"/>
       </w:pPr>
       <w:r>
-        <w:t xml:space="preserve">NFR-006 </w:t>
-      </w:r>
-      <w:r>
-        <w:t>-</w:t>
-      </w:r>
-      <w:r>
-        <w:t xml:space="preserve"> Security/RBAC: every action is authorised against the user's role; unauthorised access is denied (supports FR-008, FR-014, FR-020).</w:t>
+        <w:t>NFR-006 - Security/RBAC: every action is authorised against the user's role; unauthorised access is denied (supports FR-008, FR-014, FR-020).</w:t>
       </w:r>
     </w:p>
     <w:p>
@@ -4968,13 +6043,7 @@
         <w:spacing w:before="60" w:after="60" w:line="240" w:lineRule="auto"/>
       </w:pPr>
       <w:r>
-        <w:t xml:space="preserve">NFR-007 </w:t>
-      </w:r>
-      <w:r>
-        <w:t>-</w:t>
-      </w:r>
-      <w:r>
-        <w:t xml:space="preserve"> Auditability: key controlled actions are recorded with actor + timestamp and cannot be silently altered (supports FR-013, FR-022).</w:t>
+        <w:t>NFR-007 - Auditability: key controlled actions are recorded with actor + timestamp and cannot be silently altered (supports FR-013, FR-022).</w:t>
       </w:r>
     </w:p>
     <w:p>
@@ -4987,13 +6056,7 @@
         <w:spacing w:before="60" w:after="60" w:line="240" w:lineRule="auto"/>
       </w:pPr>
       <w:r>
-        <w:t xml:space="preserve">NFR-008 </w:t>
-      </w:r>
-      <w:r>
-        <w:t>-</w:t>
-      </w:r>
-      <w:r>
-        <w:t xml:space="preserve"> Reporting accuracy: management/sponsor reports reconcile with the underlying request records (no discrepancy between report and data).</w:t>
+        <w:t>NFR-008 - Reporting accuracy: management/sponsor reports reconcile with the underlying request records (no discrepancy between report and data).</w:t>
       </w:r>
     </w:p>
     <w:p>
@@ -5006,20 +6069,15 @@
         <w:spacing w:before="60" w:after="60" w:line="240" w:lineRule="auto"/>
       </w:pPr>
       <w:r>
-        <w:t xml:space="preserve">NFR-009 </w:t>
-      </w:r>
-      <w:r>
-        <w:t>-</w:t>
-      </w:r>
-      <w:r>
-        <w:t xml:space="preserve"> Cost sustainability (Sponsor): the solution runs within free/low-cost tiers where practical, and likely operational cost is documented (business constraint).</w:t>
+        <w:lastRenderedPageBreak/>
+        <w:t>NFR-009 - Cost sustainability (Sponsor): the solution runs within free/low-cost tiers where practical, and likely operational cost is documented (business constraint).</w:t>
       </w:r>
     </w:p>
     <w:p>
       <w:pPr>
         <w:pStyle w:val="Heading2"/>
       </w:pPr>
-      <w:bookmarkStart w:id="15" w:name="_Toc239883027"/>
+      <w:bookmarkStart w:id="24" w:name="_Toc239884371"/>
       <w:r>
         <w:t xml:space="preserve">Confirm </w:t>
       </w:r>
@@ -5029,7 +6087,7 @@
       <w:r>
         <w:t>:</w:t>
       </w:r>
-      <w:bookmarkEnd w:id="15"/>
+      <w:bookmarkEnd w:id="24"/>
     </w:p>
     <w:p>
       <w:pPr>
@@ -5083,13 +6141,7 @@
         <w:spacing w:before="60" w:after="60" w:line="240" w:lineRule="auto"/>
       </w:pPr>
       <w:r>
-        <w:t xml:space="preserve">Define 'overdue' </w:t>
-      </w:r>
-      <w:r>
-        <w:t>-</w:t>
-      </w:r>
-      <w:r>
-        <w:t xml:space="preserve"> needs a due-date/target/response-time field. SLA automation is deferred; agree a simple target mechanism and record it in the Decision Log (affects FR-016).</w:t>
+        <w:t>Define 'overdue' - needs a due-date/target/response-time field. SLA automation is deferred; agree a simple target mechanism and record it in the Decision Log (affects FR-016).</w:t>
       </w:r>
     </w:p>
     <w:p>
@@ -5102,13 +6154,7 @@
         <w:spacing w:before="60" w:after="60" w:line="240" w:lineRule="auto"/>
       </w:pPr>
       <w:r>
-        <w:t xml:space="preserve">Reassignment rules </w:t>
-      </w:r>
-      <w:r>
-        <w:t>-</w:t>
-      </w:r>
-      <w:r>
-        <w:t xml:space="preserve"> who may reassign an already-owned request (affects FR-011).</w:t>
+        <w:t>Reassignment rules - who may reassign an already-owned request (affects FR-011).</w:t>
       </w:r>
     </w:p>
     <w:p>
@@ -5121,13 +6167,7 @@
         <w:spacing w:before="60" w:after="60" w:line="240" w:lineRule="auto"/>
       </w:pPr>
       <w:r>
-        <w:t xml:space="preserve">Reporting export </w:t>
-      </w:r>
-      <w:r>
-        <w:t>-</w:t>
-      </w:r>
-      <w:r>
-        <w:t xml:space="preserve"> decide whether reporting is view-only or exportable; export may be Could/deferred (affects FR-018).</w:t>
+        <w:t>Reporting export - decide whether reporting is view-only or exportable; export may be Could/deferred (affects FR-018).</w:t>
       </w:r>
     </w:p>
     <w:p>
@@ -5140,13 +6180,7 @@
         <w:spacing w:before="60" w:after="60" w:line="240" w:lineRule="auto"/>
       </w:pPr>
       <w:r>
-        <w:t xml:space="preserve">Sponsor access </w:t>
-      </w:r>
-      <w:r>
-        <w:t>-</w:t>
-      </w:r>
-      <w:r>
-        <w:t xml:space="preserve"> confirm whether the sponsor gets a dedicated summary view or consumes the management reporting (affects FR-023).</w:t>
+        <w:t>Sponsor access - confirm whether the sponsor gets a dedicated summary view or consumes the management reporting (affects FR-023).</w:t>
       </w:r>
     </w:p>
     <w:p>
@@ -5159,21 +6193,15 @@
         <w:spacing w:before="60" w:after="60" w:line="240" w:lineRule="auto"/>
       </w:pPr>
       <w:r>
-        <w:t xml:space="preserve">RBAC role definitions </w:t>
-      </w:r>
-      <w:r>
-        <w:t>-</w:t>
-      </w:r>
-      <w:r>
-        <w:t xml:space="preserve"> the exact permission set per role is finalised with the authentication/authorisation decision in M2 (affects FR-020 and all access-control ACs).</w:t>
+        <w:t>RBAC role definitions - the exact permission set per role is finalised with the authentication/authorisation decision in M2 (affects FR-020 and all access-control ACs).</w:t>
       </w:r>
     </w:p>
     <w:p>
       <w:pPr>
         <w:pStyle w:val="Heading1"/>
       </w:pPr>
-      <w:bookmarkStart w:id="16" w:name="_Hlk239779181"/>
-      <w:bookmarkStart w:id="17" w:name="_Toc239883028"/>
+      <w:bookmarkStart w:id="25" w:name="_Toc239884372"/>
+      <w:bookmarkStart w:id="26" w:name="_Hlk239779181"/>
       <w:r>
         <w:t>CivicConnect</w:t>
       </w:r>
@@ -5183,7 +6211,7 @@
       <w:r>
         <w:t xml:space="preserve"> Requirements Traceability Matrix (RTM)</w:t>
       </w:r>
-      <w:bookmarkEnd w:id="17"/>
+      <w:bookmarkEnd w:id="25"/>
     </w:p>
     <w:tbl>
       <w:tblPr>
@@ -5343,7 +6371,6 @@
           </w:tcPr>
           <w:p>
             <w:r>
-              <w:lastRenderedPageBreak/>
               <w:t>FR-002</w:t>
             </w:r>
           </w:p>
@@ -5426,7 +6453,11 @@
           </w:tcPr>
           <w:p>
             <w:r>
-              <w:t>View the current status of a submitted request.</w:t>
+              <w:t xml:space="preserve">View the current status of </w:t>
+            </w:r>
+            <w:r>
+              <w:lastRenderedPageBreak/>
+              <w:t>a submitted request.</w:t>
             </w:r>
           </w:p>
         </w:tc>
@@ -5436,6 +6467,7 @@
           </w:tcPr>
           <w:p>
             <w:r>
+              <w:lastRenderedPageBreak/>
               <w:t>AC-003.1; AC-003.2</w:t>
             </w:r>
           </w:p>
@@ -5674,11 +6706,7 @@
           </w:tcPr>
           <w:p>
             <w:r>
-              <w:t xml:space="preserve">Receive feedback when a request is accepted, rejected, </w:t>
-            </w:r>
-            <w:r>
-              <w:lastRenderedPageBreak/>
-              <w:t>updated or completed.</w:t>
+              <w:t>Receive feedback when a request is accepted, rejected, updated or completed.</w:t>
             </w:r>
           </w:p>
         </w:tc>
@@ -5688,7 +6716,6 @@
           </w:tcPr>
           <w:p>
             <w:r>
-              <w:lastRenderedPageBreak/>
               <w:t>AC-007.1; AC-007.2</w:t>
             </w:r>
           </w:p>
@@ -5783,6 +6810,7 @@
           </w:tcPr>
           <w:p>
             <w:r>
+              <w:lastRenderedPageBreak/>
               <w:t>FR-009</w:t>
             </w:r>
           </w:p>
@@ -6051,11 +7079,7 @@
           </w:tcPr>
           <w:p>
             <w:r>
-              <w:t xml:space="preserve">Record actions, comments or resolution </w:t>
-            </w:r>
-            <w:r>
-              <w:lastRenderedPageBreak/>
-              <w:t>information on a request.</w:t>
+              <w:t>Record actions, comments or resolution information on a request.</w:t>
             </w:r>
           </w:p>
         </w:tc>
@@ -6065,7 +7089,6 @@
           </w:tcPr>
           <w:p>
             <w:r>
-              <w:lastRenderedPageBreak/>
               <w:t>AC-013.1</w:t>
             </w:r>
           </w:p>
@@ -6160,6 +7183,7 @@
           </w:tcPr>
           <w:p>
             <w:r>
+              <w:lastRenderedPageBreak/>
               <w:t>FR-015</w:t>
             </w:r>
           </w:p>
@@ -6366,11 +7390,7 @@
           </w:tcPr>
           <w:p>
             <w:r>
-              <w:t>Access enough information to support accountability and service-</w:t>
-            </w:r>
-            <w:r>
-              <w:lastRenderedPageBreak/>
-              <w:t>performance analysis.</w:t>
+              <w:t>Access enough information to support accountability and service-performance analysis.</w:t>
             </w:r>
           </w:p>
         </w:tc>
@@ -6380,7 +7400,6 @@
           </w:tcPr>
           <w:p>
             <w:r>
-              <w:lastRenderedPageBreak/>
               <w:t>AC-018.1; AC-018.2</w:t>
             </w:r>
           </w:p>
@@ -6537,6 +7556,7 @@
           </w:tcPr>
           <w:p>
             <w:r>
+              <w:lastRenderedPageBreak/>
               <w:t>FR-021</w:t>
             </w:r>
           </w:p>
@@ -6771,11 +7791,7 @@
           </w:tcPr>
           <w:p>
             <w:r>
-              <w:t xml:space="preserve">Submission completes in ≤ 5 steps (enter info → select category → complete </w:t>
-            </w:r>
-            <w:r>
-              <w:lastRenderedPageBreak/>
-              <w:t>required fields → submit → confirmation) and ≤ 5 min, verified in usability testing.</w:t>
+              <w:t>Submission completes in ≤ 5 steps (enter info → select category → complete required fields → submit → confirmation) and ≤ 5 min, verified in usability testing.</w:t>
             </w:r>
           </w:p>
         </w:tc>
@@ -6785,7 +7801,6 @@
           </w:tcPr>
           <w:p>
             <w:r>
-              <w:lastRenderedPageBreak/>
               <w:t>Should</w:t>
             </w:r>
           </w:p>
@@ -6808,6 +7823,7 @@
           </w:tcPr>
           <w:p>
             <w:r>
+              <w:lastRenderedPageBreak/>
               <w:t>NFR-002</w:t>
             </w:r>
           </w:p>
@@ -6994,7 +8010,6 @@
           </w:tcPr>
           <w:p>
             <w:r>
-              <w:lastRenderedPageBreak/>
               <w:t>NFR-005</w:t>
             </w:r>
           </w:p>
@@ -7077,7 +8092,11 @@
           </w:tcPr>
           <w:p>
             <w:r>
-              <w:t>Security / RBAC: every action authorised by role.</w:t>
+              <w:t xml:space="preserve">Security / RBAC: every </w:t>
+            </w:r>
+            <w:r>
+              <w:lastRenderedPageBreak/>
+              <w:t>action authorised by role.</w:t>
             </w:r>
           </w:p>
         </w:tc>
@@ -7087,7 +8106,12 @@
           </w:tcPr>
           <w:p>
             <w:r>
-              <w:t>Unauthorised access denied (supports FR-008/014/020)</w:t>
+              <w:lastRenderedPageBreak/>
+              <w:t xml:space="preserve">Unauthorised access denied </w:t>
+            </w:r>
+            <w:r>
+              <w:lastRenderedPageBreak/>
+              <w:t>(supports FR-008/014/020)</w:t>
             </w:r>
           </w:p>
         </w:tc>
@@ -7097,6 +8121,7 @@
           </w:tcPr>
           <w:p>
             <w:r>
+              <w:lastRenderedPageBreak/>
               <w:t>Must</w:t>
             </w:r>
           </w:p>
@@ -7275,11 +8300,7 @@
           </w:tcPr>
           <w:p>
             <w:r>
-              <w:t xml:space="preserve">Cost sustainability: run within free/low-cost </w:t>
-            </w:r>
-            <w:r>
-              <w:lastRenderedPageBreak/>
-              <w:t>tiers where practical.</w:t>
+              <w:t>Cost sustainability: run within free/low-cost tiers where practical.</w:t>
             </w:r>
           </w:p>
         </w:tc>
@@ -7289,7 +8310,6 @@
           </w:tcPr>
           <w:p>
             <w:r>
-              <w:lastRenderedPageBreak/>
               <w:t>Runs within free/low-cost tiers; cost documented</w:t>
             </w:r>
           </w:p>
@@ -7320,11 +8340,11 @@
       <w:pPr>
         <w:pStyle w:val="Heading2"/>
       </w:pPr>
-      <w:bookmarkStart w:id="18" w:name="_Toc239883029"/>
+      <w:bookmarkStart w:id="27" w:name="_Toc239884373"/>
       <w:r>
         <w:t>Legend:</w:t>
       </w:r>
-      <w:bookmarkEnd w:id="18"/>
+      <w:bookmarkEnd w:id="27"/>
     </w:p>
     <w:p>
       <w:r>
@@ -7349,6 +8369,7 @@
     </w:p>
     <w:p>
       <w:r>
+        <w:lastRenderedPageBreak/>
         <w:t>Priority (MoSCoW): Must = required for baseline, Should = important/not vital, Could = desirable, Won't = out of scope this release</w:t>
       </w:r>
     </w:p>
@@ -7356,7 +8377,7 @@
       <w:r>
         <w:t xml:space="preserve">Status: Baseline candidate = proposed for M1 sign-off, Baselined = approved &amp; under change control, Candidate/may defer = </w:t>
       </w:r>
-      <w:bookmarkEnd w:id="16"/>
+      <w:bookmarkEnd w:id="26"/>
       <w:r>
         <w:t>can be decided on later as more evidence is produced or could be removed all together.</w:t>
       </w:r>
@@ -7365,11 +8386,11 @@
       <w:pPr>
         <w:pStyle w:val="Heading1"/>
       </w:pPr>
-      <w:bookmarkStart w:id="19" w:name="_Toc239883030"/>
+      <w:bookmarkStart w:id="28" w:name="_Toc239884374"/>
       <w:r>
         <w:t>Technical Constraints and Assumptions</w:t>
       </w:r>
-      <w:bookmarkEnd w:id="19"/>
+      <w:bookmarkEnd w:id="28"/>
     </w:p>
     <w:p>
       <w:pPr>
@@ -7408,14 +8429,14 @@
           <w:szCs w:val="22"/>
         </w:rPr>
       </w:pPr>
-      <w:bookmarkStart w:id="20" w:name="_Toc239883031"/>
+      <w:bookmarkStart w:id="29" w:name="_Toc239884375"/>
       <w:r>
         <w:rPr>
           <w:szCs w:val="24"/>
         </w:rPr>
         <w:t>Initial Architecture Strategy</w:t>
       </w:r>
-      <w:bookmarkEnd w:id="20"/>
+      <w:bookmarkEnd w:id="29"/>
     </w:p>
     <w:p>
       <w:pPr>
@@ -7436,7 +8457,6 @@
         <w:pStyle w:val="NormalWeb"/>
       </w:pPr>
       <w:r>
-        <w:lastRenderedPageBreak/>
         <w:t>The architecture is directional at M1. Backend framework, database technology, API style, authentication and deployment decisions will be confirmed during M2 following further analysis.</w:t>
       </w:r>
     </w:p>
@@ -7444,11 +8464,12 @@
       <w:pPr>
         <w:pStyle w:val="Heading2"/>
       </w:pPr>
-      <w:bookmarkStart w:id="21" w:name="_Toc239883032"/>
+      <w:bookmarkStart w:id="30" w:name="_Toc239884376"/>
       <w:r>
+        <w:lastRenderedPageBreak/>
         <w:t>Engineering Decision Log</w:t>
       </w:r>
-      <w:bookmarkEnd w:id="21"/>
+      <w:bookmarkEnd w:id="30"/>
     </w:p>
     <w:tbl>
       <w:tblPr>
@@ -7778,11 +8799,11 @@
       <w:pPr>
         <w:pStyle w:val="Heading2"/>
       </w:pPr>
-      <w:bookmarkStart w:id="22" w:name="_Toc239883033"/>
+      <w:bookmarkStart w:id="31" w:name="_Toc239884377"/>
       <w:r>
         <w:t>Technical Constraints</w:t>
       </w:r>
-      <w:bookmarkEnd w:id="22"/>
+      <w:bookmarkEnd w:id="31"/>
     </w:p>
     <w:tbl>
       <w:tblPr>
@@ -7929,46 +8950,1527 @@
       <w:pPr>
         <w:pStyle w:val="Heading1"/>
       </w:pPr>
-      <w:bookmarkStart w:id="23" w:name="_Toc239883034"/>
+      <w:bookmarkStart w:id="32" w:name="_Toc239884378"/>
       <w:r>
+        <w:lastRenderedPageBreak/>
         <w:t>Risk</w:t>
       </w:r>
-      <w:bookmarkEnd w:id="23"/>
+      <w:bookmarkEnd w:id="32"/>
     </w:p>
+    <w:tbl>
+      <w:tblPr>
+        <w:tblStyle w:val="TableGrid"/>
+        <w:tblpPr w:leftFromText="180" w:rightFromText="180" w:vertAnchor="text" w:tblpXSpec="center" w:tblpY="1"/>
+        <w:tblOverlap w:val="never"/>
+        <w:tblW w:w="10100" w:type="dxa"/>
+        <w:tblLook w:val="04A0" w:firstRow="1" w:lastRow="0" w:firstColumn="1" w:lastColumn="0" w:noHBand="0" w:noVBand="1"/>
+      </w:tblPr>
+      <w:tblGrid>
+        <w:gridCol w:w="763"/>
+        <w:gridCol w:w="2199"/>
+        <w:gridCol w:w="1283"/>
+        <w:gridCol w:w="1030"/>
+        <w:gridCol w:w="1123"/>
+        <w:gridCol w:w="1509"/>
+        <w:gridCol w:w="1096"/>
+        <w:gridCol w:w="1150"/>
+      </w:tblGrid>
+      <w:tr>
+        <w:trPr>
+          <w:cantSplit/>
+          <w:tblHeader/>
+        </w:trPr>
+        <w:tc>
+          <w:tcPr>
+            <w:tcW w:w="567" w:type="dxa"/>
+            <w:vAlign w:val="center"/>
+          </w:tcPr>
+          <w:p>
+            <w:r>
+              <w:t>Risk ID</w:t>
+            </w:r>
+          </w:p>
+        </w:tc>
+        <w:tc>
+          <w:tcPr>
+            <w:tcW w:w="2213" w:type="dxa"/>
+            <w:vAlign w:val="center"/>
+          </w:tcPr>
+          <w:p>
+            <w:r>
+              <w:t>Description &amp; Cause</w:t>
+            </w:r>
+          </w:p>
+        </w:tc>
+        <w:tc>
+          <w:tcPr>
+            <w:tcW w:w="1283" w:type="dxa"/>
+            <w:vAlign w:val="center"/>
+          </w:tcPr>
+          <w:p>
+            <w:r>
+              <w:t>Probability</w:t>
+            </w:r>
+          </w:p>
+        </w:tc>
+        <w:tc>
+          <w:tcPr>
+            <w:tcW w:w="1052" w:type="dxa"/>
+            <w:vAlign w:val="center"/>
+          </w:tcPr>
+          <w:p>
+            <w:r>
+              <w:t>Impact</w:t>
+            </w:r>
+          </w:p>
+        </w:tc>
+        <w:tc>
+          <w:tcPr>
+            <w:tcW w:w="1125" w:type="dxa"/>
+            <w:vAlign w:val="center"/>
+          </w:tcPr>
+          <w:p>
+            <w:r>
+              <w:t>Exposure / Priority</w:t>
+            </w:r>
+          </w:p>
+        </w:tc>
+        <w:tc>
+          <w:tcPr>
+            <w:tcW w:w="1549" w:type="dxa"/>
+            <w:vAlign w:val="center"/>
+          </w:tcPr>
+          <w:p>
+            <w:r>
+              <w:t>Mitigation Strategy</w:t>
+            </w:r>
+          </w:p>
+        </w:tc>
+        <w:tc>
+          <w:tcPr>
+            <w:tcW w:w="1104" w:type="dxa"/>
+            <w:vAlign w:val="center"/>
+          </w:tcPr>
+          <w:p>
+            <w:r>
+              <w:t>Owner</w:t>
+            </w:r>
+          </w:p>
+        </w:tc>
+        <w:tc>
+          <w:tcPr>
+            <w:tcW w:w="1207" w:type="dxa"/>
+            <w:vAlign w:val="center"/>
+          </w:tcPr>
+          <w:p>
+            <w:r>
+              <w:t>Status</w:t>
+            </w:r>
+          </w:p>
+        </w:tc>
+      </w:tr>
+      <w:tr>
+        <w:trPr>
+          <w:cantSplit/>
+        </w:trPr>
+        <w:tc>
+          <w:tcPr>
+            <w:tcW w:w="567" w:type="dxa"/>
+          </w:tcPr>
+          <w:p>
+            <w:pPr>
+              <w:pStyle w:val="Heading2"/>
+            </w:pPr>
+            <w:bookmarkStart w:id="33" w:name="_Toc239800795"/>
+            <w:bookmarkStart w:id="34" w:name="_Toc239884379"/>
+            <w:r>
+              <w:t>RSK-001</w:t>
+            </w:r>
+            <w:bookmarkEnd w:id="33"/>
+            <w:bookmarkEnd w:id="34"/>
+          </w:p>
+        </w:tc>
+        <w:tc>
+          <w:tcPr>
+            <w:tcW w:w="2213" w:type="dxa"/>
+          </w:tcPr>
+          <w:p>
+            <w:r>
+              <w:rPr>
+                <w:b/>
+                <w:bCs/>
+              </w:rPr>
+              <w:t>Unfamiliarity with the technology stack selected</w:t>
+            </w:r>
+            <w:r>
+              <w:t>: The framework and database must be selected under tight schedule constraints</w:t>
+            </w:r>
+          </w:p>
+        </w:tc>
+        <w:tc>
+          <w:tcPr>
+            <w:tcW w:w="1283" w:type="dxa"/>
+          </w:tcPr>
+          <w:p>
+            <w:r>
+              <w:t>Medium</w:t>
+            </w:r>
+          </w:p>
+        </w:tc>
+        <w:tc>
+          <w:tcPr>
+            <w:tcW w:w="1052" w:type="dxa"/>
+          </w:tcPr>
+          <w:p>
+            <w:r>
+              <w:t>High</w:t>
+            </w:r>
+          </w:p>
+        </w:tc>
+        <w:tc>
+          <w:tcPr>
+            <w:tcW w:w="1125" w:type="dxa"/>
+          </w:tcPr>
+          <w:p>
+            <w:r>
+              <w:t>High</w:t>
+            </w:r>
+          </w:p>
+        </w:tc>
+        <w:tc>
+          <w:tcPr>
+            <w:tcW w:w="1549" w:type="dxa"/>
+          </w:tcPr>
+          <w:p>
+            <w:r>
+              <w:t>Conduct small technical Proof-of-Concept spikes during M1 and M2 before committing</w:t>
+            </w:r>
+          </w:p>
+        </w:tc>
+        <w:tc>
+          <w:tcPr>
+            <w:tcW w:w="1104" w:type="dxa"/>
+          </w:tcPr>
+          <w:p>
+            <w:r>
+              <w:t>All team members</w:t>
+            </w:r>
+          </w:p>
+        </w:tc>
+        <w:tc>
+          <w:tcPr>
+            <w:tcW w:w="1207" w:type="dxa"/>
+          </w:tcPr>
+          <w:p>
+            <w:sdt>
+              <w:sdtPr>
+                <w:id w:val="-324212897"/>
+                <w14:checkbox>
+                  <w14:checked w14:val="1"/>
+                  <w14:checkedState w14:val="2612" w14:font="MS Gothic"/>
+                  <w14:uncheckedState w14:val="2610" w14:font="MS Gothic"/>
+                </w14:checkbox>
+              </w:sdtPr>
+              <w:sdtContent>
+                <w:r>
+                  <w:rPr>
+                    <w:rFonts w:ascii="MS Gothic" w:eastAsia="MS Gothic" w:hAnsi="MS Gothic" w:hint="eastAsia"/>
+                  </w:rPr>
+                  <w:t>☒</w:t>
+                </w:r>
+              </w:sdtContent>
+            </w:sdt>
+            <w:r>
+              <w:t>Open</w:t>
+            </w:r>
+          </w:p>
+          <w:p>
+            <w:sdt>
+              <w:sdtPr>
+                <w:id w:val="2133287621"/>
+                <w14:checkbox>
+                  <w14:checked w14:val="0"/>
+                  <w14:checkedState w14:val="2612" w14:font="MS Gothic"/>
+                  <w14:uncheckedState w14:val="2610" w14:font="MS Gothic"/>
+                </w14:checkbox>
+              </w:sdtPr>
+              <w:sdtContent>
+                <w:r>
+                  <w:rPr>
+                    <w:rFonts w:ascii="MS Gothic" w:eastAsia="MS Gothic" w:hAnsi="MS Gothic" w:hint="eastAsia"/>
+                  </w:rPr>
+                  <w:t>☐</w:t>
+                </w:r>
+              </w:sdtContent>
+            </w:sdt>
+            <w:r>
+              <w:t>Mitigated</w:t>
+            </w:r>
+          </w:p>
+          <w:p>
+            <w:sdt>
+              <w:sdtPr>
+                <w:id w:val="51043938"/>
+                <w14:checkbox>
+                  <w14:checked w14:val="0"/>
+                  <w14:checkedState w14:val="2612" w14:font="MS Gothic"/>
+                  <w14:uncheckedState w14:val="2610" w14:font="MS Gothic"/>
+                </w14:checkbox>
+              </w:sdtPr>
+              <w:sdtContent>
+                <w:r>
+                  <w:rPr>
+                    <w:rFonts w:ascii="MS Gothic" w:eastAsia="MS Gothic" w:hAnsi="MS Gothic" w:hint="eastAsia"/>
+                  </w:rPr>
+                  <w:t>☐</w:t>
+                </w:r>
+              </w:sdtContent>
+            </w:sdt>
+            <w:r>
+              <w:t>Realised</w:t>
+            </w:r>
+            <w:r>
+              <w:fldChar w:fldCharType="begin"/>
+            </w:r>
+            <w:r>
+              <w:instrText xml:space="preserve"> =NAME </w:instrText>
+            </w:r>
+            <w:r>
+              <w:fldChar w:fldCharType="separate"/>
+            </w:r>
+            <w:r>
+              <w:fldChar w:fldCharType="end"/>
+            </w:r>
+          </w:p>
+        </w:tc>
+      </w:tr>
+      <w:tr>
+        <w:trPr>
+          <w:cantSplit/>
+        </w:trPr>
+        <w:tc>
+          <w:tcPr>
+            <w:tcW w:w="567" w:type="dxa"/>
+          </w:tcPr>
+          <w:p>
+            <w:pPr>
+              <w:pStyle w:val="Heading2"/>
+            </w:pPr>
+            <w:bookmarkStart w:id="35" w:name="_Toc239800796"/>
+            <w:bookmarkStart w:id="36" w:name="_Toc239884380"/>
+            <w:r>
+              <w:t>RSK-002</w:t>
+            </w:r>
+            <w:bookmarkEnd w:id="35"/>
+            <w:bookmarkEnd w:id="36"/>
+          </w:p>
+        </w:tc>
+        <w:tc>
+          <w:tcPr>
+            <w:tcW w:w="2213" w:type="dxa"/>
+          </w:tcPr>
+          <w:p>
+            <w:r>
+              <w:rPr>
+                <w:b/>
+                <w:bCs/>
+              </w:rPr>
+              <w:t>Merge Conflicts &amp; Baseline Desynchronisation:</w:t>
+            </w:r>
+            <w:r>
+              <w:t xml:space="preserve"> Multiple members editing shared documents or code simultaneously without coordination</w:t>
+            </w:r>
+          </w:p>
+        </w:tc>
+        <w:tc>
+          <w:tcPr>
+            <w:tcW w:w="1283" w:type="dxa"/>
+          </w:tcPr>
+          <w:p>
+            <w:r>
+              <w:t>High</w:t>
+            </w:r>
+          </w:p>
+        </w:tc>
+        <w:tc>
+          <w:tcPr>
+            <w:tcW w:w="1052" w:type="dxa"/>
+          </w:tcPr>
+          <w:p>
+            <w:r>
+              <w:t>Medium</w:t>
+            </w:r>
+          </w:p>
+        </w:tc>
+        <w:tc>
+          <w:tcPr>
+            <w:tcW w:w="1125" w:type="dxa"/>
+          </w:tcPr>
+          <w:p>
+            <w:r>
+              <w:t>High</w:t>
+            </w:r>
+          </w:p>
+        </w:tc>
+        <w:tc>
+          <w:tcPr>
+            <w:tcW w:w="1549" w:type="dxa"/>
+          </w:tcPr>
+          <w:p>
+            <w:r>
+              <w:t>Enforce strict 24-hour pull request reviews, modularise document sections by author, and mandate two peer approvals on GitHub before merging.</w:t>
+            </w:r>
+          </w:p>
+        </w:tc>
+        <w:tc>
+          <w:tcPr>
+            <w:tcW w:w="1104" w:type="dxa"/>
+          </w:tcPr>
+          <w:p>
+            <w:r>
+              <w:t>All team members</w:t>
+            </w:r>
+          </w:p>
+        </w:tc>
+        <w:tc>
+          <w:tcPr>
+            <w:tcW w:w="1207" w:type="dxa"/>
+          </w:tcPr>
+          <w:p>
+            <w:sdt>
+              <w:sdtPr>
+                <w:id w:val="2030216631"/>
+                <w14:checkbox>
+                  <w14:checked w14:val="0"/>
+                  <w14:checkedState w14:val="2612" w14:font="MS Gothic"/>
+                  <w14:uncheckedState w14:val="2610" w14:font="MS Gothic"/>
+                </w14:checkbox>
+              </w:sdtPr>
+              <w:sdtContent>
+                <w:r>
+                  <w:rPr>
+                    <w:rFonts w:ascii="MS Gothic" w:eastAsia="MS Gothic" w:hAnsi="MS Gothic" w:hint="eastAsia"/>
+                  </w:rPr>
+                  <w:t>☐</w:t>
+                </w:r>
+              </w:sdtContent>
+            </w:sdt>
+            <w:r>
+              <w:t>Open</w:t>
+            </w:r>
+          </w:p>
+          <w:p>
+            <w:sdt>
+              <w:sdtPr>
+                <w:id w:val="-1339923993"/>
+                <w14:checkbox>
+                  <w14:checked w14:val="1"/>
+                  <w14:checkedState w14:val="2612" w14:font="MS Gothic"/>
+                  <w14:uncheckedState w14:val="2610" w14:font="MS Gothic"/>
+                </w14:checkbox>
+              </w:sdtPr>
+              <w:sdtContent>
+                <w:r>
+                  <w:rPr>
+                    <w:rFonts w:ascii="MS Gothic" w:eastAsia="MS Gothic" w:hAnsi="MS Gothic" w:hint="eastAsia"/>
+                  </w:rPr>
+                  <w:t>☒</w:t>
+                </w:r>
+              </w:sdtContent>
+            </w:sdt>
+            <w:r>
+              <w:t>Mitigated</w:t>
+            </w:r>
+          </w:p>
+          <w:p>
+            <w:sdt>
+              <w:sdtPr>
+                <w:id w:val="820323020"/>
+                <w14:checkbox>
+                  <w14:checked w14:val="0"/>
+                  <w14:checkedState w14:val="2612" w14:font="MS Gothic"/>
+                  <w14:uncheckedState w14:val="2610" w14:font="MS Gothic"/>
+                </w14:checkbox>
+              </w:sdtPr>
+              <w:sdtContent>
+                <w:r>
+                  <w:rPr>
+                    <w:rFonts w:ascii="MS Gothic" w:eastAsia="MS Gothic" w:hAnsi="MS Gothic" w:hint="eastAsia"/>
+                  </w:rPr>
+                  <w:t>☐</w:t>
+                </w:r>
+              </w:sdtContent>
+            </w:sdt>
+            <w:r>
+              <w:t>Realised</w:t>
+            </w:r>
+            <w:r>
+              <w:fldChar w:fldCharType="begin"/>
+            </w:r>
+            <w:r>
+              <w:instrText xml:space="preserve"> =NAME </w:instrText>
+            </w:r>
+            <w:r>
+              <w:fldChar w:fldCharType="separate"/>
+            </w:r>
+            <w:r>
+              <w:fldChar w:fldCharType="end"/>
+            </w:r>
+          </w:p>
+        </w:tc>
+      </w:tr>
+      <w:tr>
+        <w:trPr>
+          <w:cantSplit/>
+        </w:trPr>
+        <w:tc>
+          <w:tcPr>
+            <w:tcW w:w="567" w:type="dxa"/>
+          </w:tcPr>
+          <w:p>
+            <w:pPr>
+              <w:pStyle w:val="Heading2"/>
+            </w:pPr>
+            <w:bookmarkStart w:id="37" w:name="_Toc239800797"/>
+            <w:bookmarkStart w:id="38" w:name="_Toc239884381"/>
+            <w:r>
+              <w:t>RSK-003</w:t>
+            </w:r>
+            <w:bookmarkEnd w:id="37"/>
+            <w:bookmarkEnd w:id="38"/>
+          </w:p>
+        </w:tc>
+        <w:tc>
+          <w:tcPr>
+            <w:tcW w:w="2213" w:type="dxa"/>
+          </w:tcPr>
+          <w:p>
+            <w:pPr>
+              <w:rPr>
+                <w:rFonts w:cs="Times New Roman"/>
+                <w:lang w:eastAsia="en-ZA"/>
+              </w:rPr>
+            </w:pPr>
+            <w:r>
+              <w:rPr>
+                <w:b/>
+                <w:bCs/>
+                <w:lang w:eastAsia="en-ZA"/>
+              </w:rPr>
+              <w:t>Scope Creep vs. Fixed Delivery Schedule:</w:t>
+            </w:r>
+            <w:r>
+              <w:rPr>
+                <w:lang w:eastAsia="en-ZA"/>
+              </w:rPr>
+              <w:t xml:space="preserve"> </w:t>
+            </w:r>
+            <w:r>
+              <w:rPr>
+                <w:lang w:eastAsia="en-ZA"/>
+              </w:rPr>
+              <w:lastRenderedPageBreak/>
+              <w:t>Attempting to build overly complex custom features beyond the minimum</w:t>
+            </w:r>
+            <w:r>
+              <w:rPr>
+                <w:lang w:eastAsia="en-ZA"/>
+              </w:rPr>
+              <w:t xml:space="preserve"> </w:t>
+            </w:r>
+            <w:r>
+              <w:rPr>
+                <w:lang w:eastAsia="en-ZA"/>
+              </w:rPr>
+              <w:t>capabilities</w:t>
+            </w:r>
+          </w:p>
+        </w:tc>
+        <w:tc>
+          <w:tcPr>
+            <w:tcW w:w="1283" w:type="dxa"/>
+          </w:tcPr>
+          <w:p>
+            <w:r>
+              <w:lastRenderedPageBreak/>
+              <w:t>Medium</w:t>
+            </w:r>
+          </w:p>
+        </w:tc>
+        <w:tc>
+          <w:tcPr>
+            <w:tcW w:w="1052" w:type="dxa"/>
+          </w:tcPr>
+          <w:p>
+            <w:r>
+              <w:t>High</w:t>
+            </w:r>
+          </w:p>
+          <w:p/>
+        </w:tc>
+        <w:tc>
+          <w:tcPr>
+            <w:tcW w:w="1125" w:type="dxa"/>
+          </w:tcPr>
+          <w:p>
+            <w:r>
+              <w:t>High</w:t>
+            </w:r>
+          </w:p>
+        </w:tc>
+        <w:tc>
+          <w:tcPr>
+            <w:tcW w:w="1549" w:type="dxa"/>
+          </w:tcPr>
+          <w:p>
+            <w:r>
+              <w:t xml:space="preserve">Strictly baseline core requirements </w:t>
+            </w:r>
+            <w:r>
+              <w:lastRenderedPageBreak/>
+              <w:t>in M1 and enforce formal Change Request &amp; Impact Analysis procedures for any requested scope additions.</w:t>
+            </w:r>
+          </w:p>
+        </w:tc>
+        <w:tc>
+          <w:tcPr>
+            <w:tcW w:w="1104" w:type="dxa"/>
+          </w:tcPr>
+          <w:p>
+            <w:r>
+              <w:lastRenderedPageBreak/>
+              <w:t>All team members</w:t>
+            </w:r>
+          </w:p>
+        </w:tc>
+        <w:tc>
+          <w:tcPr>
+            <w:tcW w:w="1207" w:type="dxa"/>
+          </w:tcPr>
+          <w:p>
+            <w:sdt>
+              <w:sdtPr>
+                <w:id w:val="-365373089"/>
+                <w14:checkbox>
+                  <w14:checked w14:val="1"/>
+                  <w14:checkedState w14:val="2612" w14:font="MS Gothic"/>
+                  <w14:uncheckedState w14:val="2610" w14:font="MS Gothic"/>
+                </w14:checkbox>
+              </w:sdtPr>
+              <w:sdtContent>
+                <w:r>
+                  <w:rPr>
+                    <w:rFonts w:ascii="MS Gothic" w:eastAsia="MS Gothic" w:hAnsi="MS Gothic" w:hint="eastAsia"/>
+                  </w:rPr>
+                  <w:t>☒</w:t>
+                </w:r>
+              </w:sdtContent>
+            </w:sdt>
+            <w:r>
+              <w:t>Open</w:t>
+            </w:r>
+          </w:p>
+          <w:p>
+            <w:sdt>
+              <w:sdtPr>
+                <w:id w:val="-2002109357"/>
+                <w14:checkbox>
+                  <w14:checked w14:val="0"/>
+                  <w14:checkedState w14:val="2612" w14:font="MS Gothic"/>
+                  <w14:uncheckedState w14:val="2610" w14:font="MS Gothic"/>
+                </w14:checkbox>
+              </w:sdtPr>
+              <w:sdtContent>
+                <w:r>
+                  <w:rPr>
+                    <w:rFonts w:ascii="MS Gothic" w:eastAsia="MS Gothic" w:hAnsi="MS Gothic" w:hint="eastAsia"/>
+                    <w:lang w:val="en-US"/>
+                  </w:rPr>
+                  <w:t>☐</w:t>
+                </w:r>
+              </w:sdtContent>
+            </w:sdt>
+            <w:r>
+              <w:t>Mitigated</w:t>
+            </w:r>
+          </w:p>
+          <w:p>
+            <w:sdt>
+              <w:sdtPr>
+                <w:id w:val="-2001184468"/>
+                <w14:checkbox>
+                  <w14:checked w14:val="0"/>
+                  <w14:checkedState w14:val="2612" w14:font="MS Gothic"/>
+                  <w14:uncheckedState w14:val="2610" w14:font="MS Gothic"/>
+                </w14:checkbox>
+              </w:sdtPr>
+              <w:sdtContent>
+                <w:r>
+                  <w:rPr>
+                    <w:rFonts w:ascii="MS Gothic" w:eastAsia="MS Gothic" w:hAnsi="MS Gothic" w:hint="eastAsia"/>
+                    <w:lang w:val="en-US"/>
+                  </w:rPr>
+                  <w:t>☐</w:t>
+                </w:r>
+              </w:sdtContent>
+            </w:sdt>
+            <w:r>
+              <w:t>Realised</w:t>
+            </w:r>
+            <w:r>
+              <w:fldChar w:fldCharType="begin"/>
+            </w:r>
+            <w:r>
+              <w:instrText xml:space="preserve"> =NAME </w:instrText>
+            </w:r>
+            <w:r>
+              <w:fldChar w:fldCharType="separate"/>
+            </w:r>
+            <w:r>
+              <w:fldChar w:fldCharType="end"/>
+            </w:r>
+          </w:p>
+        </w:tc>
+      </w:tr>
+      <w:tr>
+        <w:trPr>
+          <w:cantSplit/>
+        </w:trPr>
+        <w:tc>
+          <w:tcPr>
+            <w:tcW w:w="567" w:type="dxa"/>
+          </w:tcPr>
+          <w:p>
+            <w:pPr>
+              <w:pStyle w:val="Heading2"/>
+            </w:pPr>
+            <w:bookmarkStart w:id="39" w:name="_Toc239800798"/>
+            <w:bookmarkStart w:id="40" w:name="_Toc239884382"/>
+            <w:r>
+              <w:lastRenderedPageBreak/>
+              <w:t>RSK-004</w:t>
+            </w:r>
+            <w:bookmarkEnd w:id="39"/>
+            <w:bookmarkEnd w:id="40"/>
+          </w:p>
+        </w:tc>
+        <w:tc>
+          <w:tcPr>
+            <w:tcW w:w="2213" w:type="dxa"/>
+          </w:tcPr>
+          <w:p>
+            <w:pPr>
+              <w:rPr>
+                <w:rFonts w:ascii="Arial" w:eastAsia="Times New Roman" w:hAnsi="Arial" w:cs="Arial"/>
+                <w:b/>
+                <w:bCs/>
+                <w:kern w:val="0"/>
+                <w:lang w:eastAsia="en-ZA"/>
+                <w14:ligatures w14:val="none"/>
+              </w:rPr>
+            </w:pPr>
+            <w:r>
+              <w:rPr>
+                <w:b/>
+                <w:bCs/>
+              </w:rPr>
+              <w:t>Unverified AI Code/Content Generation:</w:t>
+            </w:r>
+            <w:r>
+              <w:t xml:space="preserve"> AI generates subtle logical flaws, non-functional code, or incorrect architectural assumptions</w:t>
+            </w:r>
+          </w:p>
+        </w:tc>
+        <w:tc>
+          <w:tcPr>
+            <w:tcW w:w="1283" w:type="dxa"/>
+          </w:tcPr>
+          <w:p>
+            <w:r>
+              <w:t>Medium</w:t>
+            </w:r>
+          </w:p>
+        </w:tc>
+        <w:tc>
+          <w:tcPr>
+            <w:tcW w:w="1052" w:type="dxa"/>
+          </w:tcPr>
+          <w:p>
+            <w:r>
+              <w:t>High</w:t>
+            </w:r>
+          </w:p>
+        </w:tc>
+        <w:tc>
+          <w:tcPr>
+            <w:tcW w:w="1125" w:type="dxa"/>
+          </w:tcPr>
+          <w:p>
+            <w:r>
+              <w:t>High</w:t>
+            </w:r>
+          </w:p>
+        </w:tc>
+        <w:tc>
+          <w:tcPr>
+            <w:tcW w:w="1549" w:type="dxa"/>
+          </w:tcPr>
+          <w:p>
+            <w:r>
+              <w:t>Mandate independent human verification for every AI output and log all prompts, reviews, and decisions in the AI Usage Register.</w:t>
+            </w:r>
+          </w:p>
+        </w:tc>
+        <w:tc>
+          <w:tcPr>
+            <w:tcW w:w="1104" w:type="dxa"/>
+          </w:tcPr>
+          <w:p>
+            <w:r>
+              <w:t>All team members</w:t>
+            </w:r>
+          </w:p>
+        </w:tc>
+        <w:tc>
+          <w:tcPr>
+            <w:tcW w:w="1207" w:type="dxa"/>
+          </w:tcPr>
+          <w:p>
+            <w:sdt>
+              <w:sdtPr>
+                <w:id w:val="2024974692"/>
+                <w14:checkbox>
+                  <w14:checked w14:val="0"/>
+                  <w14:checkedState w14:val="2612" w14:font="MS Gothic"/>
+                  <w14:uncheckedState w14:val="2610" w14:font="MS Gothic"/>
+                </w14:checkbox>
+              </w:sdtPr>
+              <w:sdtContent>
+                <w:r>
+                  <w:rPr>
+                    <w:rFonts w:ascii="MS Gothic" w:eastAsia="MS Gothic" w:hAnsi="MS Gothic" w:hint="eastAsia"/>
+                  </w:rPr>
+                  <w:t>☐</w:t>
+                </w:r>
+              </w:sdtContent>
+            </w:sdt>
+            <w:r>
+              <w:t>Open</w:t>
+            </w:r>
+          </w:p>
+          <w:p>
+            <w:sdt>
+              <w:sdtPr>
+                <w:id w:val="-791516411"/>
+                <w14:checkbox>
+                  <w14:checked w14:val="1"/>
+                  <w14:checkedState w14:val="2612" w14:font="MS Gothic"/>
+                  <w14:uncheckedState w14:val="2610" w14:font="MS Gothic"/>
+                </w14:checkbox>
+              </w:sdtPr>
+              <w:sdtContent>
+                <w:r>
+                  <w:rPr>
+                    <w:rFonts w:ascii="MS Gothic" w:eastAsia="MS Gothic" w:hAnsi="MS Gothic" w:hint="eastAsia"/>
+                  </w:rPr>
+                  <w:t>☒</w:t>
+                </w:r>
+              </w:sdtContent>
+            </w:sdt>
+            <w:r>
+              <w:t>Mitigated</w:t>
+            </w:r>
+          </w:p>
+          <w:p>
+            <w:sdt>
+              <w:sdtPr>
+                <w:id w:val="13885053"/>
+                <w14:checkbox>
+                  <w14:checked w14:val="0"/>
+                  <w14:checkedState w14:val="2612" w14:font="MS Gothic"/>
+                  <w14:uncheckedState w14:val="2610" w14:font="MS Gothic"/>
+                </w14:checkbox>
+              </w:sdtPr>
+              <w:sdtContent>
+                <w:r>
+                  <w:rPr>
+                    <w:rFonts w:ascii="MS Gothic" w:eastAsia="MS Gothic" w:hAnsi="MS Gothic" w:hint="eastAsia"/>
+                  </w:rPr>
+                  <w:t>☐</w:t>
+                </w:r>
+              </w:sdtContent>
+            </w:sdt>
+            <w:r>
+              <w:t>Realised</w:t>
+            </w:r>
+            <w:r>
+              <w:fldChar w:fldCharType="begin"/>
+            </w:r>
+            <w:r>
+              <w:instrText xml:space="preserve"> =NAME </w:instrText>
+            </w:r>
+            <w:r>
+              <w:fldChar w:fldCharType="separate"/>
+            </w:r>
+            <w:r>
+              <w:fldChar w:fldCharType="end"/>
+            </w:r>
+          </w:p>
+        </w:tc>
+      </w:tr>
+      <w:tr>
+        <w:trPr>
+          <w:cantSplit/>
+        </w:trPr>
+        <w:tc>
+          <w:tcPr>
+            <w:tcW w:w="567" w:type="dxa"/>
+          </w:tcPr>
+          <w:p>
+            <w:pPr>
+              <w:pStyle w:val="Heading2"/>
+            </w:pPr>
+            <w:bookmarkStart w:id="41" w:name="_Toc239800799"/>
+            <w:bookmarkStart w:id="42" w:name="_Toc239884383"/>
+            <w:r>
+              <w:t>RSK-005</w:t>
+            </w:r>
+            <w:bookmarkEnd w:id="41"/>
+            <w:bookmarkEnd w:id="42"/>
+          </w:p>
+        </w:tc>
+        <w:tc>
+          <w:tcPr>
+            <w:tcW w:w="2213" w:type="dxa"/>
+          </w:tcPr>
+          <w:p>
+            <w:pPr>
+              <w:rPr>
+                <w:b/>
+                <w:bCs/>
+              </w:rPr>
+            </w:pPr>
+            <w:r>
+              <w:rPr>
+                <w:b/>
+                <w:bCs/>
+              </w:rPr>
+              <w:t>Exposure of Secrets or Credentials:</w:t>
+            </w:r>
+            <w:r>
+              <w:t xml:space="preserve"> API keys, database connection strings, </w:t>
+            </w:r>
+            <w:r>
+              <w:lastRenderedPageBreak/>
+              <w:t>or passwords accidentally committed to the public GitHub repository.</w:t>
+            </w:r>
+          </w:p>
+        </w:tc>
+        <w:tc>
+          <w:tcPr>
+            <w:tcW w:w="1283" w:type="dxa"/>
+          </w:tcPr>
+          <w:p>
+            <w:r>
+              <w:lastRenderedPageBreak/>
+              <w:t>Low</w:t>
+            </w:r>
+          </w:p>
+        </w:tc>
+        <w:tc>
+          <w:tcPr>
+            <w:tcW w:w="1052" w:type="dxa"/>
+          </w:tcPr>
+          <w:p>
+            <w:r>
+              <w:t>High</w:t>
+            </w:r>
+          </w:p>
+        </w:tc>
+        <w:tc>
+          <w:tcPr>
+            <w:tcW w:w="1125" w:type="dxa"/>
+          </w:tcPr>
+          <w:p>
+            <w:r>
+              <w:t>Medium</w:t>
+            </w:r>
+          </w:p>
+        </w:tc>
+        <w:tc>
+          <w:tcPr>
+            <w:tcW w:w="1549" w:type="dxa"/>
+          </w:tcPr>
+          <w:p>
+            <w:r>
+              <w:t xml:space="preserve">Configure </w:t>
+            </w:r>
+            <w:r>
+              <w:rPr>
+                <w:rStyle w:val="HTMLCode"/>
+                <w:rFonts w:eastAsiaTheme="minorHAnsi"/>
+              </w:rPr>
+              <w:t>.</w:t>
+            </w:r>
+            <w:proofErr w:type="spellStart"/>
+            <w:r>
+              <w:rPr>
+                <w:rStyle w:val="HTMLCode"/>
+                <w:rFonts w:eastAsiaTheme="minorHAnsi"/>
+              </w:rPr>
+              <w:t>gitignore</w:t>
+            </w:r>
+            <w:proofErr w:type="spellEnd"/>
+            <w:r>
+              <w:t xml:space="preserve"> from day one, use environment variables,  </w:t>
+            </w:r>
+            <w:r>
+              <w:lastRenderedPageBreak/>
+              <w:t>and run automated secret-scanning pre-commit checks.</w:t>
+            </w:r>
+          </w:p>
+        </w:tc>
+        <w:tc>
+          <w:tcPr>
+            <w:tcW w:w="1104" w:type="dxa"/>
+          </w:tcPr>
+          <w:p>
+            <w:r>
+              <w:lastRenderedPageBreak/>
+              <w:t>All team members</w:t>
+            </w:r>
+          </w:p>
+        </w:tc>
+        <w:tc>
+          <w:tcPr>
+            <w:tcW w:w="1207" w:type="dxa"/>
+          </w:tcPr>
+          <w:p>
+            <w:sdt>
+              <w:sdtPr>
+                <w:id w:val="1905251714"/>
+                <w14:checkbox>
+                  <w14:checked w14:val="0"/>
+                  <w14:checkedState w14:val="2612" w14:font="MS Gothic"/>
+                  <w14:uncheckedState w14:val="2610" w14:font="MS Gothic"/>
+                </w14:checkbox>
+              </w:sdtPr>
+              <w:sdtContent>
+                <w:r>
+                  <w:rPr>
+                    <w:rFonts w:ascii="MS Gothic" w:eastAsia="MS Gothic" w:hAnsi="MS Gothic" w:hint="eastAsia"/>
+                  </w:rPr>
+                  <w:t>☐</w:t>
+                </w:r>
+              </w:sdtContent>
+            </w:sdt>
+            <w:r>
+              <w:t>Open</w:t>
+            </w:r>
+          </w:p>
+          <w:p>
+            <w:sdt>
+              <w:sdtPr>
+                <w:id w:val="864789870"/>
+                <w14:checkbox>
+                  <w14:checked w14:val="1"/>
+                  <w14:checkedState w14:val="2612" w14:font="MS Gothic"/>
+                  <w14:uncheckedState w14:val="2610" w14:font="MS Gothic"/>
+                </w14:checkbox>
+              </w:sdtPr>
+              <w:sdtContent>
+                <w:r>
+                  <w:rPr>
+                    <w:rFonts w:ascii="MS Gothic" w:eastAsia="MS Gothic" w:hAnsi="MS Gothic" w:hint="eastAsia"/>
+                  </w:rPr>
+                  <w:t>☒</w:t>
+                </w:r>
+              </w:sdtContent>
+            </w:sdt>
+            <w:r>
+              <w:t>Mitigated</w:t>
+            </w:r>
+          </w:p>
+          <w:p>
+            <w:sdt>
+              <w:sdtPr>
+                <w:id w:val="-950933924"/>
+                <w14:checkbox>
+                  <w14:checked w14:val="0"/>
+                  <w14:checkedState w14:val="2612" w14:font="MS Gothic"/>
+                  <w14:uncheckedState w14:val="2610" w14:font="MS Gothic"/>
+                </w14:checkbox>
+              </w:sdtPr>
+              <w:sdtContent>
+                <w:r>
+                  <w:rPr>
+                    <w:rFonts w:ascii="MS Gothic" w:eastAsia="MS Gothic" w:hAnsi="MS Gothic" w:hint="eastAsia"/>
+                  </w:rPr>
+                  <w:t>☐</w:t>
+                </w:r>
+              </w:sdtContent>
+            </w:sdt>
+            <w:r>
+              <w:t>Realised</w:t>
+            </w:r>
+            <w:r>
+              <w:fldChar w:fldCharType="begin"/>
+            </w:r>
+            <w:r>
+              <w:instrText xml:space="preserve"> =NAME </w:instrText>
+            </w:r>
+            <w:r>
+              <w:fldChar w:fldCharType="separate"/>
+            </w:r>
+            <w:r>
+              <w:fldChar w:fldCharType="end"/>
+            </w:r>
+          </w:p>
+        </w:tc>
+      </w:tr>
+      <w:tr>
+        <w:trPr>
+          <w:cantSplit/>
+        </w:trPr>
+        <w:tc>
+          <w:tcPr>
+            <w:tcW w:w="567" w:type="dxa"/>
+          </w:tcPr>
+          <w:p>
+            <w:pPr>
+              <w:pStyle w:val="Heading2"/>
+            </w:pPr>
+            <w:bookmarkStart w:id="43" w:name="_Toc239800800"/>
+            <w:bookmarkStart w:id="44" w:name="_Toc239884384"/>
+            <w:r>
+              <w:lastRenderedPageBreak/>
+              <w:t>RSK-006</w:t>
+            </w:r>
+            <w:bookmarkEnd w:id="43"/>
+            <w:bookmarkEnd w:id="44"/>
+          </w:p>
+        </w:tc>
+        <w:tc>
+          <w:tcPr>
+            <w:tcW w:w="2213" w:type="dxa"/>
+          </w:tcPr>
+          <w:p>
+            <w:pPr>
+              <w:rPr>
+                <w:b/>
+                <w:bCs/>
+              </w:rPr>
+            </w:pPr>
+            <w:r>
+              <w:rPr>
+                <w:b/>
+                <w:bCs/>
+              </w:rPr>
+              <w:t>Inconsistent Environment:</w:t>
+            </w:r>
+            <w:r>
+              <w:t xml:space="preserve"> Code runs correctly on a developer's local machine but fails in Staging or Production environments due to configuration drift.</w:t>
+            </w:r>
+          </w:p>
+        </w:tc>
+        <w:tc>
+          <w:tcPr>
+            <w:tcW w:w="1283" w:type="dxa"/>
+          </w:tcPr>
+          <w:p>
+            <w:r>
+              <w:t>Medium</w:t>
+            </w:r>
+          </w:p>
+        </w:tc>
+        <w:tc>
+          <w:tcPr>
+            <w:tcW w:w="1052" w:type="dxa"/>
+          </w:tcPr>
+          <w:p>
+            <w:r>
+              <w:t>High</w:t>
+            </w:r>
+          </w:p>
+        </w:tc>
+        <w:tc>
+          <w:tcPr>
+            <w:tcW w:w="1125" w:type="dxa"/>
+          </w:tcPr>
+          <w:p>
+            <w:r>
+              <w:t>High</w:t>
+            </w:r>
+          </w:p>
+        </w:tc>
+        <w:tc>
+          <w:tcPr>
+            <w:tcW w:w="1549" w:type="dxa"/>
+          </w:tcPr>
+          <w:p>
+            <w:r>
+              <w:t>Containerise application dependencies using Docker or maintain strict environment configuration files early in M2/M3.</w:t>
+            </w:r>
+          </w:p>
+        </w:tc>
+        <w:tc>
+          <w:tcPr>
+            <w:tcW w:w="1104" w:type="dxa"/>
+          </w:tcPr>
+          <w:p>
+            <w:r>
+              <w:t>All team members</w:t>
+            </w:r>
+          </w:p>
+        </w:tc>
+        <w:tc>
+          <w:tcPr>
+            <w:tcW w:w="1207" w:type="dxa"/>
+          </w:tcPr>
+          <w:p>
+            <w:sdt>
+              <w:sdtPr>
+                <w:id w:val="-827902978"/>
+                <w14:checkbox>
+                  <w14:checked w14:val="1"/>
+                  <w14:checkedState w14:val="2612" w14:font="MS Gothic"/>
+                  <w14:uncheckedState w14:val="2610" w14:font="MS Gothic"/>
+                </w14:checkbox>
+              </w:sdtPr>
+              <w:sdtContent>
+                <w:r>
+                  <w:rPr>
+                    <w:rFonts w:ascii="MS Gothic" w:eastAsia="MS Gothic" w:hAnsi="MS Gothic" w:hint="eastAsia"/>
+                  </w:rPr>
+                  <w:t>☒</w:t>
+                </w:r>
+              </w:sdtContent>
+            </w:sdt>
+            <w:r>
+              <w:t>Open</w:t>
+            </w:r>
+          </w:p>
+          <w:p>
+            <w:sdt>
+              <w:sdtPr>
+                <w:id w:val="-569963868"/>
+                <w14:checkbox>
+                  <w14:checked w14:val="0"/>
+                  <w14:checkedState w14:val="2612" w14:font="MS Gothic"/>
+                  <w14:uncheckedState w14:val="2610" w14:font="MS Gothic"/>
+                </w14:checkbox>
+              </w:sdtPr>
+              <w:sdtContent>
+                <w:r>
+                  <w:rPr>
+                    <w:rFonts w:ascii="MS Gothic" w:eastAsia="MS Gothic" w:hAnsi="MS Gothic" w:hint="eastAsia"/>
+                  </w:rPr>
+                  <w:t>☐</w:t>
+                </w:r>
+              </w:sdtContent>
+            </w:sdt>
+            <w:r>
+              <w:t>Mitigated</w:t>
+            </w:r>
+          </w:p>
+          <w:p>
+            <w:sdt>
+              <w:sdtPr>
+                <w:id w:val="-1826737260"/>
+                <w14:checkbox>
+                  <w14:checked w14:val="0"/>
+                  <w14:checkedState w14:val="2612" w14:font="MS Gothic"/>
+                  <w14:uncheckedState w14:val="2610" w14:font="MS Gothic"/>
+                </w14:checkbox>
+              </w:sdtPr>
+              <w:sdtContent>
+                <w:r>
+                  <w:rPr>
+                    <w:rFonts w:ascii="MS Gothic" w:eastAsia="MS Gothic" w:hAnsi="MS Gothic" w:hint="eastAsia"/>
+                  </w:rPr>
+                  <w:t>☐</w:t>
+                </w:r>
+              </w:sdtContent>
+            </w:sdt>
+            <w:r>
+              <w:t>Realised</w:t>
+            </w:r>
+            <w:r>
+              <w:fldChar w:fldCharType="begin"/>
+            </w:r>
+            <w:r>
+              <w:instrText xml:space="preserve"> =NAME </w:instrText>
+            </w:r>
+            <w:r>
+              <w:fldChar w:fldCharType="separate"/>
+            </w:r>
+            <w:r>
+              <w:fldChar w:fldCharType="end"/>
+            </w:r>
+          </w:p>
+        </w:tc>
+      </w:tr>
+    </w:tbl>
     <w:p/>
     <w:p>
       <w:pPr>
         <w:pStyle w:val="Heading1"/>
       </w:pPr>
-      <w:bookmarkStart w:id="24" w:name="_Toc239883035"/>
+      <w:bookmarkStart w:id="45" w:name="_Toc239884385"/>
       <w:r>
-        <w:lastRenderedPageBreak/>
-        <w:t>Process</w:t>
+        <w:t>Baseline Sign-Off</w:t>
       </w:r>
-      <w:bookmarkEnd w:id="24"/>
+      <w:bookmarkEnd w:id="45"/>
     </w:p>
-    <w:p/>
-    <w:p>
-      <w:pPr>
-        <w:pStyle w:val="Heading1"/>
-      </w:pPr>
-      <w:bookmarkStart w:id="25" w:name="_Toc239883036"/>
-      <w:r>
-        <w:t>Governance</w:t>
-      </w:r>
-      <w:bookmarkEnd w:id="25"/>
-    </w:p>
-    <w:p/>
-    <w:p>
-      <w:pPr>
-        <w:pStyle w:val="Heading1"/>
-      </w:pPr>
-      <w:bookmarkStart w:id="26" w:name="_Toc239883037"/>
-      <w:r>
-        <w:t>Baseline</w:t>
-      </w:r>
-      <w:bookmarkEnd w:id="26"/>
-    </w:p>
+    <w:tbl>
+      <w:tblPr>
+        <w:tblStyle w:val="TableGrid"/>
+        <w:tblW w:w="0" w:type="auto"/>
+        <w:tblLook w:val="04A0" w:firstRow="1" w:lastRow="0" w:firstColumn="1" w:lastColumn="0" w:noHBand="0" w:noVBand="1"/>
+      </w:tblPr>
+      <w:tblGrid>
+        <w:gridCol w:w="4508"/>
+        <w:gridCol w:w="4508"/>
+      </w:tblGrid>
+      <w:tr>
+        <w:trPr>
+          <w:cantSplit/>
+        </w:trPr>
+        <w:tc>
+          <w:tcPr>
+            <w:tcW w:w="4508" w:type="dxa"/>
+          </w:tcPr>
+          <w:p>
+            <w:r>
+              <w:rPr>
+                <w:szCs w:val="22"/>
+                <w:lang w:val="en-ZA"/>
+              </w:rPr>
+              <w:t>Project</w:t>
+            </w:r>
+          </w:p>
+        </w:tc>
+        <w:tc>
+          <w:tcPr>
+            <w:tcW w:w="4508" w:type="dxa"/>
+          </w:tcPr>
+          <w:p>
+            <w:r>
+              <w:t>CivicConnect</w:t>
+            </w:r>
+          </w:p>
+        </w:tc>
+      </w:tr>
+      <w:tr>
+        <w:trPr>
+          <w:cantSplit/>
+        </w:trPr>
+        <w:tc>
+          <w:tcPr>
+            <w:tcW w:w="4508" w:type="dxa"/>
+          </w:tcPr>
+          <w:p>
+            <w:r>
+              <w:t>Baseline Type</w:t>
+            </w:r>
+          </w:p>
+        </w:tc>
+        <w:tc>
+          <w:tcPr>
+            <w:tcW w:w="4508" w:type="dxa"/>
+          </w:tcPr>
+          <w:p>
+            <w:r>
+              <w:t>Milestone 1</w:t>
+            </w:r>
+          </w:p>
+        </w:tc>
+      </w:tr>
+      <w:tr>
+        <w:trPr>
+          <w:cantSplit/>
+        </w:trPr>
+        <w:tc>
+          <w:tcPr>
+            <w:tcW w:w="4508" w:type="dxa"/>
+          </w:tcPr>
+          <w:p>
+            <w:r>
+              <w:t>Version</w:t>
+            </w:r>
+          </w:p>
+        </w:tc>
+        <w:tc>
+          <w:tcPr>
+            <w:tcW w:w="4508" w:type="dxa"/>
+          </w:tcPr>
+          <w:p>
+            <w:r>
+              <w:t>v1.5</w:t>
+            </w:r>
+          </w:p>
+        </w:tc>
+      </w:tr>
+      <w:tr>
+        <w:trPr>
+          <w:cantSplit/>
+        </w:trPr>
+        <w:tc>
+          <w:tcPr>
+            <w:tcW w:w="4508" w:type="dxa"/>
+          </w:tcPr>
+          <w:p>
+            <w:r>
+              <w:t>Date</w:t>
+            </w:r>
+          </w:p>
+        </w:tc>
+        <w:tc>
+          <w:tcPr>
+            <w:tcW w:w="4508" w:type="dxa"/>
+          </w:tcPr>
+          <w:p>
+            <w:r>
+              <w:t>09/09/2026</w:t>
+            </w:r>
+          </w:p>
+        </w:tc>
+      </w:tr>
+      <w:tr>
+        <w:trPr>
+          <w:cantSplit/>
+        </w:trPr>
+        <w:tc>
+          <w:tcPr>
+            <w:tcW w:w="4508" w:type="dxa"/>
+          </w:tcPr>
+          <w:p>
+            <w:r>
+              <w:t>Scope Reviewed</w:t>
+            </w:r>
+          </w:p>
+        </w:tc>
+        <w:tc>
+          <w:tcPr>
+            <w:tcW w:w="4508" w:type="dxa"/>
+          </w:tcPr>
+          <w:p>
+            <w:r>
+              <w:t>Yes</w:t>
+            </w:r>
+          </w:p>
+        </w:tc>
+      </w:tr>
+      <w:tr>
+        <w:trPr>
+          <w:cantSplit/>
+        </w:trPr>
+        <w:tc>
+          <w:tcPr>
+            <w:tcW w:w="4508" w:type="dxa"/>
+          </w:tcPr>
+          <w:p>
+            <w:r>
+              <w:t xml:space="preserve">Requirements / </w:t>
+            </w:r>
+            <w:proofErr w:type="spellStart"/>
+            <w:r>
+              <w:t>Traceabilities</w:t>
+            </w:r>
+            <w:proofErr w:type="spellEnd"/>
+            <w:r>
+              <w:t xml:space="preserve"> checked</w:t>
+            </w:r>
+          </w:p>
+        </w:tc>
+        <w:tc>
+          <w:tcPr>
+            <w:tcW w:w="4508" w:type="dxa"/>
+          </w:tcPr>
+          <w:p>
+            <w:r>
+              <w:t>Yes</w:t>
+            </w:r>
+          </w:p>
+        </w:tc>
+      </w:tr>
+      <w:tr>
+        <w:trPr>
+          <w:cantSplit/>
+        </w:trPr>
+        <w:tc>
+          <w:tcPr>
+            <w:tcW w:w="4508" w:type="dxa"/>
+          </w:tcPr>
+          <w:p>
+            <w:r>
+              <w:lastRenderedPageBreak/>
+              <w:t>Risk Review Completed</w:t>
+            </w:r>
+          </w:p>
+        </w:tc>
+        <w:tc>
+          <w:tcPr>
+            <w:tcW w:w="4508" w:type="dxa"/>
+          </w:tcPr>
+          <w:p>
+            <w:r>
+              <w:t>Yes</w:t>
+            </w:r>
+          </w:p>
+        </w:tc>
+      </w:tr>
+      <w:tr>
+        <w:trPr>
+          <w:cantSplit/>
+        </w:trPr>
+        <w:tc>
+          <w:tcPr>
+            <w:tcW w:w="4508" w:type="dxa"/>
+          </w:tcPr>
+          <w:p>
+            <w:r>
+              <w:t>Repository / Governance controls checked</w:t>
+            </w:r>
+          </w:p>
+        </w:tc>
+        <w:tc>
+          <w:tcPr>
+            <w:tcW w:w="4508" w:type="dxa"/>
+          </w:tcPr>
+          <w:p>
+            <w:r>
+              <w:t>Yes</w:t>
+            </w:r>
+          </w:p>
+        </w:tc>
+      </w:tr>
+      <w:tr>
+        <w:trPr>
+          <w:cantSplit/>
+        </w:trPr>
+        <w:tc>
+          <w:tcPr>
+            <w:tcW w:w="4508" w:type="dxa"/>
+          </w:tcPr>
+          <w:p>
+            <w:r>
+              <w:t>Outcome</w:t>
+            </w:r>
+          </w:p>
+        </w:tc>
+        <w:tc>
+          <w:tcPr>
+            <w:tcW w:w="4508" w:type="dxa"/>
+          </w:tcPr>
+          <w:p>
+            <w:r>
+              <w:t>Accepted</w:t>
+            </w:r>
+          </w:p>
+        </w:tc>
+      </w:tr>
+    </w:tbl>
     <w:p/>
     <w:p>
       <w:pPr>
@@ -7978,13 +10480,14 @@
         <w:br w:type="page"/>
       </w:r>
     </w:p>
-    <w:bookmarkStart w:id="27" w:name="_Toc239883038" w:displacedByCustomXml="next"/>
+    <w:bookmarkStart w:id="46" w:name="_Toc239884386" w:displacedByCustomXml="next"/>
     <w:sdt>
       <w:sdtPr>
         <w:rPr>
           <w:rFonts w:eastAsiaTheme="minorHAnsi" w:cstheme="minorBidi"/>
           <w:sz w:val="24"/>
           <w:szCs w:val="22"/>
+          <w:u w:val="none"/>
         </w:rPr>
         <w:id w:val="-1897498560"/>
         <w:docPartObj>
@@ -8000,7 +10503,7 @@
           <w:r>
             <w:t>References</w:t>
           </w:r>
-          <w:bookmarkEnd w:id="27"/>
+          <w:bookmarkEnd w:id="46"/>
         </w:p>
         <w:sdt>
           <w:sdtPr>
@@ -8009,6 +10512,15 @@
           </w:sdtPr>
           <w:sdtContent>
             <w:p>
+              <w:pPr>
+                <w:pStyle w:val="Bibliography"/>
+                <w:rPr>
+                  <w:noProof/>
+                  <w:kern w:val="0"/>
+                  <w:szCs w:val="24"/>
+                  <w14:ligatures w14:val="none"/>
+                </w:rPr>
+              </w:pPr>
               <w:r>
                 <w:fldChar w:fldCharType="begin"/>
               </w:r>
@@ -8020,13 +10532,54 @@
               </w:r>
               <w:r>
                 <w:rPr>
-                  <w:b/>
-                  <w:bCs/>
                   <w:noProof/>
-                  <w:lang w:val="en-US"/>
                 </w:rPr>
-                <w:t>There are no sources in the current document.</w:t>
+                <w:t xml:space="preserve">Gong, Y. Y. J. a. S. X., 2020. Towards a comprehensive understanding of digital transformation in government: Analysis of flexibility and enterprise architecture.. </w:t>
               </w:r>
+              <w:r>
+                <w:rPr>
+                  <w:i/>
+                  <w:iCs/>
+                  <w:noProof/>
+                </w:rPr>
+                <w:t xml:space="preserve">Government information quarterly, </w:t>
+              </w:r>
+              <w:r>
+                <w:rPr>
+                  <w:noProof/>
+                </w:rPr>
+                <w:t>37(3), p. 101487.</w:t>
+              </w:r>
+            </w:p>
+            <w:p>
+              <w:pPr>
+                <w:pStyle w:val="Bibliography"/>
+                <w:rPr>
+                  <w:noProof/>
+                </w:rPr>
+              </w:pPr>
+              <w:r>
+                <w:rPr>
+                  <w:noProof/>
+                </w:rPr>
+                <w:t xml:space="preserve">Mergel, I. E. N. a. H. N., 2019. Defining digital transformation: Results from expert interviews.. </w:t>
+              </w:r>
+              <w:r>
+                <w:rPr>
+                  <w:i/>
+                  <w:iCs/>
+                  <w:noProof/>
+                </w:rPr>
+                <w:t xml:space="preserve">Government information quarterly, </w:t>
+              </w:r>
+              <w:r>
+                <w:rPr>
+                  <w:noProof/>
+                </w:rPr>
+                <w:t>36(4), p. 1101385.</w:t>
+              </w:r>
+            </w:p>
+            <w:p>
               <w:r>
                 <w:rPr>
                   <w:b/>
@@ -8173,6 +10726,119 @@
     </w:lvl>
   </w:abstractNum>
   <w:abstractNum w:abstractNumId="1" w15:restartNumberingAfterBreak="0">
+    <w:nsid w:val="5C4D4984"/>
+    <w:multiLevelType w:val="hybridMultilevel"/>
+    <w:tmpl w:val="3294B574"/>
+    <w:lvl w:ilvl="0" w:tplc="1C090001">
+      <w:start w:val="1"/>
+      <w:numFmt w:val="bullet"/>
+      <w:lvlText w:val=""/>
+      <w:lvlJc w:val="left"/>
+      <w:pPr>
+        <w:ind w:left="720" w:hanging="360"/>
+      </w:pPr>
+      <w:rPr>
+        <w:rFonts w:ascii="Symbol" w:hAnsi="Symbol" w:hint="default"/>
+      </w:rPr>
+    </w:lvl>
+    <w:lvl w:ilvl="1" w:tplc="1C090003" w:tentative="1">
+      <w:start w:val="1"/>
+      <w:numFmt w:val="bullet"/>
+      <w:lvlText w:val="o"/>
+      <w:lvlJc w:val="left"/>
+      <w:pPr>
+        <w:ind w:left="1440" w:hanging="360"/>
+      </w:pPr>
+      <w:rPr>
+        <w:rFonts w:ascii="Courier New" w:hAnsi="Courier New" w:cs="Courier New" w:hint="default"/>
+      </w:rPr>
+    </w:lvl>
+    <w:lvl w:ilvl="2" w:tplc="1C090005" w:tentative="1">
+      <w:start w:val="1"/>
+      <w:numFmt w:val="bullet"/>
+      <w:lvlText w:val=""/>
+      <w:lvlJc w:val="left"/>
+      <w:pPr>
+        <w:ind w:left="2160" w:hanging="360"/>
+      </w:pPr>
+      <w:rPr>
+        <w:rFonts w:ascii="Wingdings" w:hAnsi="Wingdings" w:hint="default"/>
+      </w:rPr>
+    </w:lvl>
+    <w:lvl w:ilvl="3" w:tplc="1C090001" w:tentative="1">
+      <w:start w:val="1"/>
+      <w:numFmt w:val="bullet"/>
+      <w:lvlText w:val=""/>
+      <w:lvlJc w:val="left"/>
+      <w:pPr>
+        <w:ind w:left="2880" w:hanging="360"/>
+      </w:pPr>
+      <w:rPr>
+        <w:rFonts w:ascii="Symbol" w:hAnsi="Symbol" w:hint="default"/>
+      </w:rPr>
+    </w:lvl>
+    <w:lvl w:ilvl="4" w:tplc="1C090003" w:tentative="1">
+      <w:start w:val="1"/>
+      <w:numFmt w:val="bullet"/>
+      <w:lvlText w:val="o"/>
+      <w:lvlJc w:val="left"/>
+      <w:pPr>
+        <w:ind w:left="3600" w:hanging="360"/>
+      </w:pPr>
+      <w:rPr>
+        <w:rFonts w:ascii="Courier New" w:hAnsi="Courier New" w:cs="Courier New" w:hint="default"/>
+      </w:rPr>
+    </w:lvl>
+    <w:lvl w:ilvl="5" w:tplc="1C090005" w:tentative="1">
+      <w:start w:val="1"/>
+      <w:numFmt w:val="bullet"/>
+      <w:lvlText w:val=""/>
+      <w:lvlJc w:val="left"/>
+      <w:pPr>
+        <w:ind w:left="4320" w:hanging="360"/>
+      </w:pPr>
+      <w:rPr>
+        <w:rFonts w:ascii="Wingdings" w:hAnsi="Wingdings" w:hint="default"/>
+      </w:rPr>
+    </w:lvl>
+    <w:lvl w:ilvl="6" w:tplc="1C090001" w:tentative="1">
+      <w:start w:val="1"/>
+      <w:numFmt w:val="bullet"/>
+      <w:lvlText w:val=""/>
+      <w:lvlJc w:val="left"/>
+      <w:pPr>
+        <w:ind w:left="5040" w:hanging="360"/>
+      </w:pPr>
+      <w:rPr>
+        <w:rFonts w:ascii="Symbol" w:hAnsi="Symbol" w:hint="default"/>
+      </w:rPr>
+    </w:lvl>
+    <w:lvl w:ilvl="7" w:tplc="1C090003" w:tentative="1">
+      <w:start w:val="1"/>
+      <w:numFmt w:val="bullet"/>
+      <w:lvlText w:val="o"/>
+      <w:lvlJc w:val="left"/>
+      <w:pPr>
+        <w:ind w:left="5760" w:hanging="360"/>
+      </w:pPr>
+      <w:rPr>
+        <w:rFonts w:ascii="Courier New" w:hAnsi="Courier New" w:cs="Courier New" w:hint="default"/>
+      </w:rPr>
+    </w:lvl>
+    <w:lvl w:ilvl="8" w:tplc="1C090005" w:tentative="1">
+      <w:start w:val="1"/>
+      <w:numFmt w:val="bullet"/>
+      <w:lvlText w:val=""/>
+      <w:lvlJc w:val="left"/>
+      <w:pPr>
+        <w:ind w:left="6480" w:hanging="360"/>
+      </w:pPr>
+      <w:rPr>
+        <w:rFonts w:ascii="Wingdings" w:hAnsi="Wingdings" w:hint="default"/>
+      </w:rPr>
+    </w:lvl>
+  </w:abstractNum>
+  <w:abstractNum w:abstractNumId="2" w15:restartNumberingAfterBreak="0">
     <w:nsid w:val="7F140625"/>
     <w:multiLevelType w:val="hybridMultilevel"/>
     <w:tmpl w:val="E3224926"/>
@@ -8288,6 +10954,9 @@
     <w:abstractNumId w:val="0"/>
   </w:num>
   <w:num w:numId="2" w16cid:durableId="477041688">
+    <w:abstractNumId w:val="2"/>
+  </w:num>
+  <w:num w:numId="3" w16cid:durableId="1179583226">
     <w:abstractNumId w:val="1"/>
   </w:num>
 </w:numbering>
@@ -8709,7 +11378,7 @@
     <w:link w:val="Heading1Char"/>
     <w:uiPriority w:val="9"/>
     <w:qFormat/>
-    <w:rsid w:val="00051408"/>
+    <w:rsid w:val="001E2B38"/>
     <w:pPr>
       <w:keepNext/>
       <w:keepLines/>
@@ -8719,6 +11388,7 @@
       <w:rFonts w:eastAsiaTheme="majorEastAsia" w:cstheme="majorBidi"/>
       <w:sz w:val="32"/>
       <w:szCs w:val="40"/>
+      <w:u w:val="single"/>
     </w:rPr>
   </w:style>
   <w:style w:type="paragraph" w:styleId="Heading2">
@@ -8729,7 +11399,7 @@
     <w:uiPriority w:val="9"/>
     <w:unhideWhenUsed/>
     <w:qFormat/>
-    <w:rsid w:val="00F97AE4"/>
+    <w:rsid w:val="001E2B38"/>
     <w:pPr>
       <w:outlineLvl w:val="1"/>
     </w:pPr>
@@ -8925,11 +11595,12 @@
     <w:basedOn w:val="DefaultParagraphFont"/>
     <w:link w:val="Heading2"/>
     <w:uiPriority w:val="9"/>
-    <w:rsid w:val="00F97AE4"/>
+    <w:rsid w:val="001E2B38"/>
     <w:rPr>
-      <w:rFonts w:ascii="Arial" w:eastAsiaTheme="majorEastAsia" w:hAnsi="Arial" w:cs="Arial"/>
+      <w:rFonts w:ascii="Times New Roman" w:eastAsiaTheme="majorEastAsia" w:hAnsi="Times New Roman" w:cs="Arial"/>
       <w:sz w:val="24"/>
       <w:szCs w:val="32"/>
+      <w:u w:val="single"/>
     </w:rPr>
   </w:style>
   <w:style w:type="character" w:customStyle="1" w:styleId="Heading1Char">
@@ -8937,11 +11608,12 @@
     <w:basedOn w:val="DefaultParagraphFont"/>
     <w:link w:val="Heading1"/>
     <w:uiPriority w:val="9"/>
-    <w:rsid w:val="00051408"/>
+    <w:rsid w:val="001E2B38"/>
     <w:rPr>
-      <w:rFonts w:ascii="Arial" w:eastAsiaTheme="majorEastAsia" w:hAnsi="Arial" w:cstheme="majorBidi"/>
+      <w:rFonts w:ascii="Times New Roman" w:eastAsiaTheme="majorEastAsia" w:hAnsi="Times New Roman" w:cstheme="majorBidi"/>
       <w:sz w:val="32"/>
       <w:szCs w:val="40"/>
+      <w:u w:val="single"/>
     </w:rPr>
   </w:style>
   <w:style w:type="character" w:customStyle="1" w:styleId="Heading3Char">
@@ -9440,6 +12112,27 @@
       <w:ind w:left="480"/>
     </w:pPr>
   </w:style>
+  <w:style w:type="character" w:styleId="HTMLCode">
+    <w:name w:val="HTML Code"/>
+    <w:basedOn w:val="DefaultParagraphFont"/>
+    <w:uiPriority w:val="99"/>
+    <w:semiHidden/>
+    <w:unhideWhenUsed/>
+    <w:rsid w:val="00902616"/>
+    <w:rPr>
+      <w:rFonts w:ascii="Courier New" w:eastAsia="Times New Roman" w:hAnsi="Courier New" w:cs="Courier New"/>
+      <w:sz w:val="20"/>
+      <w:szCs w:val="20"/>
+    </w:rPr>
+  </w:style>
+  <w:style w:type="paragraph" w:styleId="Bibliography">
+    <w:name w:val="Bibliography"/>
+    <w:basedOn w:val="Normal"/>
+    <w:next w:val="Normal"/>
+    <w:uiPriority w:val="37"/>
+    <w:unhideWhenUsed/>
+    <w:rsid w:val="00A01C18"/>
+  </w:style>
 </w:styles>
 </file>
 
@@ -9750,7 +12443,54 @@
 </file>
 
 <file path=customXml/item2.xml><?xml version="1.0" encoding="utf-8"?>
-<b:Sources xmlns:b="http://schemas.openxmlformats.org/officeDocument/2006/bibliography" xmlns="http://schemas.openxmlformats.org/officeDocument/2006/bibliography" SelectedStyle="\HarvardAnglia2008OfficeOnline.xsl" StyleName="Harvard - Anglia" Version="2008"/>
+<b:Sources xmlns:b="http://schemas.openxmlformats.org/officeDocument/2006/bibliography" xmlns="http://schemas.openxmlformats.org/officeDocument/2006/bibliography" SelectedStyle="\HarvardAnglia2008OfficeOnline.xsl" StyleName="Harvard - Anglia" Version="2008">
+  <b:Source>
+    <b:Tag>Gon20</b:Tag>
+    <b:SourceType>JournalArticle</b:SourceType>
+    <b:Guid>{0A3C65B7-702F-4E65-984C-DF112D7ABE97}</b:Guid>
+    <b:Author>
+      <b:Author>
+        <b:NameList>
+          <b:Person>
+            <b:Last>Gong</b:Last>
+            <b:First>Y.,</b:First>
+            <b:Middle>Yang, J. and Shi, X.</b:Middle>
+          </b:Person>
+        </b:NameList>
+      </b:Author>
+    </b:Author>
+    <b:Title>Towards a comprehensive understanding of digital transformation in government: Analysis of flexibility and enterprise architecture. </b:Title>
+    <b:JournalName>Government information quarterly</b:JournalName>
+    <b:Year>2020</b:Year>
+    <b:Pages>101487</b:Pages>
+    <b:Volume>37</b:Volume>
+    <b:Issue>3</b:Issue>
+    <b:RefOrder>1</b:RefOrder>
+  </b:Source>
+  <b:Source>
+    <b:Tag>Mer19</b:Tag>
+    <b:SourceType>JournalArticle</b:SourceType>
+    <b:Guid>{A903212D-CFC7-448D-9C51-874BDDD4EA7B}</b:Guid>
+    <b:Author>
+      <b:Author>
+        <b:NameList>
+          <b:Person>
+            <b:Last>Mergel</b:Last>
+            <b:First>I.,</b:First>
+            <b:Middle>Edelmann, N. and Haug, N.</b:Middle>
+          </b:Person>
+        </b:NameList>
+      </b:Author>
+    </b:Author>
+    <b:Title>Defining digital transformation: Results from expert interviews. </b:Title>
+    <b:JournalName>Government information quarterly</b:JournalName>
+    <b:Year>2019</b:Year>
+    <b:Pages>1101385</b:Pages>
+    <b:Volume>36</b:Volume>
+    <b:Issue>4</b:Issue>
+    <b:RefOrder>2</b:RefOrder>
+  </b:Source>
+</b:Sources>
 </file>
 
 <file path=customXml/itemProps1.xml><?xml version="1.0" encoding="utf-8"?>
@@ -9762,7 +12502,7 @@
 </file>
 
 <file path=customXml/itemProps2.xml><?xml version="1.0" encoding="utf-8"?>
-<ds:datastoreItem xmlns:ds="http://schemas.openxmlformats.org/officeDocument/2006/customXml" ds:itemID="{3680C1C8-C0F3-487B-A75D-9253521623E2}">
+<ds:datastoreItem xmlns:ds="http://schemas.openxmlformats.org/officeDocument/2006/customXml" ds:itemID="{012630A5-0597-4E86-9C7A-C3B1F6CBD606}">
   <ds:schemaRefs>
     <ds:schemaRef ds:uri="http://schemas.openxmlformats.org/officeDocument/2006/bibliography"/>
   </ds:schemaRefs>
